--- a/ProjetoCompleto_MVP_Final.docx
+++ b/ProjetoCompleto_MVP_Final.docx
@@ -1,6 +1,6 @@
 
 <file path=word/document.xml><?xml version="1.0" encoding="utf-8"?>
-<w:document xmlns:wpc="http://schemas.microsoft.com/office/word/2010/wordprocessingCanvas" xmlns:cx="http://schemas.microsoft.com/office/drawing/2014/chartex" xmlns:mc="http://schemas.openxmlformats.org/markup-compatibility/2006" xmlns:o="urn:schemas-microsoft-com:office:office" xmlns:r="http://schemas.openxmlformats.org/officeDocument/2006/relationships" xmlns:m="http://schemas.openxmlformats.org/officeDocument/2006/math" xmlns:v="urn:schemas-microsoft-com:vml" xmlns:wp14="http://schemas.microsoft.com/office/word/2010/wordprocessingDrawing" xmlns:wp="http://schemas.openxmlformats.org/drawingml/2006/wordprocessingDrawing" xmlns:w10="urn:schemas-microsoft-com:office:word" xmlns:w="http://schemas.openxmlformats.org/wordprocessingml/2006/main" xmlns:w14="http://schemas.microsoft.com/office/word/2010/wordml" xmlns:w15="http://schemas.microsoft.com/office/word/2012/wordml" xmlns:w16se="http://schemas.microsoft.com/office/word/2015/wordml/symex" xmlns:wpg="http://schemas.microsoft.com/office/word/2010/wordprocessingGroup" xmlns:wpi="http://schemas.microsoft.com/office/word/2010/wordprocessingInk" xmlns:wne="http://schemas.microsoft.com/office/word/2006/wordml" xmlns:wps="http://schemas.microsoft.com/office/word/2010/wordprocessingShape" mc:Ignorable="w14 w15 w16se wp14">
+<w:document xmlns:wpc="http://schemas.microsoft.com/office/word/2010/wordprocessingCanvas" xmlns:cx="http://schemas.microsoft.com/office/drawing/2014/chartex" xmlns:cx1="http://schemas.microsoft.com/office/drawing/2015/9/8/chartex" xmlns:cx2="http://schemas.microsoft.com/office/drawing/2015/10/21/chartex" xmlns:cx3="http://schemas.microsoft.com/office/drawing/2016/5/9/chartex" xmlns:cx4="http://schemas.microsoft.com/office/drawing/2016/5/10/chartex" xmlns:cx5="http://schemas.microsoft.com/office/drawing/2016/5/11/chartex" xmlns:cx6="http://schemas.microsoft.com/office/drawing/2016/5/12/chartex" xmlns:cx7="http://schemas.microsoft.com/office/drawing/2016/5/13/chartex" xmlns:cx8="http://schemas.microsoft.com/office/drawing/2016/5/14/chartex" xmlns:mc="http://schemas.openxmlformats.org/markup-compatibility/2006" xmlns:aink="http://schemas.microsoft.com/office/drawing/2016/ink" xmlns:am3d="http://schemas.microsoft.com/office/drawing/2017/model3d" xmlns:o="urn:schemas-microsoft-com:office:office" xmlns:oel="http://schemas.microsoft.com/office/2019/extlst" xmlns:r="http://schemas.openxmlformats.org/officeDocument/2006/relationships" xmlns:m="http://schemas.openxmlformats.org/officeDocument/2006/math" xmlns:v="urn:schemas-microsoft-com:vml" xmlns:wp14="http://schemas.microsoft.com/office/word/2010/wordprocessingDrawing" xmlns:wp="http://schemas.openxmlformats.org/drawingml/2006/wordprocessingDrawing" xmlns:w10="urn:schemas-microsoft-com:office:word" xmlns:w="http://schemas.openxmlformats.org/wordprocessingml/2006/main" xmlns:w14="http://schemas.microsoft.com/office/word/2010/wordml" xmlns:w15="http://schemas.microsoft.com/office/word/2012/wordml" xmlns:w16cex="http://schemas.microsoft.com/office/word/2018/wordml/cex" xmlns:w16cid="http://schemas.microsoft.com/office/word/2016/wordml/cid" xmlns:w16="http://schemas.microsoft.com/office/word/2018/wordml" xmlns:w16du="http://schemas.microsoft.com/office/word/2023/wordml/word16du" xmlns:w16sdtdh="http://schemas.microsoft.com/office/word/2020/wordml/sdtdatahash" xmlns:w16sdtfl="http://schemas.microsoft.com/office/word/2024/wordml/sdtformatlock" xmlns:w16se="http://schemas.microsoft.com/office/word/2015/wordml/symex" xmlns:wpg="http://schemas.microsoft.com/office/word/2010/wordprocessingGroup" xmlns:wpi="http://schemas.microsoft.com/office/word/2010/wordprocessingInk" xmlns:wne="http://schemas.microsoft.com/office/word/2006/wordml" xmlns:wps="http://schemas.microsoft.com/office/word/2010/wordprocessingShape" mc:Ignorable="w14 w15 w16se w16cid w16 w16cex w16sdtdh w16sdtfl w16du wp14">
   <w:body>
     <w:p>
       <w:pPr>
@@ -653,16 +653,8 @@
         <w:rPr>
           <w:rFonts w:ascii="Arial" w:hAnsi="Arial" w:cs="Arial"/>
         </w:rPr>
-        <w:t xml:space="preserve">Prof. Evandro Carlos </w:t>
-      </w:r>
-      <w:proofErr w:type="spellStart"/>
-      <w:r>
-        <w:rPr>
-          <w:rFonts w:ascii="Arial" w:hAnsi="Arial" w:cs="Arial"/>
-        </w:rPr>
-        <w:t>Teruel</w:t>
-      </w:r>
-      <w:proofErr w:type="spellEnd"/>
+        <w:t>Prof. Evandro Carlos Teruel</w:t>
+      </w:r>
     </w:p>
     <w:p>
       <w:pPr>
@@ -1067,16 +1059,8 @@
         <w:rPr>
           <w:rFonts w:ascii="Arial" w:hAnsi="Arial" w:cs="Arial"/>
         </w:rPr>
-        <w:t xml:space="preserve">Orientador Prof. Evandro Carlos </w:t>
-      </w:r>
-      <w:proofErr w:type="spellStart"/>
-      <w:r>
-        <w:rPr>
-          <w:rFonts w:ascii="Arial" w:hAnsi="Arial" w:cs="Arial"/>
-        </w:rPr>
-        <w:t>Teruel</w:t>
-      </w:r>
-      <w:proofErr w:type="spellEnd"/>
+        <w:t>Orientador Prof. Evandro Carlos Teruel</w:t>
+      </w:r>
     </w:p>
     <w:p>
       <w:pPr>
@@ -1145,21 +1129,7 @@
         <w:rPr>
           <w:rFonts w:ascii="Arial" w:hAnsi="Arial" w:cs="Arial"/>
         </w:rPr>
-        <w:t xml:space="preserve">O examinador do trabalho considerou </w:t>
-      </w:r>
-      <w:proofErr w:type="gramStart"/>
-      <w:r>
-        <w:rPr>
-          <w:rFonts w:ascii="Arial" w:hAnsi="Arial" w:cs="Arial"/>
-        </w:rPr>
-        <w:t>o(</w:t>
-      </w:r>
-      <w:proofErr w:type="gramEnd"/>
-      <w:r>
-        <w:rPr>
-          <w:rFonts w:ascii="Arial" w:hAnsi="Arial" w:cs="Arial"/>
-        </w:rPr>
-        <w:t>a) candidato(a): ________</w:t>
+        <w:t>O examinador do trabalho considerou o(a) candidato(a): ________</w:t>
       </w:r>
     </w:p>
     <w:p>
@@ -1561,3751 +1531,17 @@
           <w:rFonts w:ascii="Arial" w:hAnsi="Arial" w:cs="Arial"/>
           <w:sz w:val="24"/>
           <w:szCs w:val="24"/>
-        </w:rPr>
-      </w:pPr>
-      <w:proofErr w:type="spellStart"/>
-      <w:r>
-        <w:rPr>
-          <w:rFonts w:ascii="Arial" w:hAnsi="Arial" w:cs="Arial"/>
-          <w:sz w:val="24"/>
-          <w:szCs w:val="24"/>
-        </w:rPr>
-        <w:t>Many</w:t>
-      </w:r>
-      <w:proofErr w:type="spellEnd"/>
-      <w:r>
-        <w:rPr>
-          <w:rFonts w:ascii="Arial" w:hAnsi="Arial" w:cs="Arial"/>
-          <w:sz w:val="24"/>
-          <w:szCs w:val="24"/>
-        </w:rPr>
-        <w:t xml:space="preserve"> </w:t>
-      </w:r>
-      <w:proofErr w:type="spellStart"/>
-      <w:r>
-        <w:rPr>
-          <w:rFonts w:ascii="Arial" w:hAnsi="Arial" w:cs="Arial"/>
-          <w:sz w:val="24"/>
-          <w:szCs w:val="24"/>
-        </w:rPr>
-        <w:t>people</w:t>
-      </w:r>
-      <w:proofErr w:type="spellEnd"/>
-      <w:r>
-        <w:rPr>
-          <w:rFonts w:ascii="Arial" w:hAnsi="Arial" w:cs="Arial"/>
-          <w:sz w:val="24"/>
-          <w:szCs w:val="24"/>
-        </w:rPr>
-        <w:t xml:space="preserve"> </w:t>
-      </w:r>
-      <w:proofErr w:type="spellStart"/>
-      <w:r>
-        <w:rPr>
-          <w:rFonts w:ascii="Arial" w:hAnsi="Arial" w:cs="Arial"/>
-          <w:sz w:val="24"/>
-          <w:szCs w:val="24"/>
-        </w:rPr>
-        <w:t>struggle</w:t>
-      </w:r>
-      <w:proofErr w:type="spellEnd"/>
-      <w:r>
-        <w:rPr>
-          <w:rFonts w:ascii="Arial" w:hAnsi="Arial" w:cs="Arial"/>
-          <w:sz w:val="24"/>
-          <w:szCs w:val="24"/>
-        </w:rPr>
-        <w:t xml:space="preserve"> </w:t>
-      </w:r>
-      <w:proofErr w:type="spellStart"/>
-      <w:r>
-        <w:rPr>
-          <w:rFonts w:ascii="Arial" w:hAnsi="Arial" w:cs="Arial"/>
-          <w:sz w:val="24"/>
-          <w:szCs w:val="24"/>
-        </w:rPr>
-        <w:t>to</w:t>
-      </w:r>
-      <w:proofErr w:type="spellEnd"/>
-      <w:r>
-        <w:rPr>
-          <w:rFonts w:ascii="Arial" w:hAnsi="Arial" w:cs="Arial"/>
-          <w:sz w:val="24"/>
-          <w:szCs w:val="24"/>
-        </w:rPr>
-        <w:t xml:space="preserve"> </w:t>
-      </w:r>
-      <w:proofErr w:type="spellStart"/>
-      <w:r>
-        <w:rPr>
-          <w:rFonts w:ascii="Arial" w:hAnsi="Arial" w:cs="Arial"/>
-          <w:sz w:val="24"/>
-          <w:szCs w:val="24"/>
-        </w:rPr>
-        <w:t>keep</w:t>
-      </w:r>
-      <w:proofErr w:type="spellEnd"/>
-      <w:r>
-        <w:rPr>
-          <w:rFonts w:ascii="Arial" w:hAnsi="Arial" w:cs="Arial"/>
-          <w:sz w:val="24"/>
-          <w:szCs w:val="24"/>
-        </w:rPr>
-        <w:t xml:space="preserve"> </w:t>
-      </w:r>
-      <w:proofErr w:type="spellStart"/>
-      <w:r>
-        <w:rPr>
-          <w:rFonts w:ascii="Arial" w:hAnsi="Arial" w:cs="Arial"/>
-          <w:sz w:val="24"/>
-          <w:szCs w:val="24"/>
-        </w:rPr>
-        <w:t>track</w:t>
-      </w:r>
-      <w:proofErr w:type="spellEnd"/>
-      <w:r>
-        <w:rPr>
-          <w:rFonts w:ascii="Arial" w:hAnsi="Arial" w:cs="Arial"/>
-          <w:sz w:val="24"/>
-          <w:szCs w:val="24"/>
-        </w:rPr>
-        <w:t xml:space="preserve"> </w:t>
-      </w:r>
-      <w:proofErr w:type="spellStart"/>
-      <w:r>
-        <w:rPr>
-          <w:rFonts w:ascii="Arial" w:hAnsi="Arial" w:cs="Arial"/>
-          <w:sz w:val="24"/>
-          <w:szCs w:val="24"/>
-        </w:rPr>
-        <w:t>of</w:t>
-      </w:r>
-      <w:proofErr w:type="spellEnd"/>
-      <w:r>
-        <w:rPr>
-          <w:rFonts w:ascii="Arial" w:hAnsi="Arial" w:cs="Arial"/>
-          <w:sz w:val="24"/>
-          <w:szCs w:val="24"/>
-        </w:rPr>
-        <w:t xml:space="preserve"> </w:t>
-      </w:r>
-      <w:proofErr w:type="spellStart"/>
-      <w:r>
-        <w:rPr>
-          <w:rFonts w:ascii="Arial" w:hAnsi="Arial" w:cs="Arial"/>
-          <w:sz w:val="24"/>
-          <w:szCs w:val="24"/>
-        </w:rPr>
-        <w:t>their</w:t>
-      </w:r>
-      <w:proofErr w:type="spellEnd"/>
-      <w:r>
-        <w:rPr>
-          <w:rFonts w:ascii="Arial" w:hAnsi="Arial" w:cs="Arial"/>
-          <w:sz w:val="24"/>
-          <w:szCs w:val="24"/>
-        </w:rPr>
-        <w:t xml:space="preserve"> </w:t>
-      </w:r>
-      <w:proofErr w:type="spellStart"/>
-      <w:r>
-        <w:rPr>
-          <w:rFonts w:ascii="Arial" w:hAnsi="Arial" w:cs="Arial"/>
-          <w:sz w:val="24"/>
-          <w:szCs w:val="24"/>
-        </w:rPr>
-        <w:t>monthly</w:t>
-      </w:r>
-      <w:proofErr w:type="spellEnd"/>
-      <w:r>
-        <w:rPr>
-          <w:rFonts w:ascii="Arial" w:hAnsi="Arial" w:cs="Arial"/>
-          <w:sz w:val="24"/>
-          <w:szCs w:val="24"/>
-        </w:rPr>
-        <w:t xml:space="preserve"> </w:t>
-      </w:r>
-      <w:proofErr w:type="spellStart"/>
-      <w:r>
-        <w:rPr>
-          <w:rFonts w:ascii="Arial" w:hAnsi="Arial" w:cs="Arial"/>
-          <w:sz w:val="24"/>
-          <w:szCs w:val="24"/>
-        </w:rPr>
-        <w:t>expenses</w:t>
-      </w:r>
-      <w:proofErr w:type="spellEnd"/>
-      <w:r>
-        <w:rPr>
-          <w:rFonts w:ascii="Arial" w:hAnsi="Arial" w:cs="Arial"/>
-          <w:sz w:val="24"/>
-          <w:szCs w:val="24"/>
-        </w:rPr>
-        <w:t xml:space="preserve">. </w:t>
-      </w:r>
-      <w:proofErr w:type="spellStart"/>
-      <w:r>
-        <w:rPr>
-          <w:rFonts w:ascii="Arial" w:hAnsi="Arial" w:cs="Arial"/>
-          <w:sz w:val="24"/>
-          <w:szCs w:val="24"/>
-        </w:rPr>
-        <w:t>Expenses</w:t>
-      </w:r>
-      <w:proofErr w:type="spellEnd"/>
-      <w:r>
-        <w:rPr>
-          <w:rFonts w:ascii="Arial" w:hAnsi="Arial" w:cs="Arial"/>
-          <w:sz w:val="24"/>
-          <w:szCs w:val="24"/>
-        </w:rPr>
-        <w:t xml:space="preserve"> </w:t>
-      </w:r>
-      <w:proofErr w:type="spellStart"/>
-      <w:r>
-        <w:rPr>
-          <w:rFonts w:ascii="Arial" w:hAnsi="Arial" w:cs="Arial"/>
-          <w:sz w:val="24"/>
-          <w:szCs w:val="24"/>
-        </w:rPr>
-        <w:t>typically</w:t>
-      </w:r>
-      <w:proofErr w:type="spellEnd"/>
-      <w:r>
-        <w:rPr>
-          <w:rFonts w:ascii="Arial" w:hAnsi="Arial" w:cs="Arial"/>
-          <w:sz w:val="24"/>
-          <w:szCs w:val="24"/>
-        </w:rPr>
-        <w:t xml:space="preserve"> </w:t>
-      </w:r>
-      <w:proofErr w:type="spellStart"/>
-      <w:r>
-        <w:rPr>
-          <w:rFonts w:ascii="Arial" w:hAnsi="Arial" w:cs="Arial"/>
-          <w:sz w:val="24"/>
-          <w:szCs w:val="24"/>
-        </w:rPr>
-        <w:t>occur</w:t>
-      </w:r>
-      <w:proofErr w:type="spellEnd"/>
-      <w:r>
-        <w:rPr>
-          <w:rFonts w:ascii="Arial" w:hAnsi="Arial" w:cs="Arial"/>
-          <w:sz w:val="24"/>
-          <w:szCs w:val="24"/>
-        </w:rPr>
-        <w:t xml:space="preserve"> </w:t>
-      </w:r>
-      <w:proofErr w:type="spellStart"/>
-      <w:r>
-        <w:rPr>
-          <w:rFonts w:ascii="Arial" w:hAnsi="Arial" w:cs="Arial"/>
-          <w:sz w:val="24"/>
-          <w:szCs w:val="24"/>
-        </w:rPr>
-        <w:t>at</w:t>
-      </w:r>
-      <w:proofErr w:type="spellEnd"/>
-      <w:r>
-        <w:rPr>
-          <w:rFonts w:ascii="Arial" w:hAnsi="Arial" w:cs="Arial"/>
-          <w:sz w:val="24"/>
-          <w:szCs w:val="24"/>
-        </w:rPr>
-        <w:t xml:space="preserve"> </w:t>
-      </w:r>
-      <w:proofErr w:type="spellStart"/>
-      <w:r>
-        <w:rPr>
-          <w:rFonts w:ascii="Arial" w:hAnsi="Arial" w:cs="Arial"/>
-          <w:sz w:val="24"/>
-          <w:szCs w:val="24"/>
-        </w:rPr>
-        <w:t>various</w:t>
-      </w:r>
-      <w:proofErr w:type="spellEnd"/>
-      <w:r>
-        <w:rPr>
-          <w:rFonts w:ascii="Arial" w:hAnsi="Arial" w:cs="Arial"/>
-          <w:sz w:val="24"/>
-          <w:szCs w:val="24"/>
-        </w:rPr>
-        <w:t xml:space="preserve"> times, </w:t>
-      </w:r>
-      <w:proofErr w:type="spellStart"/>
-      <w:r>
-        <w:rPr>
-          <w:rFonts w:ascii="Arial" w:hAnsi="Arial" w:cs="Arial"/>
-          <w:sz w:val="24"/>
-          <w:szCs w:val="24"/>
-        </w:rPr>
-        <w:t>such</w:t>
-      </w:r>
-      <w:proofErr w:type="spellEnd"/>
-      <w:r>
-        <w:rPr>
-          <w:rFonts w:ascii="Arial" w:hAnsi="Arial" w:cs="Arial"/>
-          <w:sz w:val="24"/>
-          <w:szCs w:val="24"/>
-        </w:rPr>
-        <w:t xml:space="preserve"> as </w:t>
-      </w:r>
-      <w:proofErr w:type="spellStart"/>
-      <w:r>
-        <w:rPr>
-          <w:rFonts w:ascii="Arial" w:hAnsi="Arial" w:cs="Arial"/>
-          <w:sz w:val="24"/>
-          <w:szCs w:val="24"/>
-        </w:rPr>
-        <w:t>grocery</w:t>
-      </w:r>
-      <w:proofErr w:type="spellEnd"/>
-      <w:r>
-        <w:rPr>
-          <w:rFonts w:ascii="Arial" w:hAnsi="Arial" w:cs="Arial"/>
-          <w:sz w:val="24"/>
-          <w:szCs w:val="24"/>
-        </w:rPr>
-        <w:t xml:space="preserve"> shopping, </w:t>
-      </w:r>
-      <w:proofErr w:type="spellStart"/>
-      <w:r>
-        <w:rPr>
-          <w:rFonts w:ascii="Arial" w:hAnsi="Arial" w:cs="Arial"/>
-          <w:sz w:val="24"/>
-          <w:szCs w:val="24"/>
-        </w:rPr>
-        <w:t>transportation</w:t>
-      </w:r>
-      <w:proofErr w:type="spellEnd"/>
-      <w:r>
-        <w:rPr>
-          <w:rFonts w:ascii="Arial" w:hAnsi="Arial" w:cs="Arial"/>
-          <w:sz w:val="24"/>
-          <w:szCs w:val="24"/>
-        </w:rPr>
-        <w:t xml:space="preserve">, </w:t>
-      </w:r>
-      <w:proofErr w:type="spellStart"/>
-      <w:r>
-        <w:rPr>
-          <w:rFonts w:ascii="Arial" w:hAnsi="Arial" w:cs="Arial"/>
-          <w:sz w:val="24"/>
-          <w:szCs w:val="24"/>
-        </w:rPr>
-        <w:t>leisure</w:t>
-      </w:r>
-      <w:proofErr w:type="spellEnd"/>
-      <w:r>
-        <w:rPr>
-          <w:rFonts w:ascii="Arial" w:hAnsi="Arial" w:cs="Arial"/>
-          <w:sz w:val="24"/>
-          <w:szCs w:val="24"/>
-        </w:rPr>
-        <w:t xml:space="preserve"> </w:t>
-      </w:r>
-      <w:proofErr w:type="spellStart"/>
-      <w:r>
-        <w:rPr>
-          <w:rFonts w:ascii="Arial" w:hAnsi="Arial" w:cs="Arial"/>
-          <w:sz w:val="24"/>
-          <w:szCs w:val="24"/>
-        </w:rPr>
-        <w:t>activities</w:t>
-      </w:r>
-      <w:proofErr w:type="spellEnd"/>
-      <w:r>
-        <w:rPr>
-          <w:rFonts w:ascii="Arial" w:hAnsi="Arial" w:cs="Arial"/>
-          <w:sz w:val="24"/>
-          <w:szCs w:val="24"/>
-        </w:rPr>
-        <w:t xml:space="preserve">, </w:t>
-      </w:r>
-      <w:proofErr w:type="spellStart"/>
-      <w:r>
-        <w:rPr>
-          <w:rFonts w:ascii="Arial" w:hAnsi="Arial" w:cs="Arial"/>
-          <w:sz w:val="24"/>
-          <w:szCs w:val="24"/>
-        </w:rPr>
-        <w:t>or</w:t>
-      </w:r>
-      <w:proofErr w:type="spellEnd"/>
-      <w:r>
-        <w:rPr>
-          <w:rFonts w:ascii="Arial" w:hAnsi="Arial" w:cs="Arial"/>
-          <w:sz w:val="24"/>
-          <w:szCs w:val="24"/>
-        </w:rPr>
-        <w:t xml:space="preserve"> </w:t>
-      </w:r>
-      <w:proofErr w:type="spellStart"/>
-      <w:r>
-        <w:rPr>
-          <w:rFonts w:ascii="Arial" w:hAnsi="Arial" w:cs="Arial"/>
-          <w:sz w:val="24"/>
-          <w:szCs w:val="24"/>
-        </w:rPr>
-        <w:t>paying</w:t>
-      </w:r>
-      <w:proofErr w:type="spellEnd"/>
-      <w:r>
-        <w:rPr>
-          <w:rFonts w:ascii="Arial" w:hAnsi="Arial" w:cs="Arial"/>
-          <w:sz w:val="24"/>
-          <w:szCs w:val="24"/>
-        </w:rPr>
-        <w:t xml:space="preserve"> </w:t>
-      </w:r>
-      <w:proofErr w:type="spellStart"/>
-      <w:r>
-        <w:rPr>
-          <w:rFonts w:ascii="Arial" w:hAnsi="Arial" w:cs="Arial"/>
-          <w:sz w:val="24"/>
-          <w:szCs w:val="24"/>
-        </w:rPr>
-        <w:t>daily</w:t>
-      </w:r>
-      <w:proofErr w:type="spellEnd"/>
-      <w:r>
-        <w:rPr>
-          <w:rFonts w:ascii="Arial" w:hAnsi="Arial" w:cs="Arial"/>
-          <w:sz w:val="24"/>
-          <w:szCs w:val="24"/>
-        </w:rPr>
-        <w:t xml:space="preserve"> </w:t>
-      </w:r>
-      <w:proofErr w:type="spellStart"/>
-      <w:r>
-        <w:rPr>
-          <w:rFonts w:ascii="Arial" w:hAnsi="Arial" w:cs="Arial"/>
-          <w:sz w:val="24"/>
-          <w:szCs w:val="24"/>
-        </w:rPr>
-        <w:t>bills</w:t>
-      </w:r>
-      <w:proofErr w:type="spellEnd"/>
-      <w:r>
-        <w:rPr>
-          <w:rFonts w:ascii="Arial" w:hAnsi="Arial" w:cs="Arial"/>
-          <w:sz w:val="24"/>
-          <w:szCs w:val="24"/>
-        </w:rPr>
-        <w:t xml:space="preserve">, </w:t>
-      </w:r>
-      <w:proofErr w:type="spellStart"/>
-      <w:r>
-        <w:rPr>
-          <w:rFonts w:ascii="Arial" w:hAnsi="Arial" w:cs="Arial"/>
-          <w:sz w:val="24"/>
-          <w:szCs w:val="24"/>
-        </w:rPr>
-        <w:t>and</w:t>
-      </w:r>
-      <w:proofErr w:type="spellEnd"/>
-      <w:r>
-        <w:rPr>
-          <w:rFonts w:ascii="Arial" w:hAnsi="Arial" w:cs="Arial"/>
-          <w:sz w:val="24"/>
-          <w:szCs w:val="24"/>
-        </w:rPr>
-        <w:t xml:space="preserve"> </w:t>
-      </w:r>
-      <w:proofErr w:type="spellStart"/>
-      <w:r>
-        <w:rPr>
-          <w:rFonts w:ascii="Arial" w:hAnsi="Arial" w:cs="Arial"/>
-          <w:sz w:val="24"/>
-          <w:szCs w:val="24"/>
-        </w:rPr>
-        <w:t>these</w:t>
-      </w:r>
-      <w:proofErr w:type="spellEnd"/>
-      <w:r>
-        <w:rPr>
-          <w:rFonts w:ascii="Arial" w:hAnsi="Arial" w:cs="Arial"/>
-          <w:sz w:val="24"/>
-          <w:szCs w:val="24"/>
-        </w:rPr>
-        <w:t xml:space="preserve"> </w:t>
-      </w:r>
-      <w:proofErr w:type="spellStart"/>
-      <w:r>
-        <w:rPr>
-          <w:rFonts w:ascii="Arial" w:hAnsi="Arial" w:cs="Arial"/>
-          <w:sz w:val="24"/>
-          <w:szCs w:val="24"/>
-        </w:rPr>
-        <w:t>amounts</w:t>
-      </w:r>
-      <w:proofErr w:type="spellEnd"/>
-      <w:r>
-        <w:rPr>
-          <w:rFonts w:ascii="Arial" w:hAnsi="Arial" w:cs="Arial"/>
-          <w:sz w:val="24"/>
-          <w:szCs w:val="24"/>
-        </w:rPr>
-        <w:t xml:space="preserve"> are </w:t>
-      </w:r>
-      <w:proofErr w:type="spellStart"/>
-      <w:r>
-        <w:rPr>
-          <w:rFonts w:ascii="Arial" w:hAnsi="Arial" w:cs="Arial"/>
-          <w:sz w:val="24"/>
-          <w:szCs w:val="24"/>
-        </w:rPr>
-        <w:t>not</w:t>
-      </w:r>
-      <w:proofErr w:type="spellEnd"/>
-      <w:r>
-        <w:rPr>
-          <w:rFonts w:ascii="Arial" w:hAnsi="Arial" w:cs="Arial"/>
-          <w:sz w:val="24"/>
-          <w:szCs w:val="24"/>
-        </w:rPr>
-        <w:t xml:space="preserve"> </w:t>
-      </w:r>
-      <w:proofErr w:type="spellStart"/>
-      <w:r>
-        <w:rPr>
-          <w:rFonts w:ascii="Arial" w:hAnsi="Arial" w:cs="Arial"/>
-          <w:sz w:val="24"/>
-          <w:szCs w:val="24"/>
-        </w:rPr>
-        <w:t>always</w:t>
-      </w:r>
-      <w:proofErr w:type="spellEnd"/>
-      <w:r>
-        <w:rPr>
-          <w:rFonts w:ascii="Arial" w:hAnsi="Arial" w:cs="Arial"/>
-          <w:sz w:val="24"/>
-          <w:szCs w:val="24"/>
-        </w:rPr>
-        <w:t xml:space="preserve"> </w:t>
-      </w:r>
-      <w:proofErr w:type="spellStart"/>
-      <w:r>
-        <w:rPr>
-          <w:rFonts w:ascii="Arial" w:hAnsi="Arial" w:cs="Arial"/>
-          <w:sz w:val="24"/>
-          <w:szCs w:val="24"/>
-        </w:rPr>
-        <w:t>recorded</w:t>
-      </w:r>
-      <w:proofErr w:type="spellEnd"/>
-      <w:r>
-        <w:rPr>
-          <w:rFonts w:ascii="Arial" w:hAnsi="Arial" w:cs="Arial"/>
-          <w:sz w:val="24"/>
-          <w:szCs w:val="24"/>
-        </w:rPr>
-        <w:t xml:space="preserve"> </w:t>
-      </w:r>
-      <w:proofErr w:type="spellStart"/>
-      <w:r>
-        <w:rPr>
-          <w:rFonts w:ascii="Arial" w:hAnsi="Arial" w:cs="Arial"/>
-          <w:sz w:val="24"/>
-          <w:szCs w:val="24"/>
-        </w:rPr>
-        <w:t>or</w:t>
-      </w:r>
-      <w:proofErr w:type="spellEnd"/>
-      <w:r>
-        <w:rPr>
-          <w:rFonts w:ascii="Arial" w:hAnsi="Arial" w:cs="Arial"/>
-          <w:sz w:val="24"/>
-          <w:szCs w:val="24"/>
-        </w:rPr>
-        <w:t xml:space="preserve"> </w:t>
-      </w:r>
-      <w:proofErr w:type="spellStart"/>
-      <w:r>
-        <w:rPr>
-          <w:rFonts w:ascii="Arial" w:hAnsi="Arial" w:cs="Arial"/>
-          <w:sz w:val="24"/>
-          <w:szCs w:val="24"/>
-        </w:rPr>
-        <w:t>organized</w:t>
-      </w:r>
-      <w:proofErr w:type="spellEnd"/>
-      <w:r>
-        <w:rPr>
-          <w:rFonts w:ascii="Arial" w:hAnsi="Arial" w:cs="Arial"/>
-          <w:sz w:val="24"/>
-          <w:szCs w:val="24"/>
-        </w:rPr>
-        <w:t xml:space="preserve">. The </w:t>
-      </w:r>
-      <w:proofErr w:type="spellStart"/>
-      <w:r>
-        <w:rPr>
-          <w:rFonts w:ascii="Arial" w:hAnsi="Arial" w:cs="Arial"/>
-          <w:sz w:val="24"/>
-          <w:szCs w:val="24"/>
-        </w:rPr>
-        <w:t>main</w:t>
-      </w:r>
-      <w:proofErr w:type="spellEnd"/>
-      <w:r>
-        <w:rPr>
-          <w:rFonts w:ascii="Arial" w:hAnsi="Arial" w:cs="Arial"/>
-          <w:sz w:val="24"/>
-          <w:szCs w:val="24"/>
-        </w:rPr>
-        <w:t xml:space="preserve"> </w:t>
-      </w:r>
-      <w:proofErr w:type="spellStart"/>
-      <w:r>
-        <w:rPr>
-          <w:rFonts w:ascii="Arial" w:hAnsi="Arial" w:cs="Arial"/>
-          <w:sz w:val="24"/>
-          <w:szCs w:val="24"/>
-        </w:rPr>
-        <w:t>problem</w:t>
-      </w:r>
-      <w:proofErr w:type="spellEnd"/>
-      <w:r>
-        <w:rPr>
-          <w:rFonts w:ascii="Arial" w:hAnsi="Arial" w:cs="Arial"/>
-          <w:sz w:val="24"/>
-          <w:szCs w:val="24"/>
-        </w:rPr>
-        <w:t xml:space="preserve"> </w:t>
-      </w:r>
-      <w:proofErr w:type="spellStart"/>
-      <w:r>
-        <w:rPr>
-          <w:rFonts w:ascii="Arial" w:hAnsi="Arial" w:cs="Arial"/>
-          <w:sz w:val="24"/>
-          <w:szCs w:val="24"/>
-        </w:rPr>
-        <w:t>identified</w:t>
-      </w:r>
-      <w:proofErr w:type="spellEnd"/>
-      <w:r>
-        <w:rPr>
-          <w:rFonts w:ascii="Arial" w:hAnsi="Arial" w:cs="Arial"/>
-          <w:sz w:val="24"/>
-          <w:szCs w:val="24"/>
-        </w:rPr>
-        <w:t xml:space="preserve"> </w:t>
-      </w:r>
-      <w:proofErr w:type="spellStart"/>
-      <w:r>
-        <w:rPr>
-          <w:rFonts w:ascii="Arial" w:hAnsi="Arial" w:cs="Arial"/>
-          <w:sz w:val="24"/>
-          <w:szCs w:val="24"/>
-        </w:rPr>
-        <w:t>is</w:t>
-      </w:r>
-      <w:proofErr w:type="spellEnd"/>
-      <w:r>
-        <w:rPr>
-          <w:rFonts w:ascii="Arial" w:hAnsi="Arial" w:cs="Arial"/>
-          <w:sz w:val="24"/>
-          <w:szCs w:val="24"/>
-        </w:rPr>
-        <w:t xml:space="preserve"> </w:t>
-      </w:r>
-      <w:proofErr w:type="spellStart"/>
-      <w:r>
-        <w:rPr>
-          <w:rFonts w:ascii="Arial" w:hAnsi="Arial" w:cs="Arial"/>
-          <w:sz w:val="24"/>
-          <w:szCs w:val="24"/>
-        </w:rPr>
-        <w:t>the</w:t>
-      </w:r>
-      <w:proofErr w:type="spellEnd"/>
-      <w:r>
-        <w:rPr>
-          <w:rFonts w:ascii="Arial" w:hAnsi="Arial" w:cs="Arial"/>
-          <w:sz w:val="24"/>
-          <w:szCs w:val="24"/>
-        </w:rPr>
-        <w:t xml:space="preserve"> </w:t>
-      </w:r>
-      <w:proofErr w:type="spellStart"/>
-      <w:r>
-        <w:rPr>
-          <w:rFonts w:ascii="Arial" w:hAnsi="Arial" w:cs="Arial"/>
-          <w:sz w:val="24"/>
-          <w:szCs w:val="24"/>
-        </w:rPr>
-        <w:t>difficulty</w:t>
-      </w:r>
-      <w:proofErr w:type="spellEnd"/>
-      <w:r>
-        <w:rPr>
-          <w:rFonts w:ascii="Arial" w:hAnsi="Arial" w:cs="Arial"/>
-          <w:sz w:val="24"/>
-          <w:szCs w:val="24"/>
-        </w:rPr>
-        <w:t xml:space="preserve"> </w:t>
-      </w:r>
-      <w:proofErr w:type="spellStart"/>
-      <w:r>
-        <w:rPr>
-          <w:rFonts w:ascii="Arial" w:hAnsi="Arial" w:cs="Arial"/>
-          <w:sz w:val="24"/>
-          <w:szCs w:val="24"/>
-        </w:rPr>
-        <w:t>many</w:t>
-      </w:r>
-      <w:proofErr w:type="spellEnd"/>
-      <w:r>
-        <w:rPr>
-          <w:rFonts w:ascii="Arial" w:hAnsi="Arial" w:cs="Arial"/>
-          <w:sz w:val="24"/>
-          <w:szCs w:val="24"/>
-        </w:rPr>
-        <w:t xml:space="preserve"> </w:t>
-      </w:r>
-      <w:proofErr w:type="spellStart"/>
-      <w:r>
-        <w:rPr>
-          <w:rFonts w:ascii="Arial" w:hAnsi="Arial" w:cs="Arial"/>
-          <w:sz w:val="24"/>
-          <w:szCs w:val="24"/>
-        </w:rPr>
-        <w:t>people</w:t>
-      </w:r>
-      <w:proofErr w:type="spellEnd"/>
-      <w:r>
-        <w:rPr>
-          <w:rFonts w:ascii="Arial" w:hAnsi="Arial" w:cs="Arial"/>
-          <w:sz w:val="24"/>
-          <w:szCs w:val="24"/>
-        </w:rPr>
-        <w:t xml:space="preserve"> </w:t>
-      </w:r>
-      <w:proofErr w:type="spellStart"/>
-      <w:r>
-        <w:rPr>
-          <w:rFonts w:ascii="Arial" w:hAnsi="Arial" w:cs="Arial"/>
-          <w:sz w:val="24"/>
-          <w:szCs w:val="24"/>
-        </w:rPr>
-        <w:t>have</w:t>
-      </w:r>
-      <w:proofErr w:type="spellEnd"/>
-      <w:r>
-        <w:rPr>
-          <w:rFonts w:ascii="Arial" w:hAnsi="Arial" w:cs="Arial"/>
-          <w:sz w:val="24"/>
-          <w:szCs w:val="24"/>
-        </w:rPr>
-        <w:t xml:space="preserve"> in </w:t>
-      </w:r>
-      <w:proofErr w:type="spellStart"/>
-      <w:r>
-        <w:rPr>
-          <w:rFonts w:ascii="Arial" w:hAnsi="Arial" w:cs="Arial"/>
-          <w:sz w:val="24"/>
-          <w:szCs w:val="24"/>
-        </w:rPr>
-        <w:t>organizing</w:t>
-      </w:r>
-      <w:proofErr w:type="spellEnd"/>
-      <w:r>
-        <w:rPr>
-          <w:rFonts w:ascii="Arial" w:hAnsi="Arial" w:cs="Arial"/>
-          <w:sz w:val="24"/>
-          <w:szCs w:val="24"/>
-        </w:rPr>
-        <w:t xml:space="preserve"> </w:t>
-      </w:r>
-      <w:proofErr w:type="spellStart"/>
-      <w:r>
-        <w:rPr>
-          <w:rFonts w:ascii="Arial" w:hAnsi="Arial" w:cs="Arial"/>
-          <w:sz w:val="24"/>
-          <w:szCs w:val="24"/>
-        </w:rPr>
-        <w:t>and</w:t>
-      </w:r>
-      <w:proofErr w:type="spellEnd"/>
-      <w:r>
-        <w:rPr>
-          <w:rFonts w:ascii="Arial" w:hAnsi="Arial" w:cs="Arial"/>
-          <w:sz w:val="24"/>
-          <w:szCs w:val="24"/>
-        </w:rPr>
-        <w:t xml:space="preserve"> </w:t>
-      </w:r>
-      <w:proofErr w:type="spellStart"/>
-      <w:r>
-        <w:rPr>
-          <w:rFonts w:ascii="Arial" w:hAnsi="Arial" w:cs="Arial"/>
-          <w:sz w:val="24"/>
-          <w:szCs w:val="24"/>
-        </w:rPr>
-        <w:t>clearly</w:t>
-      </w:r>
-      <w:proofErr w:type="spellEnd"/>
-      <w:r>
-        <w:rPr>
-          <w:rFonts w:ascii="Arial" w:hAnsi="Arial" w:cs="Arial"/>
-          <w:sz w:val="24"/>
-          <w:szCs w:val="24"/>
-        </w:rPr>
-        <w:t xml:space="preserve"> </w:t>
-      </w:r>
-      <w:proofErr w:type="spellStart"/>
-      <w:r>
-        <w:rPr>
-          <w:rFonts w:ascii="Arial" w:hAnsi="Arial" w:cs="Arial"/>
-          <w:sz w:val="24"/>
-          <w:szCs w:val="24"/>
-        </w:rPr>
-        <w:t>visualizing</w:t>
-      </w:r>
-      <w:proofErr w:type="spellEnd"/>
-      <w:r>
-        <w:rPr>
-          <w:rFonts w:ascii="Arial" w:hAnsi="Arial" w:cs="Arial"/>
-          <w:sz w:val="24"/>
-          <w:szCs w:val="24"/>
-        </w:rPr>
-        <w:t xml:space="preserve"> </w:t>
-      </w:r>
-      <w:proofErr w:type="spellStart"/>
-      <w:r>
-        <w:rPr>
-          <w:rFonts w:ascii="Arial" w:hAnsi="Arial" w:cs="Arial"/>
-          <w:sz w:val="24"/>
-          <w:szCs w:val="24"/>
-        </w:rPr>
-        <w:t>their</w:t>
-      </w:r>
-      <w:proofErr w:type="spellEnd"/>
-      <w:r>
-        <w:rPr>
-          <w:rFonts w:ascii="Arial" w:hAnsi="Arial" w:cs="Arial"/>
-          <w:sz w:val="24"/>
-          <w:szCs w:val="24"/>
-        </w:rPr>
-        <w:t xml:space="preserve"> </w:t>
-      </w:r>
-      <w:proofErr w:type="spellStart"/>
-      <w:r>
-        <w:rPr>
-          <w:rFonts w:ascii="Arial" w:hAnsi="Arial" w:cs="Arial"/>
-          <w:sz w:val="24"/>
-          <w:szCs w:val="24"/>
-        </w:rPr>
-        <w:t>expenses</w:t>
-      </w:r>
-      <w:proofErr w:type="spellEnd"/>
-      <w:r>
-        <w:rPr>
-          <w:rFonts w:ascii="Arial" w:hAnsi="Arial" w:cs="Arial"/>
-          <w:sz w:val="24"/>
-          <w:szCs w:val="24"/>
-        </w:rPr>
-        <w:t xml:space="preserve">. Some </w:t>
-      </w:r>
-      <w:proofErr w:type="spellStart"/>
-      <w:r>
-        <w:rPr>
-          <w:rFonts w:ascii="Arial" w:hAnsi="Arial" w:cs="Arial"/>
-          <w:sz w:val="24"/>
-          <w:szCs w:val="24"/>
-        </w:rPr>
-        <w:t>people</w:t>
-      </w:r>
-      <w:proofErr w:type="spellEnd"/>
-      <w:r>
-        <w:rPr>
-          <w:rFonts w:ascii="Arial" w:hAnsi="Arial" w:cs="Arial"/>
-          <w:sz w:val="24"/>
-          <w:szCs w:val="24"/>
-        </w:rPr>
-        <w:t xml:space="preserve"> </w:t>
-      </w:r>
-      <w:proofErr w:type="spellStart"/>
-      <w:r>
-        <w:rPr>
-          <w:rFonts w:ascii="Arial" w:hAnsi="Arial" w:cs="Arial"/>
-          <w:sz w:val="24"/>
-          <w:szCs w:val="24"/>
-        </w:rPr>
-        <w:t>even</w:t>
-      </w:r>
-      <w:proofErr w:type="spellEnd"/>
-      <w:r>
-        <w:rPr>
-          <w:rFonts w:ascii="Arial" w:hAnsi="Arial" w:cs="Arial"/>
-          <w:sz w:val="24"/>
-          <w:szCs w:val="24"/>
-        </w:rPr>
-        <w:t xml:space="preserve"> </w:t>
-      </w:r>
-      <w:proofErr w:type="spellStart"/>
-      <w:r>
-        <w:rPr>
-          <w:rFonts w:ascii="Arial" w:hAnsi="Arial" w:cs="Arial"/>
-          <w:sz w:val="24"/>
-          <w:szCs w:val="24"/>
-        </w:rPr>
-        <w:t>try</w:t>
-      </w:r>
-      <w:proofErr w:type="spellEnd"/>
-      <w:r>
-        <w:rPr>
-          <w:rFonts w:ascii="Arial" w:hAnsi="Arial" w:cs="Arial"/>
-          <w:sz w:val="24"/>
-          <w:szCs w:val="24"/>
-        </w:rPr>
-        <w:t xml:space="preserve"> </w:t>
-      </w:r>
-      <w:proofErr w:type="spellStart"/>
-      <w:r>
-        <w:rPr>
-          <w:rFonts w:ascii="Arial" w:hAnsi="Arial" w:cs="Arial"/>
-          <w:sz w:val="24"/>
-          <w:szCs w:val="24"/>
-        </w:rPr>
-        <w:t>using</w:t>
-      </w:r>
-      <w:proofErr w:type="spellEnd"/>
-      <w:r>
-        <w:rPr>
-          <w:rFonts w:ascii="Arial" w:hAnsi="Arial" w:cs="Arial"/>
-          <w:sz w:val="24"/>
-          <w:szCs w:val="24"/>
-        </w:rPr>
-        <w:t xml:space="preserve"> notes </w:t>
-      </w:r>
-      <w:proofErr w:type="spellStart"/>
-      <w:r>
-        <w:rPr>
-          <w:rFonts w:ascii="Arial" w:hAnsi="Arial" w:cs="Arial"/>
-          <w:sz w:val="24"/>
-          <w:szCs w:val="24"/>
-        </w:rPr>
-        <w:t>or</w:t>
-      </w:r>
-      <w:proofErr w:type="spellEnd"/>
-      <w:r>
-        <w:rPr>
-          <w:rFonts w:ascii="Arial" w:hAnsi="Arial" w:cs="Arial"/>
-          <w:sz w:val="24"/>
-          <w:szCs w:val="24"/>
-        </w:rPr>
-        <w:t xml:space="preserve"> </w:t>
-      </w:r>
-      <w:proofErr w:type="spellStart"/>
-      <w:r>
-        <w:rPr>
-          <w:rFonts w:ascii="Arial" w:hAnsi="Arial" w:cs="Arial"/>
-          <w:sz w:val="24"/>
-          <w:szCs w:val="24"/>
-        </w:rPr>
-        <w:t>spreadsheets</w:t>
-      </w:r>
-      <w:proofErr w:type="spellEnd"/>
-      <w:r>
-        <w:rPr>
-          <w:rFonts w:ascii="Arial" w:hAnsi="Arial" w:cs="Arial"/>
-          <w:sz w:val="24"/>
-          <w:szCs w:val="24"/>
-        </w:rPr>
-        <w:t xml:space="preserve"> </w:t>
-      </w:r>
-      <w:proofErr w:type="spellStart"/>
-      <w:r>
-        <w:rPr>
-          <w:rFonts w:ascii="Arial" w:hAnsi="Arial" w:cs="Arial"/>
-          <w:sz w:val="24"/>
-          <w:szCs w:val="24"/>
-        </w:rPr>
-        <w:t>to</w:t>
-      </w:r>
-      <w:proofErr w:type="spellEnd"/>
-      <w:r>
-        <w:rPr>
-          <w:rFonts w:ascii="Arial" w:hAnsi="Arial" w:cs="Arial"/>
-          <w:sz w:val="24"/>
-          <w:szCs w:val="24"/>
-        </w:rPr>
-        <w:t xml:space="preserve"> </w:t>
-      </w:r>
-      <w:proofErr w:type="spellStart"/>
-      <w:r>
-        <w:rPr>
-          <w:rFonts w:ascii="Arial" w:hAnsi="Arial" w:cs="Arial"/>
-          <w:sz w:val="24"/>
-          <w:szCs w:val="24"/>
-        </w:rPr>
-        <w:t>control</w:t>
-      </w:r>
-      <w:proofErr w:type="spellEnd"/>
-      <w:r>
-        <w:rPr>
-          <w:rFonts w:ascii="Arial" w:hAnsi="Arial" w:cs="Arial"/>
-          <w:sz w:val="24"/>
-          <w:szCs w:val="24"/>
-        </w:rPr>
-        <w:t xml:space="preserve"> </w:t>
-      </w:r>
-      <w:proofErr w:type="spellStart"/>
-      <w:r>
-        <w:rPr>
-          <w:rFonts w:ascii="Arial" w:hAnsi="Arial" w:cs="Arial"/>
-          <w:sz w:val="24"/>
-          <w:szCs w:val="24"/>
-        </w:rPr>
-        <w:t>their</w:t>
-      </w:r>
-      <w:proofErr w:type="spellEnd"/>
-      <w:r>
-        <w:rPr>
-          <w:rFonts w:ascii="Arial" w:hAnsi="Arial" w:cs="Arial"/>
-          <w:sz w:val="24"/>
-          <w:szCs w:val="24"/>
-        </w:rPr>
-        <w:t xml:space="preserve"> </w:t>
-      </w:r>
-      <w:proofErr w:type="spellStart"/>
-      <w:r>
-        <w:rPr>
-          <w:rFonts w:ascii="Arial" w:hAnsi="Arial" w:cs="Arial"/>
-          <w:sz w:val="24"/>
-          <w:szCs w:val="24"/>
-        </w:rPr>
-        <w:t>money</w:t>
-      </w:r>
-      <w:proofErr w:type="spellEnd"/>
-      <w:r>
-        <w:rPr>
-          <w:rFonts w:ascii="Arial" w:hAnsi="Arial" w:cs="Arial"/>
-          <w:sz w:val="24"/>
-          <w:szCs w:val="24"/>
-        </w:rPr>
-        <w:t xml:space="preserve">, </w:t>
-      </w:r>
-      <w:proofErr w:type="spellStart"/>
-      <w:r>
-        <w:rPr>
-          <w:rFonts w:ascii="Arial" w:hAnsi="Arial" w:cs="Arial"/>
-          <w:sz w:val="24"/>
-          <w:szCs w:val="24"/>
-        </w:rPr>
-        <w:t>but</w:t>
-      </w:r>
-      <w:proofErr w:type="spellEnd"/>
-      <w:r>
-        <w:rPr>
-          <w:rFonts w:ascii="Arial" w:hAnsi="Arial" w:cs="Arial"/>
-          <w:sz w:val="24"/>
-          <w:szCs w:val="24"/>
-        </w:rPr>
-        <w:t xml:space="preserve"> </w:t>
-      </w:r>
-      <w:proofErr w:type="spellStart"/>
-      <w:r>
-        <w:rPr>
-          <w:rFonts w:ascii="Arial" w:hAnsi="Arial" w:cs="Arial"/>
-          <w:sz w:val="24"/>
-          <w:szCs w:val="24"/>
-        </w:rPr>
-        <w:t>these</w:t>
-      </w:r>
-      <w:proofErr w:type="spellEnd"/>
-      <w:r>
-        <w:rPr>
-          <w:rFonts w:ascii="Arial" w:hAnsi="Arial" w:cs="Arial"/>
-          <w:sz w:val="24"/>
-          <w:szCs w:val="24"/>
-        </w:rPr>
-        <w:t xml:space="preserve"> </w:t>
-      </w:r>
-      <w:proofErr w:type="spellStart"/>
-      <w:r>
-        <w:rPr>
-          <w:rFonts w:ascii="Arial" w:hAnsi="Arial" w:cs="Arial"/>
-          <w:sz w:val="24"/>
-          <w:szCs w:val="24"/>
-        </w:rPr>
-        <w:t>options</w:t>
-      </w:r>
-      <w:proofErr w:type="spellEnd"/>
-      <w:r>
-        <w:rPr>
-          <w:rFonts w:ascii="Arial" w:hAnsi="Arial" w:cs="Arial"/>
-          <w:sz w:val="24"/>
-          <w:szCs w:val="24"/>
-        </w:rPr>
-        <w:t xml:space="preserve"> are </w:t>
-      </w:r>
-      <w:proofErr w:type="spellStart"/>
-      <w:r>
-        <w:rPr>
-          <w:rFonts w:ascii="Arial" w:hAnsi="Arial" w:cs="Arial"/>
-          <w:sz w:val="24"/>
-          <w:szCs w:val="24"/>
-        </w:rPr>
-        <w:t>not</w:t>
-      </w:r>
-      <w:proofErr w:type="spellEnd"/>
-      <w:r>
-        <w:rPr>
-          <w:rFonts w:ascii="Arial" w:hAnsi="Arial" w:cs="Arial"/>
-          <w:sz w:val="24"/>
-          <w:szCs w:val="24"/>
-        </w:rPr>
-        <w:t xml:space="preserve"> </w:t>
-      </w:r>
-      <w:proofErr w:type="spellStart"/>
-      <w:r>
-        <w:rPr>
-          <w:rFonts w:ascii="Arial" w:hAnsi="Arial" w:cs="Arial"/>
-          <w:sz w:val="24"/>
-          <w:szCs w:val="24"/>
-        </w:rPr>
-        <w:t>always</w:t>
-      </w:r>
-      <w:proofErr w:type="spellEnd"/>
-      <w:r>
-        <w:rPr>
-          <w:rFonts w:ascii="Arial" w:hAnsi="Arial" w:cs="Arial"/>
-          <w:sz w:val="24"/>
-          <w:szCs w:val="24"/>
-        </w:rPr>
-        <w:t xml:space="preserve"> </w:t>
-      </w:r>
-      <w:proofErr w:type="spellStart"/>
-      <w:r>
-        <w:rPr>
-          <w:rFonts w:ascii="Arial" w:hAnsi="Arial" w:cs="Arial"/>
-          <w:sz w:val="24"/>
-          <w:szCs w:val="24"/>
-        </w:rPr>
-        <w:t>practical</w:t>
-      </w:r>
-      <w:proofErr w:type="spellEnd"/>
-      <w:r>
-        <w:rPr>
-          <w:rFonts w:ascii="Arial" w:hAnsi="Arial" w:cs="Arial"/>
-          <w:sz w:val="24"/>
-          <w:szCs w:val="24"/>
-        </w:rPr>
-        <w:t xml:space="preserve"> in </w:t>
-      </w:r>
-      <w:proofErr w:type="spellStart"/>
-      <w:r>
-        <w:rPr>
-          <w:rFonts w:ascii="Arial" w:hAnsi="Arial" w:cs="Arial"/>
-          <w:sz w:val="24"/>
-          <w:szCs w:val="24"/>
-        </w:rPr>
-        <w:t>everyday</w:t>
-      </w:r>
-      <w:proofErr w:type="spellEnd"/>
-      <w:r>
-        <w:rPr>
-          <w:rFonts w:ascii="Arial" w:hAnsi="Arial" w:cs="Arial"/>
-          <w:sz w:val="24"/>
-          <w:szCs w:val="24"/>
-        </w:rPr>
-        <w:t xml:space="preserve"> </w:t>
-      </w:r>
-      <w:proofErr w:type="spellStart"/>
-      <w:r>
-        <w:rPr>
-          <w:rFonts w:ascii="Arial" w:hAnsi="Arial" w:cs="Arial"/>
-          <w:sz w:val="24"/>
-          <w:szCs w:val="24"/>
-        </w:rPr>
-        <w:t>life</w:t>
-      </w:r>
-      <w:proofErr w:type="spellEnd"/>
-      <w:r>
-        <w:rPr>
-          <w:rFonts w:ascii="Arial" w:hAnsi="Arial" w:cs="Arial"/>
-          <w:sz w:val="24"/>
-          <w:szCs w:val="24"/>
-        </w:rPr>
-        <w:t xml:space="preserve">. </w:t>
-      </w:r>
-      <w:proofErr w:type="spellStart"/>
-      <w:r>
-        <w:rPr>
-          <w:rFonts w:ascii="Arial" w:hAnsi="Arial" w:cs="Arial"/>
-          <w:sz w:val="24"/>
-          <w:szCs w:val="24"/>
-        </w:rPr>
-        <w:t>Having</w:t>
-      </w:r>
-      <w:proofErr w:type="spellEnd"/>
-      <w:r>
-        <w:rPr>
-          <w:rFonts w:ascii="Arial" w:hAnsi="Arial" w:cs="Arial"/>
-          <w:sz w:val="24"/>
-          <w:szCs w:val="24"/>
-        </w:rPr>
-        <w:t xml:space="preserve"> </w:t>
-      </w:r>
-      <w:proofErr w:type="spellStart"/>
-      <w:r>
-        <w:rPr>
-          <w:rFonts w:ascii="Arial" w:hAnsi="Arial" w:cs="Arial"/>
-          <w:sz w:val="24"/>
-          <w:szCs w:val="24"/>
-        </w:rPr>
-        <w:t>control</w:t>
-      </w:r>
-      <w:proofErr w:type="spellEnd"/>
-      <w:r>
-        <w:rPr>
-          <w:rFonts w:ascii="Arial" w:hAnsi="Arial" w:cs="Arial"/>
-          <w:sz w:val="24"/>
-          <w:szCs w:val="24"/>
-        </w:rPr>
-        <w:t xml:space="preserve"> over </w:t>
-      </w:r>
-      <w:proofErr w:type="spellStart"/>
-      <w:r>
-        <w:rPr>
-          <w:rFonts w:ascii="Arial" w:hAnsi="Arial" w:cs="Arial"/>
-          <w:sz w:val="24"/>
-          <w:szCs w:val="24"/>
-        </w:rPr>
-        <w:t>expenses</w:t>
-      </w:r>
-      <w:proofErr w:type="spellEnd"/>
-      <w:r>
-        <w:rPr>
-          <w:rFonts w:ascii="Arial" w:hAnsi="Arial" w:cs="Arial"/>
-          <w:sz w:val="24"/>
-          <w:szCs w:val="24"/>
-        </w:rPr>
-        <w:t xml:space="preserve"> </w:t>
-      </w:r>
-      <w:proofErr w:type="spellStart"/>
-      <w:r>
-        <w:rPr>
-          <w:rFonts w:ascii="Arial" w:hAnsi="Arial" w:cs="Arial"/>
-          <w:sz w:val="24"/>
-          <w:szCs w:val="24"/>
-        </w:rPr>
-        <w:t>is</w:t>
-      </w:r>
-      <w:proofErr w:type="spellEnd"/>
-      <w:r>
-        <w:rPr>
-          <w:rFonts w:ascii="Arial" w:hAnsi="Arial" w:cs="Arial"/>
-          <w:sz w:val="24"/>
-          <w:szCs w:val="24"/>
-        </w:rPr>
-        <w:t xml:space="preserve"> crucial for </w:t>
-      </w:r>
-      <w:proofErr w:type="spellStart"/>
-      <w:r>
-        <w:rPr>
-          <w:rFonts w:ascii="Arial" w:hAnsi="Arial" w:cs="Arial"/>
-          <w:sz w:val="24"/>
-          <w:szCs w:val="24"/>
-        </w:rPr>
-        <w:t>maintaining</w:t>
-      </w:r>
-      <w:proofErr w:type="spellEnd"/>
-      <w:r>
-        <w:rPr>
-          <w:rFonts w:ascii="Arial" w:hAnsi="Arial" w:cs="Arial"/>
-          <w:sz w:val="24"/>
-          <w:szCs w:val="24"/>
-        </w:rPr>
-        <w:t xml:space="preserve"> </w:t>
-      </w:r>
-      <w:proofErr w:type="spellStart"/>
-      <w:r>
-        <w:rPr>
-          <w:rFonts w:ascii="Arial" w:hAnsi="Arial" w:cs="Arial"/>
-          <w:sz w:val="24"/>
-          <w:szCs w:val="24"/>
-        </w:rPr>
-        <w:t>good</w:t>
-      </w:r>
-      <w:proofErr w:type="spellEnd"/>
-      <w:r>
-        <w:rPr>
-          <w:rFonts w:ascii="Arial" w:hAnsi="Arial" w:cs="Arial"/>
-          <w:sz w:val="24"/>
-          <w:szCs w:val="24"/>
-        </w:rPr>
-        <w:t xml:space="preserve"> financial </w:t>
-      </w:r>
-      <w:proofErr w:type="spellStart"/>
-      <w:r>
-        <w:rPr>
-          <w:rFonts w:ascii="Arial" w:hAnsi="Arial" w:cs="Arial"/>
-          <w:sz w:val="24"/>
-          <w:szCs w:val="24"/>
-        </w:rPr>
-        <w:t>organization</w:t>
-      </w:r>
-      <w:proofErr w:type="spellEnd"/>
-      <w:r>
-        <w:rPr>
-          <w:rFonts w:ascii="Arial" w:hAnsi="Arial" w:cs="Arial"/>
-          <w:sz w:val="24"/>
-          <w:szCs w:val="24"/>
-        </w:rPr>
-        <w:t xml:space="preserve">. </w:t>
-      </w:r>
-      <w:proofErr w:type="spellStart"/>
-      <w:r>
-        <w:rPr>
-          <w:rFonts w:ascii="Arial" w:hAnsi="Arial" w:cs="Arial"/>
-          <w:sz w:val="24"/>
-          <w:szCs w:val="24"/>
-        </w:rPr>
-        <w:t>Given</w:t>
-      </w:r>
-      <w:proofErr w:type="spellEnd"/>
-      <w:r>
-        <w:rPr>
-          <w:rFonts w:ascii="Arial" w:hAnsi="Arial" w:cs="Arial"/>
-          <w:sz w:val="24"/>
-          <w:szCs w:val="24"/>
-        </w:rPr>
-        <w:t xml:space="preserve"> </w:t>
-      </w:r>
-      <w:proofErr w:type="spellStart"/>
-      <w:r>
-        <w:rPr>
-          <w:rFonts w:ascii="Arial" w:hAnsi="Arial" w:cs="Arial"/>
-          <w:sz w:val="24"/>
-          <w:szCs w:val="24"/>
-        </w:rPr>
-        <w:t>this</w:t>
-      </w:r>
-      <w:proofErr w:type="spellEnd"/>
-      <w:r>
-        <w:rPr>
-          <w:rFonts w:ascii="Arial" w:hAnsi="Arial" w:cs="Arial"/>
-          <w:sz w:val="24"/>
-          <w:szCs w:val="24"/>
-        </w:rPr>
-        <w:t xml:space="preserve"> </w:t>
-      </w:r>
-      <w:proofErr w:type="spellStart"/>
-      <w:r>
-        <w:rPr>
-          <w:rFonts w:ascii="Arial" w:hAnsi="Arial" w:cs="Arial"/>
-          <w:sz w:val="24"/>
-          <w:szCs w:val="24"/>
-        </w:rPr>
-        <w:t>situation</w:t>
-      </w:r>
-      <w:proofErr w:type="spellEnd"/>
-      <w:r>
-        <w:rPr>
-          <w:rFonts w:ascii="Arial" w:hAnsi="Arial" w:cs="Arial"/>
-          <w:sz w:val="24"/>
-          <w:szCs w:val="24"/>
-        </w:rPr>
-        <w:t xml:space="preserve">, </w:t>
-      </w:r>
-      <w:proofErr w:type="spellStart"/>
-      <w:r>
-        <w:rPr>
-          <w:rFonts w:ascii="Arial" w:hAnsi="Arial" w:cs="Arial"/>
-          <w:sz w:val="24"/>
-          <w:szCs w:val="24"/>
-        </w:rPr>
-        <w:t>the</w:t>
-      </w:r>
-      <w:proofErr w:type="spellEnd"/>
-      <w:r>
-        <w:rPr>
-          <w:rFonts w:ascii="Arial" w:hAnsi="Arial" w:cs="Arial"/>
-          <w:sz w:val="24"/>
-          <w:szCs w:val="24"/>
-        </w:rPr>
-        <w:t xml:space="preserve"> </w:t>
-      </w:r>
-      <w:proofErr w:type="spellStart"/>
-      <w:r>
-        <w:rPr>
-          <w:rFonts w:ascii="Arial" w:hAnsi="Arial" w:cs="Arial"/>
-          <w:sz w:val="24"/>
-          <w:szCs w:val="24"/>
-        </w:rPr>
-        <w:t>development</w:t>
-      </w:r>
-      <w:proofErr w:type="spellEnd"/>
-      <w:r>
-        <w:rPr>
-          <w:rFonts w:ascii="Arial" w:hAnsi="Arial" w:cs="Arial"/>
-          <w:sz w:val="24"/>
-          <w:szCs w:val="24"/>
-        </w:rPr>
-        <w:t xml:space="preserve"> </w:t>
-      </w:r>
-      <w:proofErr w:type="spellStart"/>
-      <w:r>
-        <w:rPr>
-          <w:rFonts w:ascii="Arial" w:hAnsi="Arial" w:cs="Arial"/>
-          <w:sz w:val="24"/>
-          <w:szCs w:val="24"/>
-        </w:rPr>
-        <w:t>of</w:t>
-      </w:r>
-      <w:proofErr w:type="spellEnd"/>
-      <w:r>
-        <w:rPr>
-          <w:rFonts w:ascii="Arial" w:hAnsi="Arial" w:cs="Arial"/>
-          <w:sz w:val="24"/>
-          <w:szCs w:val="24"/>
-        </w:rPr>
-        <w:t xml:space="preserve"> </w:t>
-      </w:r>
-      <w:proofErr w:type="spellStart"/>
-      <w:r>
-        <w:rPr>
-          <w:rFonts w:ascii="Arial" w:hAnsi="Arial" w:cs="Arial"/>
-          <w:sz w:val="24"/>
-          <w:szCs w:val="24"/>
-        </w:rPr>
-        <w:t>an</w:t>
-      </w:r>
-      <w:proofErr w:type="spellEnd"/>
-      <w:r>
-        <w:rPr>
-          <w:rFonts w:ascii="Arial" w:hAnsi="Arial" w:cs="Arial"/>
-          <w:sz w:val="24"/>
-          <w:szCs w:val="24"/>
-        </w:rPr>
-        <w:t xml:space="preserve"> </w:t>
-      </w:r>
-      <w:proofErr w:type="spellStart"/>
-      <w:r>
-        <w:rPr>
-          <w:rFonts w:ascii="Arial" w:hAnsi="Arial" w:cs="Arial"/>
-          <w:sz w:val="24"/>
-          <w:szCs w:val="24"/>
-        </w:rPr>
-        <w:t>app</w:t>
-      </w:r>
-      <w:proofErr w:type="spellEnd"/>
-      <w:r>
-        <w:rPr>
-          <w:rFonts w:ascii="Arial" w:hAnsi="Arial" w:cs="Arial"/>
-          <w:sz w:val="24"/>
-          <w:szCs w:val="24"/>
-        </w:rPr>
-        <w:t xml:space="preserve"> </w:t>
-      </w:r>
-      <w:proofErr w:type="spellStart"/>
-      <w:r>
-        <w:rPr>
-          <w:rFonts w:ascii="Arial" w:hAnsi="Arial" w:cs="Arial"/>
-          <w:sz w:val="24"/>
-          <w:szCs w:val="24"/>
-        </w:rPr>
-        <w:t>or</w:t>
-      </w:r>
-      <w:proofErr w:type="spellEnd"/>
-      <w:r>
-        <w:rPr>
-          <w:rFonts w:ascii="Arial" w:hAnsi="Arial" w:cs="Arial"/>
-          <w:sz w:val="24"/>
-          <w:szCs w:val="24"/>
-        </w:rPr>
-        <w:t xml:space="preserve"> </w:t>
-      </w:r>
-      <w:proofErr w:type="spellStart"/>
-      <w:r>
-        <w:rPr>
-          <w:rFonts w:ascii="Arial" w:hAnsi="Arial" w:cs="Arial"/>
-          <w:sz w:val="24"/>
-          <w:szCs w:val="24"/>
-        </w:rPr>
-        <w:t>expense</w:t>
-      </w:r>
-      <w:proofErr w:type="spellEnd"/>
-      <w:r>
-        <w:rPr>
-          <w:rFonts w:ascii="Arial" w:hAnsi="Arial" w:cs="Arial"/>
-          <w:sz w:val="24"/>
-          <w:szCs w:val="24"/>
-        </w:rPr>
-        <w:t xml:space="preserve"> </w:t>
-      </w:r>
-      <w:proofErr w:type="spellStart"/>
-      <w:r>
-        <w:rPr>
-          <w:rFonts w:ascii="Arial" w:hAnsi="Arial" w:cs="Arial"/>
-          <w:sz w:val="24"/>
-          <w:szCs w:val="24"/>
-        </w:rPr>
-        <w:t>analysis</w:t>
-      </w:r>
-      <w:proofErr w:type="spellEnd"/>
-      <w:r>
-        <w:rPr>
-          <w:rFonts w:ascii="Arial" w:hAnsi="Arial" w:cs="Arial"/>
-          <w:sz w:val="24"/>
-          <w:szCs w:val="24"/>
-        </w:rPr>
-        <w:t xml:space="preserve"> system </w:t>
-      </w:r>
-      <w:proofErr w:type="spellStart"/>
-      <w:r>
-        <w:rPr>
-          <w:rFonts w:ascii="Arial" w:hAnsi="Arial" w:cs="Arial"/>
-          <w:sz w:val="24"/>
-          <w:szCs w:val="24"/>
-        </w:rPr>
-        <w:t>can</w:t>
-      </w:r>
-      <w:proofErr w:type="spellEnd"/>
-      <w:r>
-        <w:rPr>
-          <w:rFonts w:ascii="Arial" w:hAnsi="Arial" w:cs="Arial"/>
-          <w:sz w:val="24"/>
-          <w:szCs w:val="24"/>
-        </w:rPr>
-        <w:t xml:space="preserve"> help </w:t>
-      </w:r>
-      <w:proofErr w:type="spellStart"/>
-      <w:r>
-        <w:rPr>
-          <w:rFonts w:ascii="Arial" w:hAnsi="Arial" w:cs="Arial"/>
-          <w:sz w:val="24"/>
-          <w:szCs w:val="24"/>
-        </w:rPr>
-        <w:t>make</w:t>
-      </w:r>
-      <w:proofErr w:type="spellEnd"/>
-      <w:r>
-        <w:rPr>
-          <w:rFonts w:ascii="Arial" w:hAnsi="Arial" w:cs="Arial"/>
-          <w:sz w:val="24"/>
-          <w:szCs w:val="24"/>
-        </w:rPr>
-        <w:t xml:space="preserve"> </w:t>
-      </w:r>
-      <w:proofErr w:type="spellStart"/>
-      <w:r>
-        <w:rPr>
-          <w:rFonts w:ascii="Arial" w:hAnsi="Arial" w:cs="Arial"/>
-          <w:sz w:val="24"/>
-          <w:szCs w:val="24"/>
-        </w:rPr>
-        <w:t>this</w:t>
-      </w:r>
-      <w:proofErr w:type="spellEnd"/>
-      <w:r>
-        <w:rPr>
-          <w:rFonts w:ascii="Arial" w:hAnsi="Arial" w:cs="Arial"/>
-          <w:sz w:val="24"/>
-          <w:szCs w:val="24"/>
-        </w:rPr>
-        <w:t xml:space="preserve"> </w:t>
-      </w:r>
-      <w:proofErr w:type="spellStart"/>
-      <w:r>
-        <w:rPr>
-          <w:rFonts w:ascii="Arial" w:hAnsi="Arial" w:cs="Arial"/>
-          <w:sz w:val="24"/>
-          <w:szCs w:val="24"/>
-        </w:rPr>
-        <w:t>process</w:t>
-      </w:r>
-      <w:proofErr w:type="spellEnd"/>
-      <w:r>
-        <w:rPr>
-          <w:rFonts w:ascii="Arial" w:hAnsi="Arial" w:cs="Arial"/>
-          <w:sz w:val="24"/>
-          <w:szCs w:val="24"/>
-        </w:rPr>
-        <w:t xml:space="preserve"> </w:t>
-      </w:r>
-      <w:proofErr w:type="spellStart"/>
-      <w:r>
-        <w:rPr>
-          <w:rFonts w:ascii="Arial" w:hAnsi="Arial" w:cs="Arial"/>
-          <w:sz w:val="24"/>
-          <w:szCs w:val="24"/>
-        </w:rPr>
-        <w:t>simpler</w:t>
-      </w:r>
-      <w:proofErr w:type="spellEnd"/>
-      <w:r>
-        <w:rPr>
-          <w:rFonts w:ascii="Arial" w:hAnsi="Arial" w:cs="Arial"/>
-          <w:sz w:val="24"/>
-          <w:szCs w:val="24"/>
-        </w:rPr>
-        <w:t xml:space="preserve"> </w:t>
-      </w:r>
-      <w:proofErr w:type="spellStart"/>
-      <w:r>
-        <w:rPr>
-          <w:rFonts w:ascii="Arial" w:hAnsi="Arial" w:cs="Arial"/>
-          <w:sz w:val="24"/>
-          <w:szCs w:val="24"/>
-        </w:rPr>
-        <w:t>and</w:t>
-      </w:r>
-      <w:proofErr w:type="spellEnd"/>
-      <w:r>
-        <w:rPr>
-          <w:rFonts w:ascii="Arial" w:hAnsi="Arial" w:cs="Arial"/>
-          <w:sz w:val="24"/>
-          <w:szCs w:val="24"/>
-        </w:rPr>
-        <w:t xml:space="preserve"> more </w:t>
-      </w:r>
-      <w:proofErr w:type="spellStart"/>
-      <w:r>
-        <w:rPr>
-          <w:rFonts w:ascii="Arial" w:hAnsi="Arial" w:cs="Arial"/>
-          <w:sz w:val="24"/>
-          <w:szCs w:val="24"/>
-        </w:rPr>
-        <w:t>organized</w:t>
-      </w:r>
-      <w:proofErr w:type="spellEnd"/>
-      <w:r>
-        <w:rPr>
-          <w:rFonts w:ascii="Arial" w:hAnsi="Arial" w:cs="Arial"/>
-          <w:sz w:val="24"/>
-          <w:szCs w:val="24"/>
-        </w:rPr>
-        <w:t xml:space="preserve">. </w:t>
-      </w:r>
-      <w:proofErr w:type="spellStart"/>
-      <w:r>
-        <w:rPr>
-          <w:rFonts w:ascii="Arial" w:hAnsi="Arial" w:cs="Arial"/>
-          <w:sz w:val="24"/>
-          <w:szCs w:val="24"/>
-        </w:rPr>
-        <w:t>By</w:t>
-      </w:r>
-      <w:proofErr w:type="spellEnd"/>
-      <w:r>
-        <w:rPr>
-          <w:rFonts w:ascii="Arial" w:hAnsi="Arial" w:cs="Arial"/>
-          <w:sz w:val="24"/>
-          <w:szCs w:val="24"/>
-        </w:rPr>
-        <w:t xml:space="preserve"> </w:t>
-      </w:r>
-      <w:proofErr w:type="spellStart"/>
-      <w:r>
-        <w:rPr>
-          <w:rFonts w:ascii="Arial" w:hAnsi="Arial" w:cs="Arial"/>
-          <w:sz w:val="24"/>
-          <w:szCs w:val="24"/>
-        </w:rPr>
-        <w:t>recording</w:t>
-      </w:r>
-      <w:proofErr w:type="spellEnd"/>
-      <w:r>
-        <w:rPr>
-          <w:rFonts w:ascii="Arial" w:hAnsi="Arial" w:cs="Arial"/>
-          <w:sz w:val="24"/>
-          <w:szCs w:val="24"/>
-        </w:rPr>
-        <w:t xml:space="preserve"> </w:t>
-      </w:r>
-      <w:proofErr w:type="spellStart"/>
-      <w:r>
-        <w:rPr>
-          <w:rFonts w:ascii="Arial" w:hAnsi="Arial" w:cs="Arial"/>
-          <w:sz w:val="24"/>
-          <w:szCs w:val="24"/>
-        </w:rPr>
-        <w:t>expenses</w:t>
-      </w:r>
-      <w:proofErr w:type="spellEnd"/>
-      <w:r>
-        <w:rPr>
-          <w:rFonts w:ascii="Arial" w:hAnsi="Arial" w:cs="Arial"/>
-          <w:sz w:val="24"/>
-          <w:szCs w:val="24"/>
-        </w:rPr>
-        <w:t xml:space="preserve"> </w:t>
-      </w:r>
-      <w:proofErr w:type="spellStart"/>
-      <w:r>
-        <w:rPr>
-          <w:rFonts w:ascii="Arial" w:hAnsi="Arial" w:cs="Arial"/>
-          <w:sz w:val="24"/>
-          <w:szCs w:val="24"/>
-        </w:rPr>
-        <w:t>and</w:t>
-      </w:r>
-      <w:proofErr w:type="spellEnd"/>
-      <w:r>
-        <w:rPr>
-          <w:rFonts w:ascii="Arial" w:hAnsi="Arial" w:cs="Arial"/>
-          <w:sz w:val="24"/>
-          <w:szCs w:val="24"/>
-        </w:rPr>
-        <w:t xml:space="preserve"> </w:t>
-      </w:r>
-      <w:proofErr w:type="spellStart"/>
-      <w:r>
-        <w:rPr>
-          <w:rFonts w:ascii="Arial" w:hAnsi="Arial" w:cs="Arial"/>
-          <w:sz w:val="24"/>
-          <w:szCs w:val="24"/>
-        </w:rPr>
-        <w:t>presenting</w:t>
-      </w:r>
-      <w:proofErr w:type="spellEnd"/>
-      <w:r>
-        <w:rPr>
-          <w:rFonts w:ascii="Arial" w:hAnsi="Arial" w:cs="Arial"/>
-          <w:sz w:val="24"/>
-          <w:szCs w:val="24"/>
-        </w:rPr>
-        <w:t xml:space="preserve"> </w:t>
-      </w:r>
-      <w:proofErr w:type="spellStart"/>
-      <w:r>
-        <w:rPr>
-          <w:rFonts w:ascii="Arial" w:hAnsi="Arial" w:cs="Arial"/>
-          <w:sz w:val="24"/>
-          <w:szCs w:val="24"/>
-        </w:rPr>
-        <w:t>information</w:t>
-      </w:r>
-      <w:proofErr w:type="spellEnd"/>
-      <w:r>
-        <w:rPr>
-          <w:rFonts w:ascii="Arial" w:hAnsi="Arial" w:cs="Arial"/>
-          <w:sz w:val="24"/>
-          <w:szCs w:val="24"/>
-        </w:rPr>
-        <w:t xml:space="preserve"> </w:t>
-      </w:r>
-      <w:proofErr w:type="spellStart"/>
-      <w:r>
-        <w:rPr>
-          <w:rFonts w:ascii="Arial" w:hAnsi="Arial" w:cs="Arial"/>
-          <w:sz w:val="24"/>
-          <w:szCs w:val="24"/>
-        </w:rPr>
-        <w:t>visually</w:t>
-      </w:r>
-      <w:proofErr w:type="spellEnd"/>
-      <w:r>
-        <w:rPr>
-          <w:rFonts w:ascii="Arial" w:hAnsi="Arial" w:cs="Arial"/>
-          <w:sz w:val="24"/>
-          <w:szCs w:val="24"/>
-        </w:rPr>
-        <w:t xml:space="preserve">, </w:t>
-      </w:r>
-      <w:proofErr w:type="spellStart"/>
-      <w:r>
-        <w:rPr>
-          <w:rFonts w:ascii="Arial" w:hAnsi="Arial" w:cs="Arial"/>
-          <w:sz w:val="24"/>
-          <w:szCs w:val="24"/>
-        </w:rPr>
-        <w:t>such</w:t>
-      </w:r>
-      <w:proofErr w:type="spellEnd"/>
-      <w:r>
-        <w:rPr>
-          <w:rFonts w:ascii="Arial" w:hAnsi="Arial" w:cs="Arial"/>
-          <w:sz w:val="24"/>
-          <w:szCs w:val="24"/>
-        </w:rPr>
-        <w:t xml:space="preserve"> as </w:t>
-      </w:r>
-      <w:proofErr w:type="spellStart"/>
-      <w:r>
-        <w:rPr>
-          <w:rFonts w:ascii="Arial" w:hAnsi="Arial" w:cs="Arial"/>
-          <w:sz w:val="24"/>
-          <w:szCs w:val="24"/>
-        </w:rPr>
-        <w:t>graphs</w:t>
-      </w:r>
-      <w:proofErr w:type="spellEnd"/>
-      <w:r>
-        <w:rPr>
-          <w:rFonts w:ascii="Arial" w:hAnsi="Arial" w:cs="Arial"/>
-          <w:sz w:val="24"/>
-          <w:szCs w:val="24"/>
-        </w:rPr>
-        <w:t xml:space="preserve"> </w:t>
-      </w:r>
-      <w:proofErr w:type="spellStart"/>
-      <w:r>
-        <w:rPr>
-          <w:rFonts w:ascii="Arial" w:hAnsi="Arial" w:cs="Arial"/>
-          <w:sz w:val="24"/>
-          <w:szCs w:val="24"/>
-        </w:rPr>
-        <w:t>or</w:t>
-      </w:r>
-      <w:proofErr w:type="spellEnd"/>
-      <w:r>
-        <w:rPr>
-          <w:rFonts w:ascii="Arial" w:hAnsi="Arial" w:cs="Arial"/>
-          <w:sz w:val="24"/>
-          <w:szCs w:val="24"/>
-        </w:rPr>
-        <w:t xml:space="preserve"> </w:t>
-      </w:r>
-      <w:proofErr w:type="spellStart"/>
-      <w:r>
-        <w:rPr>
-          <w:rFonts w:ascii="Arial" w:hAnsi="Arial" w:cs="Arial"/>
-          <w:sz w:val="24"/>
-          <w:szCs w:val="24"/>
-        </w:rPr>
-        <w:t>reports</w:t>
-      </w:r>
-      <w:proofErr w:type="spellEnd"/>
-      <w:r>
-        <w:rPr>
-          <w:rFonts w:ascii="Arial" w:hAnsi="Arial" w:cs="Arial"/>
-          <w:sz w:val="24"/>
-          <w:szCs w:val="24"/>
-        </w:rPr>
-        <w:t xml:space="preserve">, </w:t>
-      </w:r>
-      <w:proofErr w:type="spellStart"/>
-      <w:r>
-        <w:rPr>
-          <w:rFonts w:ascii="Arial" w:hAnsi="Arial" w:cs="Arial"/>
-          <w:sz w:val="24"/>
-          <w:szCs w:val="24"/>
-        </w:rPr>
-        <w:t>the</w:t>
-      </w:r>
-      <w:proofErr w:type="spellEnd"/>
-      <w:r>
-        <w:rPr>
-          <w:rFonts w:ascii="Arial" w:hAnsi="Arial" w:cs="Arial"/>
-          <w:sz w:val="24"/>
-          <w:szCs w:val="24"/>
-        </w:rPr>
-        <w:t xml:space="preserve"> </w:t>
-      </w:r>
-      <w:proofErr w:type="spellStart"/>
-      <w:r>
-        <w:rPr>
-          <w:rFonts w:ascii="Arial" w:hAnsi="Arial" w:cs="Arial"/>
-          <w:sz w:val="24"/>
-          <w:szCs w:val="24"/>
-        </w:rPr>
-        <w:t>user</w:t>
-      </w:r>
-      <w:proofErr w:type="spellEnd"/>
-      <w:r>
-        <w:rPr>
-          <w:rFonts w:ascii="Arial" w:hAnsi="Arial" w:cs="Arial"/>
-          <w:sz w:val="24"/>
-          <w:szCs w:val="24"/>
-        </w:rPr>
-        <w:t xml:space="preserve"> </w:t>
-      </w:r>
-      <w:proofErr w:type="spellStart"/>
-      <w:r>
-        <w:rPr>
-          <w:rFonts w:ascii="Arial" w:hAnsi="Arial" w:cs="Arial"/>
-          <w:sz w:val="24"/>
-          <w:szCs w:val="24"/>
-        </w:rPr>
-        <w:t>can</w:t>
-      </w:r>
-      <w:proofErr w:type="spellEnd"/>
-      <w:r>
-        <w:rPr>
-          <w:rFonts w:ascii="Arial" w:hAnsi="Arial" w:cs="Arial"/>
-          <w:sz w:val="24"/>
-          <w:szCs w:val="24"/>
-        </w:rPr>
-        <w:t xml:space="preserve"> </w:t>
-      </w:r>
-      <w:proofErr w:type="spellStart"/>
-      <w:r>
-        <w:rPr>
-          <w:rFonts w:ascii="Arial" w:hAnsi="Arial" w:cs="Arial"/>
-          <w:sz w:val="24"/>
-          <w:szCs w:val="24"/>
-        </w:rPr>
-        <w:t>gain</w:t>
-      </w:r>
-      <w:proofErr w:type="spellEnd"/>
-      <w:r>
-        <w:rPr>
-          <w:rFonts w:ascii="Arial" w:hAnsi="Arial" w:cs="Arial"/>
-          <w:sz w:val="24"/>
-          <w:szCs w:val="24"/>
-        </w:rPr>
-        <w:t xml:space="preserve"> a </w:t>
-      </w:r>
-      <w:proofErr w:type="spellStart"/>
-      <w:r>
-        <w:rPr>
-          <w:rFonts w:ascii="Arial" w:hAnsi="Arial" w:cs="Arial"/>
-          <w:sz w:val="24"/>
-          <w:szCs w:val="24"/>
-        </w:rPr>
-        <w:t>clearer</w:t>
-      </w:r>
-      <w:proofErr w:type="spellEnd"/>
-      <w:r>
-        <w:rPr>
-          <w:rFonts w:ascii="Arial" w:hAnsi="Arial" w:cs="Arial"/>
-          <w:sz w:val="24"/>
-          <w:szCs w:val="24"/>
-        </w:rPr>
-        <w:t xml:space="preserve"> </w:t>
-      </w:r>
-      <w:proofErr w:type="spellStart"/>
-      <w:r>
-        <w:rPr>
-          <w:rFonts w:ascii="Arial" w:hAnsi="Arial" w:cs="Arial"/>
-          <w:sz w:val="24"/>
-          <w:szCs w:val="24"/>
-        </w:rPr>
-        <w:t>view</w:t>
-      </w:r>
-      <w:proofErr w:type="spellEnd"/>
-      <w:r>
-        <w:rPr>
-          <w:rFonts w:ascii="Arial" w:hAnsi="Arial" w:cs="Arial"/>
-          <w:sz w:val="24"/>
-          <w:szCs w:val="24"/>
-        </w:rPr>
-        <w:t xml:space="preserve"> </w:t>
-      </w:r>
-      <w:proofErr w:type="spellStart"/>
-      <w:r>
-        <w:rPr>
-          <w:rFonts w:ascii="Arial" w:hAnsi="Arial" w:cs="Arial"/>
-          <w:sz w:val="24"/>
-          <w:szCs w:val="24"/>
-        </w:rPr>
-        <w:t>of</w:t>
-      </w:r>
-      <w:proofErr w:type="spellEnd"/>
-      <w:r>
-        <w:rPr>
-          <w:rFonts w:ascii="Arial" w:hAnsi="Arial" w:cs="Arial"/>
-          <w:sz w:val="24"/>
-          <w:szCs w:val="24"/>
-        </w:rPr>
-        <w:t xml:space="preserve"> </w:t>
-      </w:r>
-      <w:proofErr w:type="spellStart"/>
-      <w:r>
-        <w:rPr>
-          <w:rFonts w:ascii="Arial" w:hAnsi="Arial" w:cs="Arial"/>
-          <w:sz w:val="24"/>
-          <w:szCs w:val="24"/>
-        </w:rPr>
-        <w:t>how</w:t>
-      </w:r>
-      <w:proofErr w:type="spellEnd"/>
-      <w:r>
-        <w:rPr>
-          <w:rFonts w:ascii="Arial" w:hAnsi="Arial" w:cs="Arial"/>
-          <w:sz w:val="24"/>
-          <w:szCs w:val="24"/>
-        </w:rPr>
-        <w:t xml:space="preserve"> </w:t>
-      </w:r>
-      <w:proofErr w:type="spellStart"/>
-      <w:r>
-        <w:rPr>
-          <w:rFonts w:ascii="Arial" w:hAnsi="Arial" w:cs="Arial"/>
-          <w:sz w:val="24"/>
-          <w:szCs w:val="24"/>
-        </w:rPr>
-        <w:t>they</w:t>
-      </w:r>
-      <w:proofErr w:type="spellEnd"/>
-      <w:r>
-        <w:rPr>
-          <w:rFonts w:ascii="Arial" w:hAnsi="Arial" w:cs="Arial"/>
-          <w:sz w:val="24"/>
-          <w:szCs w:val="24"/>
-        </w:rPr>
-        <w:t xml:space="preserve"> are </w:t>
-      </w:r>
-      <w:proofErr w:type="spellStart"/>
-      <w:r>
-        <w:rPr>
-          <w:rFonts w:ascii="Arial" w:hAnsi="Arial" w:cs="Arial"/>
-          <w:sz w:val="24"/>
-          <w:szCs w:val="24"/>
-        </w:rPr>
-        <w:t>using</w:t>
-      </w:r>
-      <w:proofErr w:type="spellEnd"/>
-      <w:r>
-        <w:rPr>
-          <w:rFonts w:ascii="Arial" w:hAnsi="Arial" w:cs="Arial"/>
-          <w:sz w:val="24"/>
-          <w:szCs w:val="24"/>
-        </w:rPr>
-        <w:t xml:space="preserve"> </w:t>
-      </w:r>
-      <w:proofErr w:type="spellStart"/>
-      <w:r>
-        <w:rPr>
-          <w:rFonts w:ascii="Arial" w:hAnsi="Arial" w:cs="Arial"/>
-          <w:sz w:val="24"/>
-          <w:szCs w:val="24"/>
-        </w:rPr>
-        <w:t>their</w:t>
-      </w:r>
-      <w:proofErr w:type="spellEnd"/>
-      <w:r>
-        <w:rPr>
-          <w:rFonts w:ascii="Arial" w:hAnsi="Arial" w:cs="Arial"/>
-          <w:sz w:val="24"/>
-          <w:szCs w:val="24"/>
-        </w:rPr>
-        <w:t xml:space="preserve"> </w:t>
-      </w:r>
-      <w:proofErr w:type="spellStart"/>
-      <w:r>
-        <w:rPr>
-          <w:rFonts w:ascii="Arial" w:hAnsi="Arial" w:cs="Arial"/>
-          <w:sz w:val="24"/>
-          <w:szCs w:val="24"/>
-        </w:rPr>
-        <w:t>money</w:t>
-      </w:r>
-      <w:proofErr w:type="spellEnd"/>
-      <w:r>
-        <w:rPr>
-          <w:rFonts w:ascii="Arial" w:hAnsi="Arial" w:cs="Arial"/>
-          <w:sz w:val="24"/>
-          <w:szCs w:val="24"/>
-        </w:rPr>
-        <w:t xml:space="preserve">. </w:t>
-      </w:r>
-      <w:proofErr w:type="spellStart"/>
-      <w:r>
-        <w:rPr>
-          <w:rFonts w:ascii="Arial" w:hAnsi="Arial" w:cs="Arial"/>
-          <w:sz w:val="24"/>
-          <w:szCs w:val="24"/>
-        </w:rPr>
-        <w:t>Thus</w:t>
-      </w:r>
-      <w:proofErr w:type="spellEnd"/>
-      <w:r>
-        <w:rPr>
-          <w:rFonts w:ascii="Arial" w:hAnsi="Arial" w:cs="Arial"/>
-          <w:sz w:val="24"/>
-          <w:szCs w:val="24"/>
-        </w:rPr>
-        <w:t xml:space="preserve">, </w:t>
-      </w:r>
-      <w:proofErr w:type="spellStart"/>
-      <w:r>
-        <w:rPr>
-          <w:rFonts w:ascii="Arial" w:hAnsi="Arial" w:cs="Arial"/>
-          <w:sz w:val="24"/>
-          <w:szCs w:val="24"/>
-        </w:rPr>
-        <w:t>considering</w:t>
-      </w:r>
-      <w:proofErr w:type="spellEnd"/>
-      <w:r>
-        <w:rPr>
-          <w:rFonts w:ascii="Arial" w:hAnsi="Arial" w:cs="Arial"/>
-          <w:sz w:val="24"/>
-          <w:szCs w:val="24"/>
-        </w:rPr>
-        <w:t xml:space="preserve"> </w:t>
-      </w:r>
-      <w:proofErr w:type="spellStart"/>
-      <w:r>
-        <w:rPr>
-          <w:rFonts w:ascii="Arial" w:hAnsi="Arial" w:cs="Arial"/>
-          <w:sz w:val="24"/>
-          <w:szCs w:val="24"/>
-        </w:rPr>
-        <w:t>the</w:t>
-      </w:r>
-      <w:proofErr w:type="spellEnd"/>
-      <w:r>
-        <w:rPr>
-          <w:rFonts w:ascii="Arial" w:hAnsi="Arial" w:cs="Arial"/>
-          <w:sz w:val="24"/>
-          <w:szCs w:val="24"/>
-        </w:rPr>
-        <w:t xml:space="preserve"> </w:t>
-      </w:r>
-      <w:proofErr w:type="spellStart"/>
-      <w:r>
-        <w:rPr>
-          <w:rFonts w:ascii="Arial" w:hAnsi="Arial" w:cs="Arial"/>
-          <w:sz w:val="24"/>
-          <w:szCs w:val="24"/>
-        </w:rPr>
-        <w:t>problem</w:t>
-      </w:r>
-      <w:proofErr w:type="spellEnd"/>
-      <w:r>
-        <w:rPr>
-          <w:rFonts w:ascii="Arial" w:hAnsi="Arial" w:cs="Arial"/>
-          <w:sz w:val="24"/>
-          <w:szCs w:val="24"/>
-        </w:rPr>
-        <w:t xml:space="preserve"> </w:t>
-      </w:r>
-      <w:proofErr w:type="spellStart"/>
-      <w:r>
-        <w:rPr>
-          <w:rFonts w:ascii="Arial" w:hAnsi="Arial" w:cs="Arial"/>
-          <w:sz w:val="24"/>
-          <w:szCs w:val="24"/>
-        </w:rPr>
-        <w:t>addressed</w:t>
-      </w:r>
-      <w:proofErr w:type="spellEnd"/>
-      <w:r>
-        <w:rPr>
-          <w:rFonts w:ascii="Arial" w:hAnsi="Arial" w:cs="Arial"/>
-          <w:sz w:val="24"/>
-          <w:szCs w:val="24"/>
-        </w:rPr>
-        <w:t xml:space="preserve">, </w:t>
-      </w:r>
-      <w:proofErr w:type="spellStart"/>
-      <w:r>
-        <w:rPr>
-          <w:rFonts w:ascii="Arial" w:hAnsi="Arial" w:cs="Arial"/>
-          <w:sz w:val="24"/>
-          <w:szCs w:val="24"/>
-        </w:rPr>
-        <w:t>the</w:t>
-      </w:r>
-      <w:proofErr w:type="spellEnd"/>
-      <w:r>
-        <w:rPr>
-          <w:rFonts w:ascii="Arial" w:hAnsi="Arial" w:cs="Arial"/>
-          <w:sz w:val="24"/>
-          <w:szCs w:val="24"/>
-        </w:rPr>
-        <w:t xml:space="preserve"> </w:t>
-      </w:r>
-      <w:proofErr w:type="spellStart"/>
-      <w:r>
-        <w:rPr>
-          <w:rFonts w:ascii="Arial" w:hAnsi="Arial" w:cs="Arial"/>
-          <w:sz w:val="24"/>
-          <w:szCs w:val="24"/>
-        </w:rPr>
-        <w:t>app</w:t>
-      </w:r>
-      <w:proofErr w:type="spellEnd"/>
-      <w:r>
-        <w:rPr>
-          <w:rFonts w:ascii="Arial" w:hAnsi="Arial" w:cs="Arial"/>
-          <w:sz w:val="24"/>
-          <w:szCs w:val="24"/>
-        </w:rPr>
-        <w:t xml:space="preserve"> </w:t>
-      </w:r>
-      <w:proofErr w:type="spellStart"/>
-      <w:r>
-        <w:rPr>
-          <w:rFonts w:ascii="Arial" w:hAnsi="Arial" w:cs="Arial"/>
-          <w:sz w:val="24"/>
-          <w:szCs w:val="24"/>
-        </w:rPr>
-        <w:t>was</w:t>
-      </w:r>
-      <w:proofErr w:type="spellEnd"/>
-      <w:r>
-        <w:rPr>
-          <w:rFonts w:ascii="Arial" w:hAnsi="Arial" w:cs="Arial"/>
-          <w:sz w:val="24"/>
-          <w:szCs w:val="24"/>
-        </w:rPr>
-        <w:t xml:space="preserve"> </w:t>
-      </w:r>
-      <w:proofErr w:type="spellStart"/>
-      <w:r>
-        <w:rPr>
-          <w:rFonts w:ascii="Arial" w:hAnsi="Arial" w:cs="Arial"/>
-          <w:sz w:val="24"/>
-          <w:szCs w:val="24"/>
-        </w:rPr>
-        <w:t>designed</w:t>
-      </w:r>
-      <w:proofErr w:type="spellEnd"/>
-      <w:r>
-        <w:rPr>
-          <w:rFonts w:ascii="Arial" w:hAnsi="Arial" w:cs="Arial"/>
-          <w:sz w:val="24"/>
-          <w:szCs w:val="24"/>
-        </w:rPr>
-        <w:t xml:space="preserve"> </w:t>
-      </w:r>
-      <w:proofErr w:type="spellStart"/>
-      <w:r>
-        <w:rPr>
-          <w:rFonts w:ascii="Arial" w:hAnsi="Arial" w:cs="Arial"/>
-          <w:sz w:val="24"/>
-          <w:szCs w:val="24"/>
-        </w:rPr>
-        <w:t>to</w:t>
-      </w:r>
-      <w:proofErr w:type="spellEnd"/>
-      <w:r>
-        <w:rPr>
-          <w:rFonts w:ascii="Arial" w:hAnsi="Arial" w:cs="Arial"/>
-          <w:sz w:val="24"/>
-          <w:szCs w:val="24"/>
-        </w:rPr>
-        <w:t xml:space="preserve"> </w:t>
-      </w:r>
-      <w:proofErr w:type="spellStart"/>
-      <w:r>
-        <w:rPr>
-          <w:rFonts w:ascii="Arial" w:hAnsi="Arial" w:cs="Arial"/>
-          <w:sz w:val="24"/>
-          <w:szCs w:val="24"/>
-        </w:rPr>
-        <w:t>be</w:t>
-      </w:r>
-      <w:proofErr w:type="spellEnd"/>
-      <w:r>
-        <w:rPr>
-          <w:rFonts w:ascii="Arial" w:hAnsi="Arial" w:cs="Arial"/>
-          <w:sz w:val="24"/>
-          <w:szCs w:val="24"/>
-        </w:rPr>
-        <w:t xml:space="preserve"> a </w:t>
-      </w:r>
-      <w:proofErr w:type="spellStart"/>
-      <w:r>
-        <w:rPr>
-          <w:rFonts w:ascii="Arial" w:hAnsi="Arial" w:cs="Arial"/>
-          <w:sz w:val="24"/>
-          <w:szCs w:val="24"/>
-        </w:rPr>
-        <w:t>simple</w:t>
-      </w:r>
-      <w:proofErr w:type="spellEnd"/>
-      <w:r>
-        <w:rPr>
-          <w:rFonts w:ascii="Arial" w:hAnsi="Arial" w:cs="Arial"/>
-          <w:sz w:val="24"/>
-          <w:szCs w:val="24"/>
-        </w:rPr>
-        <w:t xml:space="preserve"> </w:t>
-      </w:r>
-      <w:proofErr w:type="spellStart"/>
-      <w:r>
-        <w:rPr>
-          <w:rFonts w:ascii="Arial" w:hAnsi="Arial" w:cs="Arial"/>
-          <w:sz w:val="24"/>
-          <w:szCs w:val="24"/>
-        </w:rPr>
-        <w:t>and</w:t>
-      </w:r>
-      <w:proofErr w:type="spellEnd"/>
-      <w:r>
-        <w:rPr>
-          <w:rFonts w:ascii="Arial" w:hAnsi="Arial" w:cs="Arial"/>
-          <w:sz w:val="24"/>
-          <w:szCs w:val="24"/>
-        </w:rPr>
-        <w:t xml:space="preserve"> </w:t>
-      </w:r>
-      <w:proofErr w:type="spellStart"/>
-      <w:r>
-        <w:rPr>
-          <w:rFonts w:ascii="Arial" w:hAnsi="Arial" w:cs="Arial"/>
-          <w:sz w:val="24"/>
-          <w:szCs w:val="24"/>
-        </w:rPr>
-        <w:t>practical</w:t>
-      </w:r>
-      <w:proofErr w:type="spellEnd"/>
-      <w:r>
-        <w:rPr>
-          <w:rFonts w:ascii="Arial" w:hAnsi="Arial" w:cs="Arial"/>
-          <w:sz w:val="24"/>
-          <w:szCs w:val="24"/>
-        </w:rPr>
-        <w:t xml:space="preserve"> tool for </w:t>
-      </w:r>
-      <w:proofErr w:type="spellStart"/>
-      <w:r>
-        <w:rPr>
-          <w:rFonts w:ascii="Arial" w:hAnsi="Arial" w:cs="Arial"/>
-          <w:sz w:val="24"/>
-          <w:szCs w:val="24"/>
-        </w:rPr>
-        <w:t>users</w:t>
-      </w:r>
-      <w:proofErr w:type="spellEnd"/>
-      <w:r>
-        <w:rPr>
-          <w:rFonts w:ascii="Arial" w:hAnsi="Arial" w:cs="Arial"/>
-          <w:sz w:val="24"/>
-          <w:szCs w:val="24"/>
-        </w:rPr>
-        <w:t xml:space="preserve"> </w:t>
-      </w:r>
-      <w:proofErr w:type="spellStart"/>
-      <w:r>
-        <w:rPr>
-          <w:rFonts w:ascii="Arial" w:hAnsi="Arial" w:cs="Arial"/>
-          <w:sz w:val="24"/>
-          <w:szCs w:val="24"/>
-        </w:rPr>
-        <w:t>to</w:t>
-      </w:r>
-      <w:proofErr w:type="spellEnd"/>
-      <w:r>
-        <w:rPr>
-          <w:rFonts w:ascii="Arial" w:hAnsi="Arial" w:cs="Arial"/>
-          <w:sz w:val="24"/>
-          <w:szCs w:val="24"/>
-        </w:rPr>
-        <w:t xml:space="preserve"> </w:t>
-      </w:r>
-      <w:proofErr w:type="spellStart"/>
-      <w:r>
-        <w:rPr>
-          <w:rFonts w:ascii="Arial" w:hAnsi="Arial" w:cs="Arial"/>
-          <w:sz w:val="24"/>
-          <w:szCs w:val="24"/>
-        </w:rPr>
-        <w:t>record</w:t>
-      </w:r>
-      <w:proofErr w:type="spellEnd"/>
-      <w:r>
-        <w:rPr>
-          <w:rFonts w:ascii="Arial" w:hAnsi="Arial" w:cs="Arial"/>
-          <w:sz w:val="24"/>
-          <w:szCs w:val="24"/>
-        </w:rPr>
-        <w:t xml:space="preserve"> </w:t>
-      </w:r>
-      <w:proofErr w:type="spellStart"/>
-      <w:r>
-        <w:rPr>
-          <w:rFonts w:ascii="Arial" w:hAnsi="Arial" w:cs="Arial"/>
-          <w:sz w:val="24"/>
-          <w:szCs w:val="24"/>
-        </w:rPr>
-        <w:t>their</w:t>
-      </w:r>
-      <w:proofErr w:type="spellEnd"/>
-      <w:r>
-        <w:rPr>
-          <w:rFonts w:ascii="Arial" w:hAnsi="Arial" w:cs="Arial"/>
-          <w:sz w:val="24"/>
-          <w:szCs w:val="24"/>
-        </w:rPr>
-        <w:t xml:space="preserve"> </w:t>
-      </w:r>
-      <w:proofErr w:type="spellStart"/>
-      <w:r>
-        <w:rPr>
-          <w:rFonts w:ascii="Arial" w:hAnsi="Arial" w:cs="Arial"/>
-          <w:sz w:val="24"/>
-          <w:szCs w:val="24"/>
-        </w:rPr>
-        <w:t>expenses</w:t>
-      </w:r>
-      <w:proofErr w:type="spellEnd"/>
-      <w:r>
-        <w:rPr>
-          <w:rFonts w:ascii="Arial" w:hAnsi="Arial" w:cs="Arial"/>
-          <w:sz w:val="24"/>
-          <w:szCs w:val="24"/>
-        </w:rPr>
-        <w:t xml:space="preserve"> </w:t>
-      </w:r>
-      <w:proofErr w:type="spellStart"/>
-      <w:r>
-        <w:rPr>
-          <w:rFonts w:ascii="Arial" w:hAnsi="Arial" w:cs="Arial"/>
-          <w:sz w:val="24"/>
-          <w:szCs w:val="24"/>
-        </w:rPr>
-        <w:t>and</w:t>
-      </w:r>
-      <w:proofErr w:type="spellEnd"/>
-      <w:r>
-        <w:rPr>
-          <w:rFonts w:ascii="Arial" w:hAnsi="Arial" w:cs="Arial"/>
-          <w:sz w:val="24"/>
-          <w:szCs w:val="24"/>
-        </w:rPr>
-        <w:t xml:space="preserve"> </w:t>
-      </w:r>
-      <w:proofErr w:type="spellStart"/>
-      <w:r>
-        <w:rPr>
-          <w:rFonts w:ascii="Arial" w:hAnsi="Arial" w:cs="Arial"/>
-          <w:sz w:val="24"/>
-          <w:szCs w:val="24"/>
-        </w:rPr>
-        <w:t>clearly</w:t>
-      </w:r>
-      <w:proofErr w:type="spellEnd"/>
-      <w:r>
-        <w:rPr>
-          <w:rFonts w:ascii="Arial" w:hAnsi="Arial" w:cs="Arial"/>
-          <w:sz w:val="24"/>
-          <w:szCs w:val="24"/>
-        </w:rPr>
-        <w:t xml:space="preserve"> </w:t>
-      </w:r>
-      <w:proofErr w:type="spellStart"/>
-      <w:r>
-        <w:rPr>
-          <w:rFonts w:ascii="Arial" w:hAnsi="Arial" w:cs="Arial"/>
-          <w:sz w:val="24"/>
-          <w:szCs w:val="24"/>
-        </w:rPr>
-        <w:t>see</w:t>
-      </w:r>
-      <w:proofErr w:type="spellEnd"/>
-      <w:r>
-        <w:rPr>
-          <w:rFonts w:ascii="Arial" w:hAnsi="Arial" w:cs="Arial"/>
-          <w:sz w:val="24"/>
-          <w:szCs w:val="24"/>
-        </w:rPr>
-        <w:t xml:space="preserve"> </w:t>
-      </w:r>
-      <w:proofErr w:type="spellStart"/>
-      <w:r>
-        <w:rPr>
-          <w:rFonts w:ascii="Arial" w:hAnsi="Arial" w:cs="Arial"/>
-          <w:sz w:val="24"/>
-          <w:szCs w:val="24"/>
-        </w:rPr>
-        <w:t>how</w:t>
-      </w:r>
-      <w:proofErr w:type="spellEnd"/>
-      <w:r>
-        <w:rPr>
-          <w:rFonts w:ascii="Arial" w:hAnsi="Arial" w:cs="Arial"/>
-          <w:sz w:val="24"/>
-          <w:szCs w:val="24"/>
-        </w:rPr>
-        <w:t xml:space="preserve"> </w:t>
-      </w:r>
-      <w:proofErr w:type="spellStart"/>
-      <w:r>
-        <w:rPr>
-          <w:rFonts w:ascii="Arial" w:hAnsi="Arial" w:cs="Arial"/>
-          <w:sz w:val="24"/>
-          <w:szCs w:val="24"/>
-        </w:rPr>
-        <w:t>their</w:t>
-      </w:r>
-      <w:proofErr w:type="spellEnd"/>
-      <w:r>
-        <w:rPr>
-          <w:rFonts w:ascii="Arial" w:hAnsi="Arial" w:cs="Arial"/>
-          <w:sz w:val="24"/>
-          <w:szCs w:val="24"/>
-        </w:rPr>
-        <w:t xml:space="preserve"> </w:t>
-      </w:r>
-      <w:proofErr w:type="spellStart"/>
-      <w:r>
-        <w:rPr>
-          <w:rFonts w:ascii="Arial" w:hAnsi="Arial" w:cs="Arial"/>
-          <w:sz w:val="24"/>
-          <w:szCs w:val="24"/>
-        </w:rPr>
-        <w:t>money</w:t>
-      </w:r>
-      <w:proofErr w:type="spellEnd"/>
-      <w:r>
-        <w:rPr>
-          <w:rFonts w:ascii="Arial" w:hAnsi="Arial" w:cs="Arial"/>
-          <w:sz w:val="24"/>
-          <w:szCs w:val="24"/>
-        </w:rPr>
-        <w:t xml:space="preserve"> </w:t>
-      </w:r>
-      <w:proofErr w:type="spellStart"/>
-      <w:r>
-        <w:rPr>
-          <w:rFonts w:ascii="Arial" w:hAnsi="Arial" w:cs="Arial"/>
-          <w:sz w:val="24"/>
-          <w:szCs w:val="24"/>
-        </w:rPr>
-        <w:t>is</w:t>
-      </w:r>
-      <w:proofErr w:type="spellEnd"/>
-      <w:r>
-        <w:rPr>
-          <w:rFonts w:ascii="Arial" w:hAnsi="Arial" w:cs="Arial"/>
-          <w:sz w:val="24"/>
-          <w:szCs w:val="24"/>
-        </w:rPr>
-        <w:t xml:space="preserve"> </w:t>
-      </w:r>
-      <w:proofErr w:type="spellStart"/>
-      <w:r>
-        <w:rPr>
-          <w:rFonts w:ascii="Arial" w:hAnsi="Arial" w:cs="Arial"/>
-          <w:sz w:val="24"/>
-          <w:szCs w:val="24"/>
-        </w:rPr>
-        <w:t>being</w:t>
-      </w:r>
-      <w:proofErr w:type="spellEnd"/>
-      <w:r>
-        <w:rPr>
-          <w:rFonts w:ascii="Arial" w:hAnsi="Arial" w:cs="Arial"/>
-          <w:sz w:val="24"/>
-          <w:szCs w:val="24"/>
-        </w:rPr>
-        <w:t xml:space="preserve"> </w:t>
-      </w:r>
-      <w:proofErr w:type="spellStart"/>
-      <w:r>
-        <w:rPr>
-          <w:rFonts w:ascii="Arial" w:hAnsi="Arial" w:cs="Arial"/>
-          <w:sz w:val="24"/>
-          <w:szCs w:val="24"/>
-        </w:rPr>
-        <w:t>used</w:t>
-      </w:r>
-      <w:proofErr w:type="spellEnd"/>
-      <w:r>
-        <w:rPr>
-          <w:rFonts w:ascii="Arial" w:hAnsi="Arial" w:cs="Arial"/>
-          <w:sz w:val="24"/>
-          <w:szCs w:val="24"/>
-        </w:rPr>
-        <w:t xml:space="preserve"> over time. The </w:t>
-      </w:r>
-      <w:proofErr w:type="spellStart"/>
-      <w:r>
-        <w:rPr>
-          <w:rFonts w:ascii="Arial" w:hAnsi="Arial" w:cs="Arial"/>
-          <w:sz w:val="24"/>
-          <w:szCs w:val="24"/>
-        </w:rPr>
-        <w:t>app</w:t>
-      </w:r>
-      <w:proofErr w:type="spellEnd"/>
-      <w:r>
-        <w:rPr>
-          <w:rFonts w:ascii="Arial" w:hAnsi="Arial" w:cs="Arial"/>
-          <w:sz w:val="24"/>
-          <w:szCs w:val="24"/>
-        </w:rPr>
-        <w:t xml:space="preserve"> </w:t>
-      </w:r>
-      <w:proofErr w:type="spellStart"/>
-      <w:r>
-        <w:rPr>
-          <w:rFonts w:ascii="Arial" w:hAnsi="Arial" w:cs="Arial"/>
-          <w:sz w:val="24"/>
-          <w:szCs w:val="24"/>
-        </w:rPr>
-        <w:t>can</w:t>
-      </w:r>
-      <w:proofErr w:type="spellEnd"/>
-      <w:r>
-        <w:rPr>
-          <w:rFonts w:ascii="Arial" w:hAnsi="Arial" w:cs="Arial"/>
-          <w:sz w:val="24"/>
-          <w:szCs w:val="24"/>
-        </w:rPr>
-        <w:t xml:space="preserve"> </w:t>
-      </w:r>
-      <w:proofErr w:type="spellStart"/>
-      <w:r>
-        <w:rPr>
-          <w:rFonts w:ascii="Arial" w:hAnsi="Arial" w:cs="Arial"/>
-          <w:sz w:val="24"/>
-          <w:szCs w:val="24"/>
-        </w:rPr>
-        <w:t>be</w:t>
-      </w:r>
-      <w:proofErr w:type="spellEnd"/>
-      <w:r>
-        <w:rPr>
-          <w:rFonts w:ascii="Arial" w:hAnsi="Arial" w:cs="Arial"/>
-          <w:sz w:val="24"/>
-          <w:szCs w:val="24"/>
-        </w:rPr>
-        <w:t xml:space="preserve"> </w:t>
-      </w:r>
-      <w:proofErr w:type="spellStart"/>
-      <w:r>
-        <w:rPr>
-          <w:rFonts w:ascii="Arial" w:hAnsi="Arial" w:cs="Arial"/>
-          <w:sz w:val="24"/>
-          <w:szCs w:val="24"/>
-        </w:rPr>
-        <w:t>used</w:t>
-      </w:r>
-      <w:proofErr w:type="spellEnd"/>
-      <w:r>
-        <w:rPr>
-          <w:rFonts w:ascii="Arial" w:hAnsi="Arial" w:cs="Arial"/>
-          <w:sz w:val="24"/>
-          <w:szCs w:val="24"/>
-        </w:rPr>
-        <w:t xml:space="preserve"> </w:t>
-      </w:r>
-      <w:proofErr w:type="spellStart"/>
-      <w:r>
-        <w:rPr>
-          <w:rFonts w:ascii="Arial" w:hAnsi="Arial" w:cs="Arial"/>
-          <w:sz w:val="24"/>
-          <w:szCs w:val="24"/>
-        </w:rPr>
-        <w:t>by</w:t>
-      </w:r>
-      <w:proofErr w:type="spellEnd"/>
-      <w:r>
-        <w:rPr>
-          <w:rFonts w:ascii="Arial" w:hAnsi="Arial" w:cs="Arial"/>
-          <w:sz w:val="24"/>
-          <w:szCs w:val="24"/>
-        </w:rPr>
-        <w:t xml:space="preserve"> </w:t>
-      </w:r>
-      <w:proofErr w:type="spellStart"/>
-      <w:r>
-        <w:rPr>
-          <w:rFonts w:ascii="Arial" w:hAnsi="Arial" w:cs="Arial"/>
-          <w:sz w:val="24"/>
-          <w:szCs w:val="24"/>
-        </w:rPr>
-        <w:t>anyone</w:t>
-      </w:r>
-      <w:proofErr w:type="spellEnd"/>
-      <w:r>
-        <w:rPr>
-          <w:rFonts w:ascii="Arial" w:hAnsi="Arial" w:cs="Arial"/>
-          <w:sz w:val="24"/>
-          <w:szCs w:val="24"/>
-        </w:rPr>
-        <w:t xml:space="preserve"> </w:t>
-      </w:r>
-      <w:proofErr w:type="spellStart"/>
-      <w:r>
-        <w:rPr>
-          <w:rFonts w:ascii="Arial" w:hAnsi="Arial" w:cs="Arial"/>
-          <w:sz w:val="24"/>
-          <w:szCs w:val="24"/>
-        </w:rPr>
-        <w:t>interested</w:t>
-      </w:r>
-      <w:proofErr w:type="spellEnd"/>
-      <w:r>
-        <w:rPr>
-          <w:rFonts w:ascii="Arial" w:hAnsi="Arial" w:cs="Arial"/>
-          <w:sz w:val="24"/>
-          <w:szCs w:val="24"/>
-        </w:rPr>
-        <w:t xml:space="preserve"> in </w:t>
-      </w:r>
-      <w:proofErr w:type="spellStart"/>
-      <w:r>
-        <w:rPr>
-          <w:rFonts w:ascii="Arial" w:hAnsi="Arial" w:cs="Arial"/>
-          <w:sz w:val="24"/>
-          <w:szCs w:val="24"/>
-        </w:rPr>
-        <w:t>improving</w:t>
-      </w:r>
-      <w:proofErr w:type="spellEnd"/>
-      <w:r>
-        <w:rPr>
-          <w:rFonts w:ascii="Arial" w:hAnsi="Arial" w:cs="Arial"/>
-          <w:sz w:val="24"/>
-          <w:szCs w:val="24"/>
-        </w:rPr>
-        <w:t xml:space="preserve"> </w:t>
-      </w:r>
-      <w:proofErr w:type="spellStart"/>
-      <w:r>
-        <w:rPr>
-          <w:rFonts w:ascii="Arial" w:hAnsi="Arial" w:cs="Arial"/>
-          <w:sz w:val="24"/>
-          <w:szCs w:val="24"/>
-        </w:rPr>
-        <w:t>their</w:t>
-      </w:r>
-      <w:proofErr w:type="spellEnd"/>
-      <w:r>
-        <w:rPr>
-          <w:rFonts w:ascii="Arial" w:hAnsi="Arial" w:cs="Arial"/>
-          <w:sz w:val="24"/>
-          <w:szCs w:val="24"/>
-        </w:rPr>
-        <w:t xml:space="preserve"> financial management, </w:t>
-      </w:r>
-      <w:proofErr w:type="spellStart"/>
-      <w:r>
-        <w:rPr>
-          <w:rFonts w:ascii="Arial" w:hAnsi="Arial" w:cs="Arial"/>
-          <w:sz w:val="24"/>
-          <w:szCs w:val="24"/>
-        </w:rPr>
-        <w:t>regardless</w:t>
-      </w:r>
-      <w:proofErr w:type="spellEnd"/>
-      <w:r>
-        <w:rPr>
-          <w:rFonts w:ascii="Arial" w:hAnsi="Arial" w:cs="Arial"/>
-          <w:sz w:val="24"/>
-          <w:szCs w:val="24"/>
-        </w:rPr>
-        <w:t xml:space="preserve"> </w:t>
-      </w:r>
-      <w:proofErr w:type="spellStart"/>
-      <w:r>
-        <w:rPr>
-          <w:rFonts w:ascii="Arial" w:hAnsi="Arial" w:cs="Arial"/>
-          <w:sz w:val="24"/>
-          <w:szCs w:val="24"/>
-        </w:rPr>
-        <w:t>of</w:t>
-      </w:r>
-      <w:proofErr w:type="spellEnd"/>
-      <w:r>
-        <w:rPr>
-          <w:rFonts w:ascii="Arial" w:hAnsi="Arial" w:cs="Arial"/>
-          <w:sz w:val="24"/>
-          <w:szCs w:val="24"/>
-        </w:rPr>
-        <w:t xml:space="preserve"> age </w:t>
-      </w:r>
-      <w:proofErr w:type="spellStart"/>
-      <w:r>
-        <w:rPr>
-          <w:rFonts w:ascii="Arial" w:hAnsi="Arial" w:cs="Arial"/>
-          <w:sz w:val="24"/>
-          <w:szCs w:val="24"/>
-        </w:rPr>
-        <w:t>or</w:t>
-      </w:r>
-      <w:proofErr w:type="spellEnd"/>
-      <w:r>
-        <w:rPr>
-          <w:rFonts w:ascii="Arial" w:hAnsi="Arial" w:cs="Arial"/>
-          <w:sz w:val="24"/>
-          <w:szCs w:val="24"/>
-        </w:rPr>
-        <w:t xml:space="preserve"> </w:t>
-      </w:r>
-      <w:proofErr w:type="spellStart"/>
-      <w:r>
-        <w:rPr>
-          <w:rFonts w:ascii="Arial" w:hAnsi="Arial" w:cs="Arial"/>
-          <w:sz w:val="24"/>
-          <w:szCs w:val="24"/>
-        </w:rPr>
-        <w:t>profession</w:t>
-      </w:r>
-      <w:proofErr w:type="spellEnd"/>
-      <w:r>
-        <w:rPr>
-          <w:rFonts w:ascii="Arial" w:hAnsi="Arial" w:cs="Arial"/>
-          <w:sz w:val="24"/>
-          <w:szCs w:val="24"/>
-        </w:rPr>
-        <w:t xml:space="preserve">. </w:t>
-      </w:r>
-      <w:proofErr w:type="spellStart"/>
-      <w:r>
-        <w:rPr>
-          <w:rFonts w:ascii="Arial" w:hAnsi="Arial" w:cs="Arial"/>
-          <w:sz w:val="24"/>
-          <w:szCs w:val="24"/>
-        </w:rPr>
-        <w:t>To</w:t>
-      </w:r>
-      <w:proofErr w:type="spellEnd"/>
-      <w:r>
-        <w:rPr>
-          <w:rFonts w:ascii="Arial" w:hAnsi="Arial" w:cs="Arial"/>
-          <w:sz w:val="24"/>
-          <w:szCs w:val="24"/>
-        </w:rPr>
-        <w:t xml:space="preserve"> </w:t>
-      </w:r>
-      <w:proofErr w:type="spellStart"/>
-      <w:r>
-        <w:rPr>
-          <w:rFonts w:ascii="Arial" w:hAnsi="Arial" w:cs="Arial"/>
-          <w:sz w:val="24"/>
-          <w:szCs w:val="24"/>
-        </w:rPr>
-        <w:t>ensure</w:t>
-      </w:r>
-      <w:proofErr w:type="spellEnd"/>
-      <w:r>
-        <w:rPr>
-          <w:rFonts w:ascii="Arial" w:hAnsi="Arial" w:cs="Arial"/>
-          <w:sz w:val="24"/>
-          <w:szCs w:val="24"/>
-        </w:rPr>
-        <w:t xml:space="preserve"> </w:t>
-      </w:r>
-      <w:proofErr w:type="spellStart"/>
-      <w:r>
-        <w:rPr>
-          <w:rFonts w:ascii="Arial" w:hAnsi="Arial" w:cs="Arial"/>
-          <w:sz w:val="24"/>
-          <w:szCs w:val="24"/>
-        </w:rPr>
-        <w:t>the</w:t>
-      </w:r>
-      <w:proofErr w:type="spellEnd"/>
-      <w:r>
-        <w:rPr>
-          <w:rFonts w:ascii="Arial" w:hAnsi="Arial" w:cs="Arial"/>
-          <w:sz w:val="24"/>
-          <w:szCs w:val="24"/>
-        </w:rPr>
-        <w:t xml:space="preserve"> </w:t>
-      </w:r>
-      <w:proofErr w:type="spellStart"/>
-      <w:r>
-        <w:rPr>
-          <w:rFonts w:ascii="Arial" w:hAnsi="Arial" w:cs="Arial"/>
-          <w:sz w:val="24"/>
-          <w:szCs w:val="24"/>
-        </w:rPr>
-        <w:t>project's</w:t>
-      </w:r>
-      <w:proofErr w:type="spellEnd"/>
-      <w:r>
-        <w:rPr>
-          <w:rFonts w:ascii="Arial" w:hAnsi="Arial" w:cs="Arial"/>
-          <w:sz w:val="24"/>
-          <w:szCs w:val="24"/>
-        </w:rPr>
-        <w:t xml:space="preserve"> </w:t>
-      </w:r>
-      <w:proofErr w:type="spellStart"/>
-      <w:r>
-        <w:rPr>
-          <w:rFonts w:ascii="Arial" w:hAnsi="Arial" w:cs="Arial"/>
-          <w:sz w:val="24"/>
-          <w:szCs w:val="24"/>
-        </w:rPr>
-        <w:t>success</w:t>
-      </w:r>
-      <w:proofErr w:type="spellEnd"/>
-      <w:r>
-        <w:rPr>
-          <w:rFonts w:ascii="Arial" w:hAnsi="Arial" w:cs="Arial"/>
-          <w:sz w:val="24"/>
-          <w:szCs w:val="24"/>
-        </w:rPr>
-        <w:t xml:space="preserve">, </w:t>
-      </w:r>
-      <w:proofErr w:type="spellStart"/>
-      <w:r>
-        <w:rPr>
-          <w:rFonts w:ascii="Arial" w:hAnsi="Arial" w:cs="Arial"/>
-          <w:sz w:val="24"/>
-          <w:szCs w:val="24"/>
-        </w:rPr>
-        <w:t>stakeholders</w:t>
-      </w:r>
-      <w:proofErr w:type="spellEnd"/>
-      <w:r>
-        <w:rPr>
-          <w:rFonts w:ascii="Arial" w:hAnsi="Arial" w:cs="Arial"/>
-          <w:sz w:val="24"/>
-          <w:szCs w:val="24"/>
-        </w:rPr>
-        <w:t xml:space="preserve">, </w:t>
-      </w:r>
-      <w:proofErr w:type="spellStart"/>
-      <w:r>
-        <w:rPr>
-          <w:rFonts w:ascii="Arial" w:hAnsi="Arial" w:cs="Arial"/>
-          <w:sz w:val="24"/>
-          <w:szCs w:val="24"/>
-        </w:rPr>
-        <w:t>their</w:t>
-      </w:r>
-      <w:proofErr w:type="spellEnd"/>
-      <w:r>
-        <w:rPr>
-          <w:rFonts w:ascii="Arial" w:hAnsi="Arial" w:cs="Arial"/>
-          <w:sz w:val="24"/>
-          <w:szCs w:val="24"/>
-        </w:rPr>
-        <w:t xml:space="preserve"> </w:t>
-      </w:r>
-      <w:proofErr w:type="spellStart"/>
-      <w:r>
-        <w:rPr>
-          <w:rFonts w:ascii="Arial" w:hAnsi="Arial" w:cs="Arial"/>
-          <w:sz w:val="24"/>
-          <w:szCs w:val="24"/>
-        </w:rPr>
-        <w:t>interests</w:t>
-      </w:r>
-      <w:proofErr w:type="spellEnd"/>
-      <w:r>
-        <w:rPr>
-          <w:rFonts w:ascii="Arial" w:hAnsi="Arial" w:cs="Arial"/>
-          <w:sz w:val="24"/>
-          <w:szCs w:val="24"/>
-        </w:rPr>
-        <w:t xml:space="preserve">, </w:t>
-      </w:r>
-      <w:proofErr w:type="spellStart"/>
-      <w:r>
-        <w:rPr>
-          <w:rFonts w:ascii="Arial" w:hAnsi="Arial" w:cs="Arial"/>
-          <w:sz w:val="24"/>
-          <w:szCs w:val="24"/>
-        </w:rPr>
-        <w:t>needs</w:t>
-      </w:r>
-      <w:proofErr w:type="spellEnd"/>
-      <w:r>
-        <w:rPr>
-          <w:rFonts w:ascii="Arial" w:hAnsi="Arial" w:cs="Arial"/>
-          <w:sz w:val="24"/>
-          <w:szCs w:val="24"/>
-        </w:rPr>
-        <w:t xml:space="preserve">, </w:t>
-      </w:r>
-      <w:proofErr w:type="spellStart"/>
-      <w:r>
-        <w:rPr>
-          <w:rFonts w:ascii="Arial" w:hAnsi="Arial" w:cs="Arial"/>
-          <w:sz w:val="24"/>
-          <w:szCs w:val="24"/>
-        </w:rPr>
-        <w:t>influence</w:t>
-      </w:r>
-      <w:proofErr w:type="spellEnd"/>
-      <w:r>
-        <w:rPr>
-          <w:rFonts w:ascii="Arial" w:hAnsi="Arial" w:cs="Arial"/>
-          <w:sz w:val="24"/>
-          <w:szCs w:val="24"/>
-        </w:rPr>
-        <w:t xml:space="preserve"> </w:t>
-      </w:r>
-      <w:proofErr w:type="spellStart"/>
-      <w:r>
-        <w:rPr>
-          <w:rFonts w:ascii="Arial" w:hAnsi="Arial" w:cs="Arial"/>
-          <w:sz w:val="24"/>
-          <w:szCs w:val="24"/>
-        </w:rPr>
-        <w:t>on</w:t>
-      </w:r>
-      <w:proofErr w:type="spellEnd"/>
-      <w:r>
-        <w:rPr>
-          <w:rFonts w:ascii="Arial" w:hAnsi="Arial" w:cs="Arial"/>
-          <w:sz w:val="24"/>
-          <w:szCs w:val="24"/>
-        </w:rPr>
-        <w:t xml:space="preserve"> </w:t>
-      </w:r>
-      <w:proofErr w:type="spellStart"/>
-      <w:r>
-        <w:rPr>
-          <w:rFonts w:ascii="Arial" w:hAnsi="Arial" w:cs="Arial"/>
-          <w:sz w:val="24"/>
-          <w:szCs w:val="24"/>
-        </w:rPr>
-        <w:t>the</w:t>
-      </w:r>
-      <w:proofErr w:type="spellEnd"/>
-      <w:r>
-        <w:rPr>
-          <w:rFonts w:ascii="Arial" w:hAnsi="Arial" w:cs="Arial"/>
-          <w:sz w:val="24"/>
-          <w:szCs w:val="24"/>
-        </w:rPr>
-        <w:t xml:space="preserve"> </w:t>
-      </w:r>
-      <w:proofErr w:type="spellStart"/>
-      <w:r>
-        <w:rPr>
-          <w:rFonts w:ascii="Arial" w:hAnsi="Arial" w:cs="Arial"/>
-          <w:sz w:val="24"/>
-          <w:szCs w:val="24"/>
-        </w:rPr>
-        <w:t>project</w:t>
-      </w:r>
-      <w:proofErr w:type="spellEnd"/>
-      <w:r>
-        <w:rPr>
-          <w:rFonts w:ascii="Arial" w:hAnsi="Arial" w:cs="Arial"/>
-          <w:sz w:val="24"/>
-          <w:szCs w:val="24"/>
-        </w:rPr>
-        <w:t xml:space="preserve">, </w:t>
-      </w:r>
-      <w:proofErr w:type="spellStart"/>
-      <w:r>
-        <w:rPr>
-          <w:rFonts w:ascii="Arial" w:hAnsi="Arial" w:cs="Arial"/>
-          <w:sz w:val="24"/>
-          <w:szCs w:val="24"/>
-        </w:rPr>
-        <w:t>and</w:t>
-      </w:r>
-      <w:proofErr w:type="spellEnd"/>
-      <w:r>
-        <w:rPr>
-          <w:rFonts w:ascii="Arial" w:hAnsi="Arial" w:cs="Arial"/>
-          <w:sz w:val="24"/>
-          <w:szCs w:val="24"/>
-        </w:rPr>
-        <w:t xml:space="preserve"> </w:t>
-      </w:r>
-      <w:proofErr w:type="spellStart"/>
-      <w:r>
-        <w:rPr>
-          <w:rFonts w:ascii="Arial" w:hAnsi="Arial" w:cs="Arial"/>
-          <w:sz w:val="24"/>
-          <w:szCs w:val="24"/>
-        </w:rPr>
-        <w:t>involvement</w:t>
-      </w:r>
-      <w:proofErr w:type="spellEnd"/>
-      <w:r>
-        <w:rPr>
-          <w:rFonts w:ascii="Arial" w:hAnsi="Arial" w:cs="Arial"/>
-          <w:sz w:val="24"/>
-          <w:szCs w:val="24"/>
-        </w:rPr>
-        <w:t xml:space="preserve"> </w:t>
-      </w:r>
-      <w:proofErr w:type="spellStart"/>
-      <w:r>
-        <w:rPr>
-          <w:rFonts w:ascii="Arial" w:hAnsi="Arial" w:cs="Arial"/>
-          <w:sz w:val="24"/>
-          <w:szCs w:val="24"/>
-        </w:rPr>
-        <w:t>were</w:t>
-      </w:r>
-      <w:proofErr w:type="spellEnd"/>
-      <w:r>
-        <w:rPr>
-          <w:rFonts w:ascii="Arial" w:hAnsi="Arial" w:cs="Arial"/>
-          <w:sz w:val="24"/>
-          <w:szCs w:val="24"/>
-        </w:rPr>
-        <w:t xml:space="preserve"> </w:t>
-      </w:r>
-      <w:proofErr w:type="spellStart"/>
-      <w:r>
-        <w:rPr>
-          <w:rFonts w:ascii="Arial" w:hAnsi="Arial" w:cs="Arial"/>
-          <w:sz w:val="24"/>
-          <w:szCs w:val="24"/>
-        </w:rPr>
-        <w:t>identified</w:t>
-      </w:r>
-      <w:proofErr w:type="spellEnd"/>
-      <w:r>
-        <w:rPr>
-          <w:rFonts w:ascii="Arial" w:hAnsi="Arial" w:cs="Arial"/>
-          <w:sz w:val="24"/>
-          <w:szCs w:val="24"/>
-        </w:rPr>
-        <w:t xml:space="preserve">. As a </w:t>
-      </w:r>
-      <w:proofErr w:type="spellStart"/>
-      <w:r>
-        <w:rPr>
-          <w:rFonts w:ascii="Arial" w:hAnsi="Arial" w:cs="Arial"/>
-          <w:sz w:val="24"/>
-          <w:szCs w:val="24"/>
-        </w:rPr>
-        <w:t>next</w:t>
-      </w:r>
-      <w:proofErr w:type="spellEnd"/>
-      <w:r>
-        <w:rPr>
-          <w:rFonts w:ascii="Arial" w:hAnsi="Arial" w:cs="Arial"/>
-          <w:sz w:val="24"/>
-          <w:szCs w:val="24"/>
-        </w:rPr>
-        <w:t xml:space="preserve"> </w:t>
-      </w:r>
-      <w:proofErr w:type="spellStart"/>
-      <w:r>
-        <w:rPr>
-          <w:rFonts w:ascii="Arial" w:hAnsi="Arial" w:cs="Arial"/>
-          <w:sz w:val="24"/>
-          <w:szCs w:val="24"/>
-        </w:rPr>
-        <w:t>step</w:t>
-      </w:r>
-      <w:proofErr w:type="spellEnd"/>
-      <w:r>
-        <w:rPr>
-          <w:rFonts w:ascii="Arial" w:hAnsi="Arial" w:cs="Arial"/>
-          <w:sz w:val="24"/>
-          <w:szCs w:val="24"/>
-        </w:rPr>
-        <w:t xml:space="preserve">, </w:t>
-      </w:r>
-      <w:proofErr w:type="spellStart"/>
-      <w:r>
-        <w:rPr>
-          <w:rFonts w:ascii="Arial" w:hAnsi="Arial" w:cs="Arial"/>
-          <w:sz w:val="24"/>
-          <w:szCs w:val="24"/>
-        </w:rPr>
-        <w:t>the</w:t>
-      </w:r>
-      <w:proofErr w:type="spellEnd"/>
-      <w:r>
-        <w:rPr>
-          <w:rFonts w:ascii="Arial" w:hAnsi="Arial" w:cs="Arial"/>
-          <w:sz w:val="24"/>
-          <w:szCs w:val="24"/>
-        </w:rPr>
-        <w:t xml:space="preserve"> </w:t>
-      </w:r>
-      <w:proofErr w:type="spellStart"/>
-      <w:r>
-        <w:rPr>
-          <w:rFonts w:ascii="Arial" w:hAnsi="Arial" w:cs="Arial"/>
-          <w:sz w:val="24"/>
-          <w:szCs w:val="24"/>
-        </w:rPr>
-        <w:t>project</w:t>
-      </w:r>
-      <w:proofErr w:type="spellEnd"/>
-      <w:r>
-        <w:rPr>
-          <w:rFonts w:ascii="Arial" w:hAnsi="Arial" w:cs="Arial"/>
-          <w:sz w:val="24"/>
-          <w:szCs w:val="24"/>
-        </w:rPr>
-        <w:t xml:space="preserve"> </w:t>
-      </w:r>
-      <w:proofErr w:type="spellStart"/>
-      <w:r>
-        <w:rPr>
-          <w:rFonts w:ascii="Arial" w:hAnsi="Arial" w:cs="Arial"/>
-          <w:sz w:val="24"/>
-          <w:szCs w:val="24"/>
-        </w:rPr>
-        <w:t>could</w:t>
-      </w:r>
-      <w:proofErr w:type="spellEnd"/>
-      <w:r>
-        <w:rPr>
-          <w:rFonts w:ascii="Arial" w:hAnsi="Arial" w:cs="Arial"/>
-          <w:sz w:val="24"/>
-          <w:szCs w:val="24"/>
-        </w:rPr>
-        <w:t xml:space="preserve"> evolve </w:t>
-      </w:r>
-      <w:proofErr w:type="spellStart"/>
-      <w:r>
-        <w:rPr>
-          <w:rFonts w:ascii="Arial" w:hAnsi="Arial" w:cs="Arial"/>
-          <w:sz w:val="24"/>
-          <w:szCs w:val="24"/>
-        </w:rPr>
-        <w:t>into</w:t>
-      </w:r>
-      <w:proofErr w:type="spellEnd"/>
-      <w:r>
-        <w:rPr>
-          <w:rFonts w:ascii="Arial" w:hAnsi="Arial" w:cs="Arial"/>
-          <w:sz w:val="24"/>
-          <w:szCs w:val="24"/>
-        </w:rPr>
-        <w:t xml:space="preserve"> </w:t>
-      </w:r>
-      <w:proofErr w:type="spellStart"/>
-      <w:r>
-        <w:rPr>
-          <w:rFonts w:ascii="Arial" w:hAnsi="Arial" w:cs="Arial"/>
-          <w:sz w:val="24"/>
-          <w:szCs w:val="24"/>
-        </w:rPr>
-        <w:t>the</w:t>
-      </w:r>
-      <w:proofErr w:type="spellEnd"/>
-      <w:r>
-        <w:rPr>
-          <w:rFonts w:ascii="Arial" w:hAnsi="Arial" w:cs="Arial"/>
-          <w:sz w:val="24"/>
-          <w:szCs w:val="24"/>
-        </w:rPr>
-        <w:t xml:space="preserve"> </w:t>
-      </w:r>
-      <w:proofErr w:type="spellStart"/>
-      <w:r>
-        <w:rPr>
-          <w:rFonts w:ascii="Arial" w:hAnsi="Arial" w:cs="Arial"/>
-          <w:sz w:val="24"/>
-          <w:szCs w:val="24"/>
-        </w:rPr>
-        <w:t>development</w:t>
-      </w:r>
-      <w:proofErr w:type="spellEnd"/>
-      <w:r>
-        <w:rPr>
-          <w:rFonts w:ascii="Arial" w:hAnsi="Arial" w:cs="Arial"/>
-          <w:sz w:val="24"/>
-          <w:szCs w:val="24"/>
-        </w:rPr>
-        <w:t xml:space="preserve"> </w:t>
-      </w:r>
-      <w:proofErr w:type="spellStart"/>
-      <w:r>
-        <w:rPr>
-          <w:rFonts w:ascii="Arial" w:hAnsi="Arial" w:cs="Arial"/>
-          <w:sz w:val="24"/>
-          <w:szCs w:val="24"/>
-        </w:rPr>
-        <w:t>of</w:t>
-      </w:r>
-      <w:proofErr w:type="spellEnd"/>
-      <w:r>
-        <w:rPr>
-          <w:rFonts w:ascii="Arial" w:hAnsi="Arial" w:cs="Arial"/>
-          <w:sz w:val="24"/>
-          <w:szCs w:val="24"/>
-        </w:rPr>
-        <w:t xml:space="preserve"> </w:t>
-      </w:r>
-      <w:proofErr w:type="spellStart"/>
-      <w:r>
-        <w:rPr>
-          <w:rFonts w:ascii="Arial" w:hAnsi="Arial" w:cs="Arial"/>
-          <w:sz w:val="24"/>
-          <w:szCs w:val="24"/>
-        </w:rPr>
-        <w:t>an</w:t>
-      </w:r>
-      <w:proofErr w:type="spellEnd"/>
-      <w:r>
-        <w:rPr>
-          <w:rFonts w:ascii="Arial" w:hAnsi="Arial" w:cs="Arial"/>
-          <w:sz w:val="24"/>
-          <w:szCs w:val="24"/>
-        </w:rPr>
-        <w:t xml:space="preserve"> </w:t>
-      </w:r>
-      <w:proofErr w:type="spellStart"/>
-      <w:r>
-        <w:rPr>
-          <w:rFonts w:ascii="Arial" w:hAnsi="Arial" w:cs="Arial"/>
-          <w:sz w:val="24"/>
-          <w:szCs w:val="24"/>
-        </w:rPr>
-        <w:t>app</w:t>
-      </w:r>
-      <w:proofErr w:type="spellEnd"/>
-      <w:r>
-        <w:rPr>
-          <w:rFonts w:ascii="Arial" w:hAnsi="Arial" w:cs="Arial"/>
-          <w:sz w:val="24"/>
-          <w:szCs w:val="24"/>
-        </w:rPr>
-        <w:t xml:space="preserve"> </w:t>
-      </w:r>
-      <w:proofErr w:type="spellStart"/>
-      <w:r>
-        <w:rPr>
-          <w:rFonts w:ascii="Arial" w:hAnsi="Arial" w:cs="Arial"/>
-          <w:sz w:val="24"/>
-          <w:szCs w:val="24"/>
-        </w:rPr>
-        <w:t>or</w:t>
-      </w:r>
-      <w:proofErr w:type="spellEnd"/>
-      <w:r>
-        <w:rPr>
-          <w:rFonts w:ascii="Arial" w:hAnsi="Arial" w:cs="Arial"/>
-          <w:sz w:val="24"/>
-          <w:szCs w:val="24"/>
-        </w:rPr>
-        <w:t xml:space="preserve"> website </w:t>
-      </w:r>
-      <w:proofErr w:type="spellStart"/>
-      <w:r>
-        <w:rPr>
-          <w:rFonts w:ascii="Arial" w:hAnsi="Arial" w:cs="Arial"/>
-          <w:sz w:val="24"/>
-          <w:szCs w:val="24"/>
-        </w:rPr>
-        <w:t>prototype</w:t>
-      </w:r>
-      <w:proofErr w:type="spellEnd"/>
-      <w:r>
-        <w:rPr>
-          <w:rFonts w:ascii="Arial" w:hAnsi="Arial" w:cs="Arial"/>
-          <w:sz w:val="24"/>
-          <w:szCs w:val="24"/>
-        </w:rPr>
-        <w:t xml:space="preserve">, </w:t>
-      </w:r>
-      <w:proofErr w:type="spellStart"/>
-      <w:r>
-        <w:rPr>
-          <w:rFonts w:ascii="Arial" w:hAnsi="Arial" w:cs="Arial"/>
-          <w:sz w:val="24"/>
-          <w:szCs w:val="24"/>
-        </w:rPr>
-        <w:t>allowing</w:t>
-      </w:r>
-      <w:proofErr w:type="spellEnd"/>
-      <w:r>
-        <w:rPr>
-          <w:rFonts w:ascii="Arial" w:hAnsi="Arial" w:cs="Arial"/>
-          <w:sz w:val="24"/>
-          <w:szCs w:val="24"/>
-        </w:rPr>
-        <w:t xml:space="preserve"> for </w:t>
-      </w:r>
-      <w:proofErr w:type="spellStart"/>
-      <w:r>
-        <w:rPr>
-          <w:rFonts w:ascii="Arial" w:hAnsi="Arial" w:cs="Arial"/>
-          <w:sz w:val="24"/>
-          <w:szCs w:val="24"/>
-        </w:rPr>
-        <w:t>testing</w:t>
-      </w:r>
-      <w:proofErr w:type="spellEnd"/>
-      <w:r>
-        <w:rPr>
-          <w:rFonts w:ascii="Arial" w:hAnsi="Arial" w:cs="Arial"/>
-          <w:sz w:val="24"/>
-          <w:szCs w:val="24"/>
-        </w:rPr>
-        <w:t xml:space="preserve"> </w:t>
-      </w:r>
-      <w:proofErr w:type="spellStart"/>
-      <w:r>
-        <w:rPr>
-          <w:rFonts w:ascii="Arial" w:hAnsi="Arial" w:cs="Arial"/>
-          <w:sz w:val="24"/>
-          <w:szCs w:val="24"/>
-        </w:rPr>
-        <w:t>of</w:t>
-      </w:r>
-      <w:proofErr w:type="spellEnd"/>
-      <w:r>
-        <w:rPr>
-          <w:rFonts w:ascii="Arial" w:hAnsi="Arial" w:cs="Arial"/>
-          <w:sz w:val="24"/>
-          <w:szCs w:val="24"/>
-        </w:rPr>
-        <w:t xml:space="preserve"> its </w:t>
-      </w:r>
-      <w:proofErr w:type="spellStart"/>
-      <w:r>
-        <w:rPr>
-          <w:rFonts w:ascii="Arial" w:hAnsi="Arial" w:cs="Arial"/>
-          <w:sz w:val="24"/>
-          <w:szCs w:val="24"/>
-        </w:rPr>
-        <w:t>functionalities</w:t>
-      </w:r>
-      <w:proofErr w:type="spellEnd"/>
-      <w:r>
-        <w:rPr>
-          <w:rFonts w:ascii="Arial" w:hAnsi="Arial" w:cs="Arial"/>
-          <w:sz w:val="24"/>
-          <w:szCs w:val="24"/>
-        </w:rPr>
-        <w:t xml:space="preserve"> </w:t>
-      </w:r>
-      <w:proofErr w:type="spellStart"/>
-      <w:r>
-        <w:rPr>
-          <w:rFonts w:ascii="Arial" w:hAnsi="Arial" w:cs="Arial"/>
-          <w:sz w:val="24"/>
-          <w:szCs w:val="24"/>
-        </w:rPr>
-        <w:t>and</w:t>
-      </w:r>
-      <w:proofErr w:type="spellEnd"/>
-      <w:r>
-        <w:rPr>
-          <w:rFonts w:ascii="Arial" w:hAnsi="Arial" w:cs="Arial"/>
-          <w:sz w:val="24"/>
-          <w:szCs w:val="24"/>
-        </w:rPr>
-        <w:t xml:space="preserve"> </w:t>
-      </w:r>
-      <w:proofErr w:type="spellStart"/>
-      <w:r>
-        <w:rPr>
-          <w:rFonts w:ascii="Arial" w:hAnsi="Arial" w:cs="Arial"/>
-          <w:sz w:val="24"/>
-          <w:szCs w:val="24"/>
-        </w:rPr>
-        <w:t>even</w:t>
-      </w:r>
-      <w:proofErr w:type="spellEnd"/>
-      <w:r>
-        <w:rPr>
-          <w:rFonts w:ascii="Arial" w:hAnsi="Arial" w:cs="Arial"/>
-          <w:sz w:val="24"/>
-          <w:szCs w:val="24"/>
-        </w:rPr>
-        <w:t xml:space="preserve"> </w:t>
-      </w:r>
-      <w:proofErr w:type="spellStart"/>
-      <w:r>
-        <w:rPr>
-          <w:rFonts w:ascii="Arial" w:hAnsi="Arial" w:cs="Arial"/>
-          <w:sz w:val="24"/>
-          <w:szCs w:val="24"/>
-        </w:rPr>
-        <w:t>gathering</w:t>
-      </w:r>
-      <w:proofErr w:type="spellEnd"/>
-      <w:r>
-        <w:rPr>
-          <w:rFonts w:ascii="Arial" w:hAnsi="Arial" w:cs="Arial"/>
-          <w:sz w:val="24"/>
-          <w:szCs w:val="24"/>
-        </w:rPr>
-        <w:t xml:space="preserve"> feedback </w:t>
-      </w:r>
-      <w:proofErr w:type="spellStart"/>
-      <w:r>
-        <w:rPr>
-          <w:rFonts w:ascii="Arial" w:hAnsi="Arial" w:cs="Arial"/>
-          <w:sz w:val="24"/>
-          <w:szCs w:val="24"/>
-        </w:rPr>
-        <w:t>from</w:t>
-      </w:r>
-      <w:proofErr w:type="spellEnd"/>
-      <w:r>
-        <w:rPr>
-          <w:rFonts w:ascii="Arial" w:hAnsi="Arial" w:cs="Arial"/>
-          <w:sz w:val="24"/>
-          <w:szCs w:val="24"/>
-        </w:rPr>
-        <w:t xml:space="preserve"> </w:t>
-      </w:r>
-      <w:proofErr w:type="spellStart"/>
-      <w:r>
-        <w:rPr>
-          <w:rFonts w:ascii="Arial" w:hAnsi="Arial" w:cs="Arial"/>
-          <w:sz w:val="24"/>
-          <w:szCs w:val="24"/>
-        </w:rPr>
-        <w:t>potential</w:t>
-      </w:r>
-      <w:proofErr w:type="spellEnd"/>
-      <w:r>
-        <w:rPr>
-          <w:rFonts w:ascii="Arial" w:hAnsi="Arial" w:cs="Arial"/>
-          <w:sz w:val="24"/>
-          <w:szCs w:val="24"/>
-        </w:rPr>
-        <w:t xml:space="preserve"> </w:t>
-      </w:r>
-      <w:proofErr w:type="spellStart"/>
-      <w:r>
-        <w:rPr>
-          <w:rFonts w:ascii="Arial" w:hAnsi="Arial" w:cs="Arial"/>
-          <w:sz w:val="24"/>
-          <w:szCs w:val="24"/>
-        </w:rPr>
-        <w:t>users</w:t>
-      </w:r>
-      <w:proofErr w:type="spellEnd"/>
-      <w:r>
-        <w:rPr>
-          <w:rFonts w:ascii="Arial" w:hAnsi="Arial" w:cs="Arial"/>
-          <w:sz w:val="24"/>
-          <w:szCs w:val="24"/>
-        </w:rPr>
-        <w:t xml:space="preserve">. It </w:t>
-      </w:r>
-      <w:proofErr w:type="spellStart"/>
-      <w:r>
-        <w:rPr>
-          <w:rFonts w:ascii="Arial" w:hAnsi="Arial" w:cs="Arial"/>
-          <w:sz w:val="24"/>
-          <w:szCs w:val="24"/>
-        </w:rPr>
-        <w:t>would</w:t>
-      </w:r>
-      <w:proofErr w:type="spellEnd"/>
-      <w:r>
-        <w:rPr>
-          <w:rFonts w:ascii="Arial" w:hAnsi="Arial" w:cs="Arial"/>
-          <w:sz w:val="24"/>
-          <w:szCs w:val="24"/>
-        </w:rPr>
-        <w:t xml:space="preserve"> </w:t>
-      </w:r>
-      <w:proofErr w:type="spellStart"/>
-      <w:r>
-        <w:rPr>
-          <w:rFonts w:ascii="Arial" w:hAnsi="Arial" w:cs="Arial"/>
-          <w:sz w:val="24"/>
-          <w:szCs w:val="24"/>
-        </w:rPr>
-        <w:t>also</w:t>
-      </w:r>
-      <w:proofErr w:type="spellEnd"/>
-      <w:r>
-        <w:rPr>
-          <w:rFonts w:ascii="Arial" w:hAnsi="Arial" w:cs="Arial"/>
-          <w:sz w:val="24"/>
-          <w:szCs w:val="24"/>
-        </w:rPr>
-        <w:t xml:space="preserve"> </w:t>
-      </w:r>
-      <w:proofErr w:type="spellStart"/>
-      <w:r>
-        <w:rPr>
-          <w:rFonts w:ascii="Arial" w:hAnsi="Arial" w:cs="Arial"/>
-          <w:sz w:val="24"/>
-          <w:szCs w:val="24"/>
-        </w:rPr>
-        <w:t>be</w:t>
-      </w:r>
-      <w:proofErr w:type="spellEnd"/>
-      <w:r>
-        <w:rPr>
-          <w:rFonts w:ascii="Arial" w:hAnsi="Arial" w:cs="Arial"/>
-          <w:sz w:val="24"/>
-          <w:szCs w:val="24"/>
-        </w:rPr>
-        <w:t xml:space="preserve"> </w:t>
-      </w:r>
-      <w:proofErr w:type="spellStart"/>
-      <w:r>
-        <w:rPr>
-          <w:rFonts w:ascii="Arial" w:hAnsi="Arial" w:cs="Arial"/>
-          <w:sz w:val="24"/>
-          <w:szCs w:val="24"/>
-        </w:rPr>
-        <w:t>interesting</w:t>
-      </w:r>
-      <w:proofErr w:type="spellEnd"/>
-      <w:r>
-        <w:rPr>
-          <w:rFonts w:ascii="Arial" w:hAnsi="Arial" w:cs="Arial"/>
-          <w:sz w:val="24"/>
-          <w:szCs w:val="24"/>
-        </w:rPr>
-        <w:t xml:space="preserve"> </w:t>
-      </w:r>
-      <w:proofErr w:type="spellStart"/>
-      <w:r>
-        <w:rPr>
-          <w:rFonts w:ascii="Arial" w:hAnsi="Arial" w:cs="Arial"/>
-          <w:sz w:val="24"/>
-          <w:szCs w:val="24"/>
-        </w:rPr>
-        <w:t>to</w:t>
-      </w:r>
-      <w:proofErr w:type="spellEnd"/>
-      <w:r>
-        <w:rPr>
-          <w:rFonts w:ascii="Arial" w:hAnsi="Arial" w:cs="Arial"/>
-          <w:sz w:val="24"/>
-          <w:szCs w:val="24"/>
-        </w:rPr>
-        <w:t xml:space="preserve"> explore new </w:t>
-      </w:r>
-      <w:proofErr w:type="spellStart"/>
-      <w:r>
-        <w:rPr>
-          <w:rFonts w:ascii="Arial" w:hAnsi="Arial" w:cs="Arial"/>
-          <w:sz w:val="24"/>
-          <w:szCs w:val="24"/>
-        </w:rPr>
-        <w:t>features</w:t>
-      </w:r>
-      <w:proofErr w:type="spellEnd"/>
-      <w:r>
-        <w:rPr>
-          <w:rFonts w:ascii="Arial" w:hAnsi="Arial" w:cs="Arial"/>
-          <w:sz w:val="24"/>
-          <w:szCs w:val="24"/>
-        </w:rPr>
-        <w:t xml:space="preserve">, </w:t>
-      </w:r>
-      <w:proofErr w:type="spellStart"/>
-      <w:r>
-        <w:rPr>
-          <w:rFonts w:ascii="Arial" w:hAnsi="Arial" w:cs="Arial"/>
-          <w:sz w:val="24"/>
-          <w:szCs w:val="24"/>
-        </w:rPr>
-        <w:t>such</w:t>
-      </w:r>
-      <w:proofErr w:type="spellEnd"/>
-      <w:r>
-        <w:rPr>
-          <w:rFonts w:ascii="Arial" w:hAnsi="Arial" w:cs="Arial"/>
-          <w:sz w:val="24"/>
-          <w:szCs w:val="24"/>
-        </w:rPr>
-        <w:t xml:space="preserve"> as more </w:t>
-      </w:r>
-      <w:proofErr w:type="spellStart"/>
-      <w:r>
-        <w:rPr>
-          <w:rFonts w:ascii="Arial" w:hAnsi="Arial" w:cs="Arial"/>
-          <w:sz w:val="24"/>
-          <w:szCs w:val="24"/>
-        </w:rPr>
-        <w:t>detailed</w:t>
-      </w:r>
-      <w:proofErr w:type="spellEnd"/>
-      <w:r>
-        <w:rPr>
-          <w:rFonts w:ascii="Arial" w:hAnsi="Arial" w:cs="Arial"/>
-          <w:sz w:val="24"/>
-          <w:szCs w:val="24"/>
-        </w:rPr>
-        <w:t xml:space="preserve"> </w:t>
-      </w:r>
-      <w:proofErr w:type="spellStart"/>
-      <w:r>
-        <w:rPr>
-          <w:rFonts w:ascii="Arial" w:hAnsi="Arial" w:cs="Arial"/>
-          <w:sz w:val="24"/>
-          <w:szCs w:val="24"/>
-        </w:rPr>
-        <w:t>reports</w:t>
-      </w:r>
-      <w:proofErr w:type="spellEnd"/>
-      <w:r>
-        <w:rPr>
-          <w:rFonts w:ascii="Arial" w:hAnsi="Arial" w:cs="Arial"/>
-          <w:sz w:val="24"/>
-          <w:szCs w:val="24"/>
-        </w:rPr>
-        <w:t xml:space="preserve"> </w:t>
-      </w:r>
-      <w:proofErr w:type="spellStart"/>
-      <w:r>
-        <w:rPr>
-          <w:rFonts w:ascii="Arial" w:hAnsi="Arial" w:cs="Arial"/>
-          <w:sz w:val="24"/>
-          <w:szCs w:val="24"/>
-        </w:rPr>
-        <w:t>or</w:t>
-      </w:r>
-      <w:proofErr w:type="spellEnd"/>
-      <w:r>
-        <w:rPr>
-          <w:rFonts w:ascii="Arial" w:hAnsi="Arial" w:cs="Arial"/>
-          <w:sz w:val="24"/>
-          <w:szCs w:val="24"/>
-        </w:rPr>
-        <w:t xml:space="preserve"> </w:t>
-      </w:r>
-      <w:proofErr w:type="spellStart"/>
-      <w:r>
-        <w:rPr>
-          <w:rFonts w:ascii="Arial" w:hAnsi="Arial" w:cs="Arial"/>
-          <w:sz w:val="24"/>
-          <w:szCs w:val="24"/>
-        </w:rPr>
-        <w:t>integration</w:t>
-      </w:r>
-      <w:proofErr w:type="spellEnd"/>
-      <w:r>
-        <w:rPr>
-          <w:rFonts w:ascii="Arial" w:hAnsi="Arial" w:cs="Arial"/>
-          <w:sz w:val="24"/>
-          <w:szCs w:val="24"/>
-        </w:rPr>
-        <w:t xml:space="preserve"> </w:t>
-      </w:r>
-      <w:proofErr w:type="spellStart"/>
-      <w:r>
-        <w:rPr>
-          <w:rFonts w:ascii="Arial" w:hAnsi="Arial" w:cs="Arial"/>
-          <w:sz w:val="24"/>
-          <w:szCs w:val="24"/>
-        </w:rPr>
-        <w:t>with</w:t>
-      </w:r>
-      <w:proofErr w:type="spellEnd"/>
-      <w:r>
-        <w:rPr>
-          <w:rFonts w:ascii="Arial" w:hAnsi="Arial" w:cs="Arial"/>
-          <w:sz w:val="24"/>
-          <w:szCs w:val="24"/>
-        </w:rPr>
-        <w:t xml:space="preserve"> </w:t>
-      </w:r>
-      <w:proofErr w:type="spellStart"/>
-      <w:r>
-        <w:rPr>
-          <w:rFonts w:ascii="Arial" w:hAnsi="Arial" w:cs="Arial"/>
-          <w:sz w:val="24"/>
-          <w:szCs w:val="24"/>
-        </w:rPr>
-        <w:t>other</w:t>
-      </w:r>
-      <w:proofErr w:type="spellEnd"/>
-      <w:r>
-        <w:rPr>
-          <w:rFonts w:ascii="Arial" w:hAnsi="Arial" w:cs="Arial"/>
-          <w:sz w:val="24"/>
-          <w:szCs w:val="24"/>
-        </w:rPr>
-        <w:t xml:space="preserve"> </w:t>
-      </w:r>
-      <w:proofErr w:type="gramStart"/>
-      <w:r>
-        <w:rPr>
-          <w:rFonts w:ascii="Arial" w:hAnsi="Arial" w:cs="Arial"/>
-          <w:sz w:val="24"/>
-          <w:szCs w:val="24"/>
-        </w:rPr>
-        <w:t>financial tools</w:t>
-      </w:r>
-      <w:proofErr w:type="gramEnd"/>
-      <w:r>
-        <w:rPr>
-          <w:rFonts w:ascii="Arial" w:hAnsi="Arial" w:cs="Arial"/>
-          <w:sz w:val="24"/>
-          <w:szCs w:val="24"/>
-        </w:rPr>
-        <w:t>.</w:t>
+          <w:lang w:val="en-US"/>
+        </w:rPr>
+      </w:pPr>
+      <w:r>
+        <w:rPr>
+          <w:rFonts w:ascii="Arial" w:hAnsi="Arial" w:cs="Arial"/>
+          <w:sz w:val="24"/>
+          <w:szCs w:val="24"/>
+          <w:lang w:val="en-US"/>
+        </w:rPr>
+        <w:t>Many people struggle to keep track of their monthly expenses. Expenses typically occur at various times, such as grocery shopping, transportation, leisure activities, or paying daily bills, and these amounts are not always recorded or organized. The main problem identified is the difficulty many people have in organizing and clearly visualizing their expenses. Some people even try using notes or spreadsheets to control their money, but these options are not always practical in everyday life. Having control over expenses is crucial for maintaining good financial organization. Given this situation, the development of an app or expense analysis system can help make this process simpler and more organized. By recording expenses and presenting information visually, such as graphs or reports, the user can gain a clearer view of how they are using their money. Thus, considering the problem addressed, the app was designed to be a simple and practical tool for users to record their expenses and clearly see how their money is being used over time. The app can be used by anyone interested in improving their financial management, regardless of age or profession. To ensure the project's success, stakeholders, their interests, needs, influence on the project, and involvement were identified. As a next step, the project could evolve into the development of an app or website prototype, allowing for testing of its functionalities and even gathering feedback from potential users. It would also be interesting to explore new features, such as more detailed reports or integration with other financial tools.</w:t>
       </w:r>
     </w:p>
     <w:p>
@@ -5316,30 +1552,45 @@
           <w:rFonts w:ascii="Arial" w:hAnsi="Arial" w:cs="Arial"/>
           <w:sz w:val="24"/>
           <w:szCs w:val="24"/>
-        </w:rPr>
-      </w:pPr>
-    </w:p>
-    <w:p>
-      <w:pPr>
-        <w:rPr>
-          <w:rFonts w:ascii="Arial" w:hAnsi="Arial" w:cs="Arial"/>
-          <w:sz w:val="24"/>
-          <w:szCs w:val="24"/>
-        </w:rPr>
-      </w:pPr>
-      <w:r>
-        <w:rPr>
-          <w:rFonts w:ascii="Arial" w:hAnsi="Arial" w:cs="Arial"/>
-          <w:sz w:val="24"/>
-          <w:szCs w:val="24"/>
-        </w:rPr>
-        <w:t>Palavras-chave:</w:t>
-      </w:r>
-      <w:r>
-        <w:rPr>
-          <w:rFonts w:ascii="Arial" w:hAnsi="Arial" w:cs="Arial"/>
-          <w:sz w:val="24"/>
-          <w:szCs w:val="24"/>
+          <w:lang w:val="en-US"/>
+        </w:rPr>
+      </w:pPr>
+    </w:p>
+    <w:p>
+      <w:pPr>
+        <w:rPr>
+          <w:rFonts w:ascii="Arial" w:hAnsi="Arial" w:cs="Arial"/>
+          <w:sz w:val="24"/>
+          <w:szCs w:val="24"/>
+          <w:lang w:val="en-US"/>
+        </w:rPr>
+      </w:pPr>
+      <w:proofErr w:type="spellStart"/>
+      <w:r>
+        <w:rPr>
+          <w:rFonts w:ascii="Arial" w:hAnsi="Arial" w:cs="Arial"/>
+          <w:sz w:val="24"/>
+          <w:szCs w:val="24"/>
+          <w:lang w:val="en-US"/>
+        </w:rPr>
+        <w:t>Palavras-chave</w:t>
+      </w:r>
+      <w:proofErr w:type="spellEnd"/>
+      <w:r>
+        <w:rPr>
+          <w:rFonts w:ascii="Arial" w:hAnsi="Arial" w:cs="Arial"/>
+          <w:sz w:val="24"/>
+          <w:szCs w:val="24"/>
+          <w:lang w:val="en-US"/>
+        </w:rPr>
+        <w:t>:</w:t>
+      </w:r>
+      <w:r>
+        <w:rPr>
+          <w:rFonts w:ascii="Arial" w:hAnsi="Arial" w:cs="Arial"/>
+          <w:sz w:val="24"/>
+          <w:szCs w:val="24"/>
+          <w:lang w:val="en-US"/>
         </w:rPr>
         <w:t xml:space="preserve"> </w:t>
       </w:r>
@@ -5422,26 +1673,29 @@
           <w:rFonts w:ascii="Arial" w:hAnsi="Arial" w:cs="Arial"/>
           <w:sz w:val="24"/>
           <w:szCs w:val="24"/>
-        </w:rPr>
-      </w:pPr>
-    </w:p>
-    <w:p>
-      <w:pPr>
-        <w:rPr>
-          <w:rFonts w:ascii="Arial" w:hAnsi="Arial" w:cs="Arial"/>
-          <w:b/>
-          <w:bCs/>
-          <w:sz w:val="24"/>
-          <w:szCs w:val="24"/>
-        </w:rPr>
-      </w:pPr>
-      <w:r>
-        <w:rPr>
-          <w:rFonts w:ascii="Arial" w:hAnsi="Arial" w:cs="Arial"/>
-          <w:b/>
-          <w:bCs/>
-          <w:sz w:val="24"/>
-          <w:szCs w:val="24"/>
+          <w:lang w:val="en-US"/>
+        </w:rPr>
+      </w:pPr>
+    </w:p>
+    <w:p>
+      <w:pPr>
+        <w:rPr>
+          <w:rFonts w:ascii="Arial" w:hAnsi="Arial" w:cs="Arial"/>
+          <w:b/>
+          <w:bCs/>
+          <w:sz w:val="24"/>
+          <w:szCs w:val="24"/>
+          <w:lang w:val="en-US"/>
+        </w:rPr>
+      </w:pPr>
+      <w:r>
+        <w:rPr>
+          <w:rFonts w:ascii="Arial" w:hAnsi="Arial" w:cs="Arial"/>
+          <w:b/>
+          <w:bCs/>
+          <w:sz w:val="24"/>
+          <w:szCs w:val="24"/>
+          <w:lang w:val="en-US"/>
         </w:rPr>
         <w:br w:type="page"/>
       </w:r>
@@ -5455,15 +1709,17 @@
           <w:bCs/>
           <w:sz w:val="24"/>
           <w:szCs w:val="24"/>
-        </w:rPr>
-      </w:pPr>
-      <w:r>
-        <w:rPr>
-          <w:rFonts w:ascii="Arial" w:hAnsi="Arial" w:cs="Arial"/>
-          <w:b/>
-          <w:bCs/>
-          <w:sz w:val="24"/>
-          <w:szCs w:val="24"/>
+          <w:lang w:val="en-US"/>
+        </w:rPr>
+      </w:pPr>
+      <w:r>
+        <w:rPr>
+          <w:rFonts w:ascii="Arial" w:hAnsi="Arial" w:cs="Arial"/>
+          <w:b/>
+          <w:bCs/>
+          <w:sz w:val="24"/>
+          <w:szCs w:val="24"/>
+          <w:lang w:val="en-US"/>
         </w:rPr>
         <w:lastRenderedPageBreak/>
         <w:t>LISTA DE ABREVIAÇÕES</w:t>
@@ -5478,6 +1734,7 @@
           <w:bCs/>
           <w:sz w:val="24"/>
           <w:szCs w:val="24"/>
+          <w:lang w:val="en-US"/>
         </w:rPr>
       </w:pPr>
     </w:p>
@@ -5488,22 +1745,25 @@
           <w:rFonts w:ascii="Arial" w:hAnsi="Arial" w:cs="Arial"/>
           <w:sz w:val="24"/>
           <w:szCs w:val="24"/>
-        </w:rPr>
-      </w:pPr>
-    </w:p>
-    <w:p>
-      <w:pPr>
-        <w:rPr>
-          <w:rFonts w:ascii="Arial" w:hAnsi="Arial" w:cs="Arial"/>
-          <w:sz w:val="24"/>
-          <w:szCs w:val="24"/>
-        </w:rPr>
-      </w:pPr>
-      <w:r>
-        <w:rPr>
-          <w:rFonts w:ascii="Arial" w:hAnsi="Arial" w:cs="Arial"/>
-          <w:sz w:val="24"/>
-          <w:szCs w:val="24"/>
+          <w:lang w:val="en-US"/>
+        </w:rPr>
+      </w:pPr>
+    </w:p>
+    <w:p>
+      <w:pPr>
+        <w:rPr>
+          <w:rFonts w:ascii="Arial" w:hAnsi="Arial" w:cs="Arial"/>
+          <w:sz w:val="24"/>
+          <w:szCs w:val="24"/>
+          <w:lang w:val="en-US"/>
+        </w:rPr>
+      </w:pPr>
+      <w:r>
+        <w:rPr>
+          <w:rFonts w:ascii="Arial" w:hAnsi="Arial" w:cs="Arial"/>
+          <w:sz w:val="24"/>
+          <w:szCs w:val="24"/>
+          <w:lang w:val="en-US"/>
         </w:rPr>
         <w:t>PMBOK®</w:t>
       </w:r>
@@ -5512,6 +1772,7 @@
           <w:rFonts w:ascii="Arial" w:hAnsi="Arial" w:cs="Arial"/>
           <w:sz w:val="24"/>
           <w:szCs w:val="24"/>
+          <w:lang w:val="en-US"/>
         </w:rPr>
         <w:t xml:space="preserve"> </w:t>
       </w:r>
@@ -5520,6 +1781,7 @@
           <w:rFonts w:ascii="Arial" w:hAnsi="Arial" w:cs="Arial"/>
           <w:sz w:val="24"/>
           <w:szCs w:val="24"/>
+          <w:lang w:val="en-US"/>
         </w:rPr>
         <w:t xml:space="preserve">- </w:t>
       </w:r>
@@ -5528,60 +1790,16 @@
           <w:rFonts w:ascii="Arial" w:hAnsi="Arial" w:cs="Arial"/>
           <w:sz w:val="24"/>
           <w:szCs w:val="24"/>
-        </w:rPr>
-        <w:t xml:space="preserve">Project Management </w:t>
-      </w:r>
-      <w:proofErr w:type="spellStart"/>
-      <w:r>
-        <w:rPr>
-          <w:rFonts w:ascii="Arial" w:hAnsi="Arial" w:cs="Arial"/>
-          <w:sz w:val="24"/>
-          <w:szCs w:val="24"/>
-        </w:rPr>
-        <w:t>Body</w:t>
-      </w:r>
-      <w:proofErr w:type="spellEnd"/>
-      <w:r>
-        <w:rPr>
-          <w:rFonts w:ascii="Arial" w:hAnsi="Arial" w:cs="Arial"/>
-          <w:sz w:val="24"/>
-          <w:szCs w:val="24"/>
-        </w:rPr>
-        <w:t xml:space="preserve"> </w:t>
-      </w:r>
-      <w:proofErr w:type="spellStart"/>
-      <w:r>
-        <w:rPr>
-          <w:rFonts w:ascii="Arial" w:hAnsi="Arial" w:cs="Arial"/>
-          <w:sz w:val="24"/>
-          <w:szCs w:val="24"/>
-        </w:rPr>
-        <w:t>of</w:t>
-      </w:r>
-      <w:proofErr w:type="spellEnd"/>
-      <w:r>
-        <w:rPr>
-          <w:rFonts w:ascii="Arial" w:hAnsi="Arial" w:cs="Arial"/>
-          <w:sz w:val="24"/>
-          <w:szCs w:val="24"/>
-        </w:rPr>
-        <w:t xml:space="preserve"> </w:t>
-      </w:r>
-      <w:proofErr w:type="spellStart"/>
-      <w:r>
-        <w:rPr>
-          <w:rFonts w:ascii="Arial" w:hAnsi="Arial" w:cs="Arial"/>
-          <w:sz w:val="24"/>
-          <w:szCs w:val="24"/>
-        </w:rPr>
-        <w:t>Knowledge</w:t>
-      </w:r>
-      <w:proofErr w:type="spellEnd"/>
-      <w:r>
-        <w:rPr>
-          <w:rFonts w:ascii="Arial" w:hAnsi="Arial" w:cs="Arial"/>
-          <w:sz w:val="24"/>
-          <w:szCs w:val="24"/>
+          <w:lang w:val="en-US"/>
+        </w:rPr>
+        <w:t>Project Management Body of Knowledge</w:t>
+      </w:r>
+      <w:r>
+        <w:rPr>
+          <w:rFonts w:ascii="Arial" w:hAnsi="Arial" w:cs="Arial"/>
+          <w:sz w:val="24"/>
+          <w:szCs w:val="24"/>
+          <w:lang w:val="en-US"/>
         </w:rPr>
         <w:t>.</w:t>
       </w:r>
@@ -5592,40 +1810,45 @@
           <w:rFonts w:ascii="Arial" w:hAnsi="Arial" w:cs="Arial"/>
           <w:sz w:val="24"/>
           <w:szCs w:val="24"/>
-        </w:rPr>
-      </w:pPr>
-    </w:p>
-    <w:p>
-      <w:pPr>
-        <w:rPr>
-          <w:rFonts w:ascii="Arial" w:hAnsi="Arial" w:cs="Arial"/>
-          <w:sz w:val="24"/>
-          <w:szCs w:val="24"/>
-        </w:rPr>
-      </w:pPr>
-    </w:p>
-    <w:p>
-      <w:pPr>
-        <w:rPr>
-          <w:rFonts w:ascii="Arial" w:hAnsi="Arial" w:cs="Arial"/>
-          <w:sz w:val="24"/>
-          <w:szCs w:val="24"/>
-        </w:rPr>
-      </w:pPr>
-    </w:p>
-    <w:p>
-      <w:pPr>
-        <w:rPr>
-          <w:rFonts w:ascii="Arial" w:hAnsi="Arial" w:cs="Arial"/>
-          <w:sz w:val="24"/>
-          <w:szCs w:val="24"/>
-        </w:rPr>
-      </w:pPr>
-      <w:r>
-        <w:rPr>
-          <w:rFonts w:ascii="Arial" w:hAnsi="Arial" w:cs="Arial"/>
-          <w:sz w:val="24"/>
-          <w:szCs w:val="24"/>
+          <w:lang w:val="en-US"/>
+        </w:rPr>
+      </w:pPr>
+    </w:p>
+    <w:p>
+      <w:pPr>
+        <w:rPr>
+          <w:rFonts w:ascii="Arial" w:hAnsi="Arial" w:cs="Arial"/>
+          <w:sz w:val="24"/>
+          <w:szCs w:val="24"/>
+          <w:lang w:val="en-US"/>
+        </w:rPr>
+      </w:pPr>
+    </w:p>
+    <w:p>
+      <w:pPr>
+        <w:rPr>
+          <w:rFonts w:ascii="Arial" w:hAnsi="Arial" w:cs="Arial"/>
+          <w:sz w:val="24"/>
+          <w:szCs w:val="24"/>
+          <w:lang w:val="en-US"/>
+        </w:rPr>
+      </w:pPr>
+    </w:p>
+    <w:p>
+      <w:pPr>
+        <w:rPr>
+          <w:rFonts w:ascii="Arial" w:hAnsi="Arial" w:cs="Arial"/>
+          <w:sz w:val="24"/>
+          <w:szCs w:val="24"/>
+          <w:lang w:val="en-US"/>
+        </w:rPr>
+      </w:pPr>
+      <w:r>
+        <w:rPr>
+          <w:rFonts w:ascii="Arial" w:hAnsi="Arial" w:cs="Arial"/>
+          <w:sz w:val="24"/>
+          <w:szCs w:val="24"/>
+          <w:lang w:val="en-US"/>
         </w:rPr>
         <w:br w:type="page"/>
       </w:r>
@@ -7606,7 +3829,6 @@
         </w:rPr>
       </w:pPr>
       <w:bookmarkStart w:id="5" w:name="_Toc229935988"/>
-      <w:proofErr w:type="gramStart"/>
       <w:r>
         <w:rPr>
           <w:rFonts w:ascii="Arial" w:eastAsia="Times New Roman" w:hAnsi="Arial" w:cs="Arial"/>
@@ -7621,7 +3843,6 @@
         </w:rPr>
         <w:t>omo</w:t>
       </w:r>
-      <w:proofErr w:type="gramEnd"/>
       <w:r>
         <w:rPr>
           <w:rFonts w:ascii="Arial" w:eastAsia="Times New Roman" w:hAnsi="Arial" w:cs="Arial"/>
@@ -8178,51 +4399,23 @@
           <w:sz w:val="24"/>
           <w:szCs w:val="24"/>
         </w:rPr>
-        <w:t xml:space="preserve">Com o </w:t>
-      </w:r>
-      <w:proofErr w:type="spellStart"/>
+        <w:t xml:space="preserve">Com o app, o usuário consegue acompanhar seus gastos e ganhos de forma simples, tendo uma visão mais clara da sua situação financeira. Isso ajuda a tomar decisões melhores, evitar desperdícios e </w:t>
+      </w:r>
       <w:r>
         <w:rPr>
           <w:rFonts w:ascii="Arial" w:eastAsia="Times New Roman" w:hAnsi="Arial" w:cs="Arial"/>
           <w:sz w:val="24"/>
           <w:szCs w:val="24"/>
         </w:rPr>
-        <w:t>app</w:t>
-      </w:r>
-      <w:proofErr w:type="spellEnd"/>
+        <w:t xml:space="preserve">até começar a guardar dinheiro. </w:t>
+      </w:r>
       <w:r>
         <w:rPr>
           <w:rFonts w:ascii="Arial" w:eastAsia="Times New Roman" w:hAnsi="Arial" w:cs="Arial"/>
           <w:sz w:val="24"/>
           <w:szCs w:val="24"/>
         </w:rPr>
-        <w:t xml:space="preserve">, o usuário consegue acompanhar seus gastos e ganhos de forma simples, tendo uma visão mais clara da sua situação financeira. Isso ajuda a tomar decisões melhores, evitar desperdícios e </w:t>
-      </w:r>
-      <w:r>
-        <w:rPr>
-          <w:rFonts w:ascii="Arial" w:eastAsia="Times New Roman" w:hAnsi="Arial" w:cs="Arial"/>
-          <w:sz w:val="24"/>
-          <w:szCs w:val="24"/>
-        </w:rPr>
-        <w:t xml:space="preserve">até começar a guardar dinheiro. </w:t>
-      </w:r>
-      <w:proofErr w:type="gramStart"/>
-      <w:r>
-        <w:rPr>
-          <w:rFonts w:ascii="Arial" w:eastAsia="Times New Roman" w:hAnsi="Arial" w:cs="Arial"/>
-          <w:sz w:val="24"/>
-          <w:szCs w:val="24"/>
-        </w:rPr>
-        <w:t>Além</w:t>
-      </w:r>
-      <w:proofErr w:type="gramEnd"/>
-      <w:r>
-        <w:rPr>
-          <w:rFonts w:ascii="Arial" w:eastAsia="Times New Roman" w:hAnsi="Arial" w:cs="Arial"/>
-          <w:sz w:val="24"/>
-          <w:szCs w:val="24"/>
-        </w:rPr>
-        <w:t xml:space="preserve"> disso, o aplicativo também incentiva a pessoa a ter mais consciência financeira, criando hábitos mais organizados e saudáveis com o dinheiro.</w:t>
+        <w:t>Além disso, o aplicativo também incentiva a pessoa a ter mais consciência financeira, criando hábitos mais organizados e saudáveis com o dinheiro.</w:t>
       </w:r>
     </w:p>
     <w:p>
@@ -8585,25 +4778,7 @@
           <w:sz w:val="24"/>
           <w:szCs w:val="24"/>
         </w:rPr>
-        <w:t xml:space="preserve">O que realmente diferencia esse aplicativo dos outros é a sua simplicidade. Enquanto muitos </w:t>
-      </w:r>
-      <w:proofErr w:type="spellStart"/>
-      <w:r>
-        <w:rPr>
-          <w:rFonts w:ascii="Arial" w:eastAsia="Times New Roman" w:hAnsi="Arial" w:cs="Arial"/>
-          <w:sz w:val="24"/>
-          <w:szCs w:val="24"/>
-        </w:rPr>
-        <w:t>apps</w:t>
-      </w:r>
-      <w:proofErr w:type="spellEnd"/>
-      <w:r>
-        <w:rPr>
-          <w:rFonts w:ascii="Arial" w:eastAsia="Times New Roman" w:hAnsi="Arial" w:cs="Arial"/>
-          <w:sz w:val="24"/>
-          <w:szCs w:val="24"/>
-        </w:rPr>
-        <w:t xml:space="preserve"> financeiros são complicados e difíceis de entender, esse foi feito para ser direto e fácil de usar.</w:t>
+        <w:t>O que realmente diferencia esse aplicativo dos outros é a sua simplicidade. Enquanto muitos apps financeiros são complicados e difíceis de entender, esse foi feito para ser direto e fácil de usar.</w:t>
       </w:r>
       <w:r>
         <w:rPr>
@@ -8795,25 +4970,7 @@
           <w:sz w:val="24"/>
           <w:szCs w:val="24"/>
         </w:rPr>
-        <w:t xml:space="preserve"> o </w:t>
-      </w:r>
-      <w:proofErr w:type="spellStart"/>
-      <w:r>
-        <w:rPr>
-          <w:rFonts w:ascii="Arial" w:eastAsia="Times New Roman" w:hAnsi="Arial" w:cs="Arial"/>
-          <w:sz w:val="24"/>
-          <w:szCs w:val="24"/>
-        </w:rPr>
-        <w:t>app</w:t>
-      </w:r>
-      <w:proofErr w:type="spellEnd"/>
-      <w:r>
-        <w:rPr>
-          <w:rFonts w:ascii="Arial" w:eastAsia="Times New Roman" w:hAnsi="Arial" w:cs="Arial"/>
-          <w:sz w:val="24"/>
-          <w:szCs w:val="24"/>
-        </w:rPr>
-        <w:t xml:space="preserve"> conforme a necessidade;</w:t>
+        <w:t xml:space="preserve"> o app conforme a necessidade;</w:t>
       </w:r>
     </w:p>
     <w:p>
@@ -8977,7 +5134,7 @@
           <w:sz w:val="24"/>
           <w:szCs w:val="24"/>
         </w:rPr>
-        <w:t xml:space="preserve">Project Management </w:t>
+        <w:t xml:space="preserve">Project Management Body </w:t>
       </w:r>
       <w:proofErr w:type="spellStart"/>
       <w:r>
@@ -8986,7 +5143,7 @@
           <w:sz w:val="24"/>
           <w:szCs w:val="24"/>
         </w:rPr>
-        <w:t>Body</w:t>
+        <w:t>of</w:t>
       </w:r>
       <w:proofErr w:type="spellEnd"/>
       <w:r>
@@ -9004,36 +5161,18 @@
           <w:sz w:val="24"/>
           <w:szCs w:val="24"/>
         </w:rPr>
-        <w:t>of</w:t>
+        <w:t>Knowledge</w:t>
       </w:r>
       <w:proofErr w:type="spellEnd"/>
       <w:r>
         <w:rPr>
           <w:rFonts w:ascii="Arial" w:hAnsi="Arial" w:cs="Arial"/>
+          <w:color w:val="000000" w:themeColor="text1"/>
           <w:sz w:val="24"/>
           <w:szCs w:val="24"/>
         </w:rPr>
         <w:t xml:space="preserve"> </w:t>
       </w:r>
-      <w:proofErr w:type="spellStart"/>
-      <w:r>
-        <w:rPr>
-          <w:rFonts w:ascii="Arial" w:hAnsi="Arial" w:cs="Arial"/>
-          <w:sz w:val="24"/>
-          <w:szCs w:val="24"/>
-        </w:rPr>
-        <w:t>Knowledge</w:t>
-      </w:r>
-      <w:proofErr w:type="spellEnd"/>
-      <w:r>
-        <w:rPr>
-          <w:rFonts w:ascii="Arial" w:hAnsi="Arial" w:cs="Arial"/>
-          <w:color w:val="000000" w:themeColor="text1"/>
-          <w:sz w:val="24"/>
-          <w:szCs w:val="24"/>
-        </w:rPr>
-        <w:t xml:space="preserve"> </w:t>
-      </w:r>
       <w:r>
         <w:rPr>
           <w:rFonts w:ascii="Arial" w:hAnsi="Arial" w:cs="Arial"/>
@@ -9068,27 +5207,7 @@
           <w:sz w:val="24"/>
           <w:szCs w:val="24"/>
         </w:rPr>
-        <w:t>as partes interessadas (</w:t>
-      </w:r>
-      <w:proofErr w:type="spellStart"/>
-      <w:r>
-        <w:rPr>
-          <w:rFonts w:ascii="Arial" w:hAnsi="Arial" w:cs="Arial"/>
-          <w:color w:val="000000" w:themeColor="text1"/>
-          <w:sz w:val="24"/>
-          <w:szCs w:val="24"/>
-        </w:rPr>
-        <w:t>stakeholders</w:t>
-      </w:r>
-      <w:proofErr w:type="spellEnd"/>
-      <w:r>
-        <w:rPr>
-          <w:rFonts w:ascii="Arial" w:hAnsi="Arial" w:cs="Arial"/>
-          <w:color w:val="000000" w:themeColor="text1"/>
-          <w:sz w:val="24"/>
-          <w:szCs w:val="24"/>
-        </w:rPr>
-        <w:t xml:space="preserve">), devem ser </w:t>
+        <w:t xml:space="preserve">as partes interessadas (stakeholders), devem ser </w:t>
       </w:r>
       <w:r>
         <w:rPr>
@@ -9196,27 +5315,7 @@
           <w:sz w:val="24"/>
           <w:szCs w:val="24"/>
         </w:rPr>
-        <w:t xml:space="preserve"> No mesmo sentido, </w:t>
-      </w:r>
-      <w:proofErr w:type="spellStart"/>
-      <w:r>
-        <w:rPr>
-          <w:rFonts w:ascii="Arial" w:hAnsi="Arial" w:cs="Arial"/>
-          <w:color w:val="000000" w:themeColor="text1"/>
-          <w:sz w:val="24"/>
-          <w:szCs w:val="24"/>
-        </w:rPr>
-        <w:t>Bourne</w:t>
-      </w:r>
-      <w:proofErr w:type="spellEnd"/>
-      <w:r>
-        <w:rPr>
-          <w:rFonts w:ascii="Arial" w:hAnsi="Arial" w:cs="Arial"/>
-          <w:color w:val="000000" w:themeColor="text1"/>
-          <w:sz w:val="24"/>
-          <w:szCs w:val="24"/>
-        </w:rPr>
-        <w:t xml:space="preserve"> (2005) relata que a percepção das partes interessadas sobre o valor das entregas pode determinar o fracasso ou o sucesso do projet</w:t>
+        <w:t xml:space="preserve"> No mesmo sentido, Bourne (2005) relata que a percepção das partes interessadas sobre o valor das entregas pode determinar o fracasso ou o sucesso do projet</w:t>
       </w:r>
       <w:r>
         <w:rPr>
@@ -10774,27 +6873,7 @@
                 <w:sz w:val="20"/>
                 <w:szCs w:val="20"/>
               </w:rPr>
-              <w:t xml:space="preserve">uma </w:t>
-            </w:r>
-            <w:proofErr w:type="spellStart"/>
-            <w:r>
-              <w:rPr>
-                <w:rFonts w:ascii="Arial" w:hAnsi="Arial" w:cs="Arial"/>
-                <w:color w:val="000000" w:themeColor="text1"/>
-                <w:sz w:val="20"/>
-                <w:szCs w:val="20"/>
-              </w:rPr>
-              <w:t>backlog</w:t>
-            </w:r>
-            <w:proofErr w:type="spellEnd"/>
-            <w:r>
-              <w:rPr>
-                <w:rFonts w:ascii="Arial" w:hAnsi="Arial" w:cs="Arial"/>
-                <w:color w:val="000000" w:themeColor="text1"/>
-                <w:sz w:val="20"/>
-                <w:szCs w:val="20"/>
-              </w:rPr>
-              <w:t xml:space="preserve"> priorizado</w:t>
+              <w:t>uma backlog priorizado</w:t>
             </w:r>
             <w:r>
               <w:rPr>
@@ -13429,29 +9508,16 @@
           <w:szCs w:val="24"/>
         </w:rPr>
       </w:pPr>
-      <w:proofErr w:type="spellStart"/>
-      <w:r>
-        <w:rPr>
-          <w:rFonts w:ascii="Arial" w:hAnsi="Arial" w:cs="Arial"/>
-          <w:b/>
-          <w:bCs/>
-          <w:color w:val="000000" w:themeColor="text1"/>
-          <w:sz w:val="24"/>
-          <w:szCs w:val="24"/>
-        </w:rPr>
-        <w:t>Login</w:t>
-      </w:r>
-      <w:proofErr w:type="spellEnd"/>
-      <w:r>
-        <w:rPr>
-          <w:rFonts w:ascii="Arial" w:hAnsi="Arial" w:cs="Arial"/>
-          <w:b/>
-          <w:bCs/>
-          <w:color w:val="000000" w:themeColor="text1"/>
-          <w:sz w:val="24"/>
-          <w:szCs w:val="24"/>
-        </w:rPr>
-        <w:t>:</w:t>
+      <w:r>
+        <w:rPr>
+          <w:rFonts w:ascii="Arial" w:hAnsi="Arial" w:cs="Arial"/>
+          <w:b/>
+          <w:bCs/>
+          <w:color w:val="000000" w:themeColor="text1"/>
+          <w:sz w:val="24"/>
+          <w:szCs w:val="24"/>
+        </w:rPr>
+        <w:t>Login:</w:t>
       </w:r>
       <w:r>
         <w:rPr>
@@ -13491,27 +9557,7 @@
           <w:sz w:val="24"/>
           <w:szCs w:val="24"/>
         </w:rPr>
-        <w:t xml:space="preserve">realiza o </w:t>
-      </w:r>
-      <w:proofErr w:type="spellStart"/>
-      <w:r>
-        <w:rPr>
-          <w:rFonts w:ascii="Arial" w:hAnsi="Arial" w:cs="Arial"/>
-          <w:color w:val="000000" w:themeColor="text1"/>
-          <w:sz w:val="24"/>
-          <w:szCs w:val="24"/>
-        </w:rPr>
-        <w:t>login</w:t>
-      </w:r>
-      <w:proofErr w:type="spellEnd"/>
-      <w:r>
-        <w:rPr>
-          <w:rFonts w:ascii="Arial" w:hAnsi="Arial" w:cs="Arial"/>
-          <w:color w:val="000000" w:themeColor="text1"/>
-          <w:sz w:val="24"/>
-          <w:szCs w:val="24"/>
-        </w:rPr>
-        <w:t xml:space="preserve"> no aplicativo inserindo seu </w:t>
+        <w:t xml:space="preserve">realiza o login no aplicativo inserindo seu </w:t>
       </w:r>
       <w:r>
         <w:rPr>
@@ -14563,29 +10609,16 @@
           <w:szCs w:val="24"/>
         </w:rPr>
       </w:pPr>
-      <w:proofErr w:type="spellStart"/>
-      <w:r>
-        <w:rPr>
-          <w:rFonts w:ascii="Arial" w:hAnsi="Arial" w:cs="Arial"/>
-          <w:b/>
-          <w:bCs/>
-          <w:color w:val="000000" w:themeColor="text1"/>
-          <w:sz w:val="24"/>
-          <w:szCs w:val="24"/>
-        </w:rPr>
-        <w:t>Login</w:t>
-      </w:r>
-      <w:proofErr w:type="spellEnd"/>
-      <w:r>
-        <w:rPr>
-          <w:rFonts w:ascii="Arial" w:hAnsi="Arial" w:cs="Arial"/>
-          <w:b/>
-          <w:bCs/>
-          <w:color w:val="000000" w:themeColor="text1"/>
-          <w:sz w:val="24"/>
-          <w:szCs w:val="24"/>
-        </w:rPr>
-        <w:t>:</w:t>
+      <w:r>
+        <w:rPr>
+          <w:rFonts w:ascii="Arial" w:hAnsi="Arial" w:cs="Arial"/>
+          <w:b/>
+          <w:bCs/>
+          <w:color w:val="000000" w:themeColor="text1"/>
+          <w:sz w:val="24"/>
+          <w:szCs w:val="24"/>
+        </w:rPr>
+        <w:t>Login:</w:t>
       </w:r>
       <w:r>
         <w:rPr>
@@ -14605,27 +10638,7 @@
           <w:sz w:val="24"/>
           <w:szCs w:val="24"/>
         </w:rPr>
-        <w:t xml:space="preserve">Paula realiza </w:t>
-      </w:r>
-      <w:proofErr w:type="spellStart"/>
-      <w:r>
-        <w:rPr>
-          <w:rFonts w:ascii="Arial" w:hAnsi="Arial" w:cs="Arial"/>
-          <w:color w:val="000000" w:themeColor="text1"/>
-          <w:sz w:val="24"/>
-          <w:szCs w:val="24"/>
-        </w:rPr>
-        <w:t>login</w:t>
-      </w:r>
-      <w:proofErr w:type="spellEnd"/>
-      <w:r>
-        <w:rPr>
-          <w:rFonts w:ascii="Arial" w:hAnsi="Arial" w:cs="Arial"/>
-          <w:color w:val="000000" w:themeColor="text1"/>
-          <w:sz w:val="24"/>
-          <w:szCs w:val="24"/>
-        </w:rPr>
-        <w:t xml:space="preserve"> em seu aplicativo</w:t>
+        <w:t>Paula realiza login em seu aplicativo</w:t>
       </w:r>
       <w:r>
         <w:rPr>
@@ -15844,29 +11857,16 @@
           <w:szCs w:val="24"/>
         </w:rPr>
       </w:pPr>
-      <w:proofErr w:type="spellStart"/>
-      <w:r>
-        <w:rPr>
-          <w:rFonts w:ascii="Arial" w:hAnsi="Arial" w:cs="Arial"/>
-          <w:b/>
-          <w:bCs/>
-          <w:color w:val="000000" w:themeColor="text1"/>
-          <w:sz w:val="24"/>
-          <w:szCs w:val="24"/>
-        </w:rPr>
-        <w:t>Login</w:t>
-      </w:r>
-      <w:proofErr w:type="spellEnd"/>
-      <w:r>
-        <w:rPr>
-          <w:rFonts w:ascii="Arial" w:hAnsi="Arial" w:cs="Arial"/>
-          <w:b/>
-          <w:bCs/>
-          <w:color w:val="000000" w:themeColor="text1"/>
-          <w:sz w:val="24"/>
-          <w:szCs w:val="24"/>
-        </w:rPr>
-        <w:t>:</w:t>
+      <w:r>
+        <w:rPr>
+          <w:rFonts w:ascii="Arial" w:hAnsi="Arial" w:cs="Arial"/>
+          <w:b/>
+          <w:bCs/>
+          <w:color w:val="000000" w:themeColor="text1"/>
+          <w:sz w:val="24"/>
+          <w:szCs w:val="24"/>
+        </w:rPr>
+        <w:t>Login:</w:t>
       </w:r>
       <w:r>
         <w:rPr>
@@ -15893,27 +11893,7 @@
           <w:sz w:val="24"/>
           <w:szCs w:val="24"/>
         </w:rPr>
-        <w:t xml:space="preserve">realiza </w:t>
-      </w:r>
-      <w:proofErr w:type="spellStart"/>
-      <w:r>
-        <w:rPr>
-          <w:rFonts w:ascii="Arial" w:hAnsi="Arial" w:cs="Arial"/>
-          <w:color w:val="000000" w:themeColor="text1"/>
-          <w:sz w:val="24"/>
-          <w:szCs w:val="24"/>
-        </w:rPr>
-        <w:t>login</w:t>
-      </w:r>
-      <w:proofErr w:type="spellEnd"/>
-      <w:r>
-        <w:rPr>
-          <w:rFonts w:ascii="Arial" w:hAnsi="Arial" w:cs="Arial"/>
-          <w:color w:val="000000" w:themeColor="text1"/>
-          <w:sz w:val="24"/>
-          <w:szCs w:val="24"/>
-        </w:rPr>
-        <w:t xml:space="preserve"> em seu aplicativo</w:t>
+        <w:t>realiza login em seu aplicativo</w:t>
       </w:r>
       <w:r>
         <w:rPr>
@@ -16105,15 +12085,7 @@
         <w:jc w:val="both"/>
       </w:pPr>
       <w:r>
-        <w:t xml:space="preserve">Ao acessar o endereço padrão do sistema a tela de </w:t>
-      </w:r>
-      <w:proofErr w:type="spellStart"/>
-      <w:r>
-        <w:t>Login</w:t>
-      </w:r>
-      <w:proofErr w:type="spellEnd"/>
-      <w:r>
-        <w:t xml:space="preserve"> será exibida:</w:t>
+        <w:t>Ao acessar o endereço padrão do sistema a tela de Login será exibida:</w:t>
       </w:r>
       <w:r>
         <w:br/>
@@ -16187,15 +12159,7 @@
         <w:jc w:val="both"/>
       </w:pPr>
       <w:r>
-        <w:t xml:space="preserve">Após incluir dos dados para o </w:t>
-      </w:r>
-      <w:proofErr w:type="spellStart"/>
-      <w:r>
-        <w:t>Login</w:t>
-      </w:r>
-      <w:proofErr w:type="spellEnd"/>
-      <w:r>
-        <w:t xml:space="preserve"> a tela de Adicionar Conta do usuário é aberta. É necessário selecionar o Banco e digitar a agencia e conta. Além disso, é possível inserir um apelido para conta </w:t>
+        <w:t xml:space="preserve">Após incluir dos dados para o Login a tela de Adicionar Conta do usuário é aberta. É necessário selecionar o Banco e digitar a agencia e conta. Além disso, é possível inserir um apelido para conta </w:t>
       </w:r>
       <w:r>
         <w:t>especificada. Esse campo é um facilitador para usuários que possuem mais de uma conta no aplicativo.</w:t>
@@ -16264,15 +12228,7 @@
         <w:ind w:firstLine="709"/>
       </w:pPr>
       <w:r>
-        <w:t xml:space="preserve">Após adicionar a conta e necessário cadastrar os tipos de despesas. O usuário deve inserir um nome, uma descrição e selecionar uma cor que será utilizada para na sinalização das despesas no </w:t>
-      </w:r>
-      <w:proofErr w:type="spellStart"/>
-      <w:r>
-        <w:t>dashboard</w:t>
-      </w:r>
-      <w:proofErr w:type="spellEnd"/>
-      <w:r>
-        <w:t xml:space="preserve"> do sistema.</w:t>
+        <w:t>Após adicionar a conta e necessário cadastrar os tipos de despesas. O usuário deve inserir um nome, uma descrição e selecionar uma cor que será utilizada para na sinalização das despesas no dashboard do sistema.</w:t>
       </w:r>
     </w:p>
     <w:p>
@@ -16336,15 +12292,7 @@
         <w:jc w:val="both"/>
       </w:pPr>
       <w:r>
-        <w:t xml:space="preserve">O </w:t>
-      </w:r>
-      <w:proofErr w:type="spellStart"/>
-      <w:r>
-        <w:t>dashboard</w:t>
-      </w:r>
-      <w:proofErr w:type="spellEnd"/>
-      <w:r>
-        <w:t xml:space="preserve"> do sistema permite a visualização das despesas e possível classificação nos tipos de despesas já cadastradas. Além disso, é possível visualizar o total de gastos, quantidade de despesas e qual das despesas tem maior peso entre as despesas classificadas:</w:t>
+        <w:t>O dashboard do sistema permite a visualização das despesas e possível classificação nos tipos de despesas já cadastradas. Além disso, é possível visualizar o total de gastos, quantidade de despesas e qual das despesas tem maior peso entre as despesas classificadas:</w:t>
       </w:r>
     </w:p>
     <w:p>
@@ -16753,27 +12701,7 @@
           <w:sz w:val="24"/>
           <w:szCs w:val="24"/>
         </w:rPr>
-        <w:t xml:space="preserve">Para a criação dos gráficos financeiros do </w:t>
-      </w:r>
-      <w:proofErr w:type="spellStart"/>
-      <w:r>
-        <w:rPr>
-          <w:rFonts w:ascii="Arial" w:hAnsi="Arial" w:cs="Arial"/>
-          <w:bCs/>
-          <w:sz w:val="24"/>
-          <w:szCs w:val="24"/>
-        </w:rPr>
-        <w:t>dashboard</w:t>
-      </w:r>
-      <w:proofErr w:type="spellEnd"/>
-      <w:r>
-        <w:rPr>
-          <w:rFonts w:ascii="Arial" w:hAnsi="Arial" w:cs="Arial"/>
-          <w:bCs/>
-          <w:sz w:val="24"/>
-          <w:szCs w:val="24"/>
-        </w:rPr>
-        <w:t xml:space="preserve"> foi utilizada a biblioteca Chart.js, permitindo uma visualização mais organizada das receitas e despesas cadastradas.</w:t>
+        <w:t>Para a criação dos gráficos financeiros do dashboard foi utilizada a biblioteca Chart.js, permitindo uma visualização mais organizada das receitas e despesas cadastradas.</w:t>
       </w:r>
     </w:p>
     <w:p>
@@ -16960,27 +12888,14 @@
           <w:szCs w:val="24"/>
         </w:rPr>
       </w:pPr>
-      <w:proofErr w:type="spellStart"/>
-      <w:proofErr w:type="gramStart"/>
-      <w:r>
-        <w:rPr>
-          <w:rFonts w:ascii="Arial" w:hAnsi="Arial" w:cs="Arial"/>
-          <w:bCs/>
-          <w:sz w:val="24"/>
-          <w:szCs w:val="24"/>
-        </w:rPr>
-        <w:t>login</w:t>
-      </w:r>
-      <w:proofErr w:type="spellEnd"/>
-      <w:proofErr w:type="gramEnd"/>
-      <w:r>
-        <w:rPr>
-          <w:rFonts w:ascii="Arial" w:hAnsi="Arial" w:cs="Arial"/>
-          <w:bCs/>
-          <w:sz w:val="24"/>
-          <w:szCs w:val="24"/>
-        </w:rPr>
-        <w:t xml:space="preserve"> de usuários;</w:t>
+      <w:r>
+        <w:rPr>
+          <w:rFonts w:ascii="Arial" w:hAnsi="Arial" w:cs="Arial"/>
+          <w:bCs/>
+          <w:sz w:val="24"/>
+          <w:szCs w:val="24"/>
+        </w:rPr>
+        <w:t>login de usuários;</w:t>
       </w:r>
     </w:p>
     <w:p>
@@ -16999,27 +12914,14 @@
           <w:szCs w:val="24"/>
         </w:rPr>
       </w:pPr>
-      <w:proofErr w:type="spellStart"/>
-      <w:proofErr w:type="gramStart"/>
-      <w:r>
-        <w:rPr>
-          <w:rFonts w:ascii="Arial" w:hAnsi="Arial" w:cs="Arial"/>
-          <w:bCs/>
-          <w:sz w:val="24"/>
-          <w:szCs w:val="24"/>
-        </w:rPr>
-        <w:t>dashboard</w:t>
-      </w:r>
-      <w:proofErr w:type="spellEnd"/>
-      <w:proofErr w:type="gramEnd"/>
-      <w:r>
-        <w:rPr>
-          <w:rFonts w:ascii="Arial" w:hAnsi="Arial" w:cs="Arial"/>
-          <w:bCs/>
-          <w:sz w:val="24"/>
-          <w:szCs w:val="24"/>
-        </w:rPr>
-        <w:t xml:space="preserve"> financeiro;</w:t>
+      <w:r>
+        <w:rPr>
+          <w:rFonts w:ascii="Arial" w:hAnsi="Arial" w:cs="Arial"/>
+          <w:bCs/>
+          <w:sz w:val="24"/>
+          <w:szCs w:val="24"/>
+        </w:rPr>
+        <w:t>dashboard financeiro;</w:t>
       </w:r>
     </w:p>
     <w:p>
@@ -17038,25 +12940,14 @@
           <w:szCs w:val="24"/>
         </w:rPr>
       </w:pPr>
-      <w:proofErr w:type="gramStart"/>
-      <w:r>
-        <w:rPr>
-          <w:rFonts w:ascii="Arial" w:hAnsi="Arial" w:cs="Arial"/>
-          <w:bCs/>
-          <w:sz w:val="24"/>
-          <w:szCs w:val="24"/>
-        </w:rPr>
-        <w:t>cadastro</w:t>
-      </w:r>
-      <w:proofErr w:type="gramEnd"/>
-      <w:r>
-        <w:rPr>
-          <w:rFonts w:ascii="Arial" w:hAnsi="Arial" w:cs="Arial"/>
-          <w:bCs/>
-          <w:sz w:val="24"/>
-          <w:szCs w:val="24"/>
-        </w:rPr>
-        <w:t xml:space="preserve"> de receitas e despesas;</w:t>
+      <w:r>
+        <w:rPr>
+          <w:rFonts w:ascii="Arial" w:hAnsi="Arial" w:cs="Arial"/>
+          <w:bCs/>
+          <w:sz w:val="24"/>
+          <w:szCs w:val="24"/>
+        </w:rPr>
+        <w:t>cadastro de receitas e despesas;</w:t>
       </w:r>
     </w:p>
     <w:p>
@@ -17075,25 +12966,14 @@
           <w:szCs w:val="24"/>
         </w:rPr>
       </w:pPr>
-      <w:proofErr w:type="gramStart"/>
-      <w:r>
-        <w:rPr>
-          <w:rFonts w:ascii="Arial" w:hAnsi="Arial" w:cs="Arial"/>
-          <w:bCs/>
-          <w:sz w:val="24"/>
-          <w:szCs w:val="24"/>
-        </w:rPr>
-        <w:t>listagem</w:t>
-      </w:r>
-      <w:proofErr w:type="gramEnd"/>
-      <w:r>
-        <w:rPr>
-          <w:rFonts w:ascii="Arial" w:hAnsi="Arial" w:cs="Arial"/>
-          <w:bCs/>
-          <w:sz w:val="24"/>
-          <w:szCs w:val="24"/>
-        </w:rPr>
-        <w:t xml:space="preserve"> das movimentações;</w:t>
+      <w:r>
+        <w:rPr>
+          <w:rFonts w:ascii="Arial" w:hAnsi="Arial" w:cs="Arial"/>
+          <w:bCs/>
+          <w:sz w:val="24"/>
+          <w:szCs w:val="24"/>
+        </w:rPr>
+        <w:t>listagem das movimentações;</w:t>
       </w:r>
     </w:p>
     <w:p>
@@ -17112,25 +12992,14 @@
           <w:szCs w:val="24"/>
         </w:rPr>
       </w:pPr>
-      <w:proofErr w:type="gramStart"/>
-      <w:r>
-        <w:rPr>
-          <w:rFonts w:ascii="Arial" w:hAnsi="Arial" w:cs="Arial"/>
-          <w:bCs/>
-          <w:sz w:val="24"/>
-          <w:szCs w:val="24"/>
-        </w:rPr>
-        <w:t>gráficos</w:t>
-      </w:r>
-      <w:proofErr w:type="gramEnd"/>
-      <w:r>
-        <w:rPr>
-          <w:rFonts w:ascii="Arial" w:hAnsi="Arial" w:cs="Arial"/>
-          <w:bCs/>
-          <w:sz w:val="24"/>
-          <w:szCs w:val="24"/>
-        </w:rPr>
-        <w:t xml:space="preserve"> financeiros;</w:t>
+      <w:r>
+        <w:rPr>
+          <w:rFonts w:ascii="Arial" w:hAnsi="Arial" w:cs="Arial"/>
+          <w:bCs/>
+          <w:sz w:val="24"/>
+          <w:szCs w:val="24"/>
+        </w:rPr>
+        <w:t>gráficos financeiros;</w:t>
       </w:r>
     </w:p>
     <w:p>
@@ -17149,25 +13018,14 @@
           <w:szCs w:val="24"/>
         </w:rPr>
       </w:pPr>
-      <w:proofErr w:type="gramStart"/>
-      <w:r>
-        <w:rPr>
-          <w:rFonts w:ascii="Arial" w:hAnsi="Arial" w:cs="Arial"/>
-          <w:bCs/>
-          <w:sz w:val="24"/>
-          <w:szCs w:val="24"/>
-        </w:rPr>
-        <w:t>edição</w:t>
-      </w:r>
-      <w:proofErr w:type="gramEnd"/>
-      <w:r>
-        <w:rPr>
-          <w:rFonts w:ascii="Arial" w:hAnsi="Arial" w:cs="Arial"/>
-          <w:bCs/>
-          <w:sz w:val="24"/>
-          <w:szCs w:val="24"/>
-        </w:rPr>
-        <w:t xml:space="preserve"> e exclusão de registros.</w:t>
+      <w:r>
+        <w:rPr>
+          <w:rFonts w:ascii="Arial" w:hAnsi="Arial" w:cs="Arial"/>
+          <w:bCs/>
+          <w:sz w:val="24"/>
+          <w:szCs w:val="24"/>
+        </w:rPr>
+        <w:t>edição e exclusão de registros.</w:t>
       </w:r>
     </w:p>
     <w:p>
@@ -17204,8 +13062,6 @@
           <w:szCs w:val="24"/>
         </w:rPr>
       </w:pPr>
-      <w:bookmarkStart w:id="19" w:name="_GoBack"/>
-      <w:bookmarkEnd w:id="19"/>
       <w:r>
         <w:rPr>
           <w:rFonts w:ascii="Arial" w:hAnsi="Arial" w:cs="Arial"/>
@@ -17238,6 +13094,35 @@
     <w:p>
       <w:pPr>
         <w:spacing w:after="0" w:line="360" w:lineRule="auto"/>
+        <w:rPr>
+          <w:rFonts w:ascii="Arial" w:hAnsi="Arial" w:cs="Arial"/>
+          <w:bCs/>
+          <w:sz w:val="24"/>
+          <w:szCs w:val="24"/>
+        </w:rPr>
+      </w:pPr>
+      <w:r>
+        <w:rPr>
+          <w:rFonts w:ascii="Arial" w:hAnsi="Arial" w:cs="Arial"/>
+          <w:bCs/>
+          <w:sz w:val="24"/>
+          <w:szCs w:val="24"/>
+        </w:rPr>
+        <w:t xml:space="preserve">           </w:t>
+      </w:r>
+      <w:r>
+        <w:rPr>
+          <w:rFonts w:ascii="Arial" w:hAnsi="Arial" w:cs="Arial"/>
+          <w:bCs/>
+          <w:sz w:val="24"/>
+          <w:szCs w:val="24"/>
+        </w:rPr>
+        <w:t>https://github.com/cesarjr-git/TCC</w:t>
+      </w:r>
+    </w:p>
+    <w:p>
+      <w:pPr>
+        <w:spacing w:after="0" w:line="360" w:lineRule="auto"/>
         <w:jc w:val="both"/>
         <w:rPr>
           <w:rFonts w:ascii="Arial" w:hAnsi="Arial" w:cs="Arial"/>
@@ -17259,7 +13144,7 @@
           <w:szCs w:val="24"/>
         </w:rPr>
       </w:pPr>
-      <w:bookmarkStart w:id="20" w:name="_Toc229936001"/>
+      <w:bookmarkStart w:id="19" w:name="_Toc229936001"/>
       <w:r>
         <w:rPr>
           <w:rFonts w:ascii="Arial" w:hAnsi="Arial" w:cs="Arial"/>
@@ -17304,7 +13189,7 @@
         </w:rPr>
         <w:t>ONCLUSÃO</w:t>
       </w:r>
-      <w:bookmarkEnd w:id="20"/>
+      <w:bookmarkEnd w:id="19"/>
     </w:p>
     <w:p>
       <w:pPr>
@@ -17432,7 +13317,7 @@
           <w:szCs w:val="24"/>
         </w:rPr>
       </w:pPr>
-      <w:bookmarkStart w:id="21" w:name="_Toc229936002"/>
+      <w:bookmarkStart w:id="20" w:name="_Toc229936002"/>
       <w:r>
         <w:rPr>
           <w:rFonts w:ascii="Arial" w:hAnsi="Arial" w:cs="Arial"/>
@@ -17456,7 +13341,7 @@
         </w:rPr>
         <w:t>EFERÊNCIAS</w:t>
       </w:r>
-      <w:bookmarkEnd w:id="21"/>
+      <w:bookmarkEnd w:id="20"/>
     </w:p>
     <w:p>
       <w:pPr>
@@ -17476,6 +13361,7 @@
           <w:rFonts w:ascii="Arial" w:hAnsi="Arial" w:cs="Arial"/>
           <w:sz w:val="24"/>
           <w:szCs w:val="24"/>
+          <w:lang w:val="en-US"/>
         </w:rPr>
       </w:pPr>
       <w:r>
@@ -17510,37 +13396,45 @@
       <w:r>
         <w:t xml:space="preserve"> </w:t>
       </w:r>
-      <w:r>
-        <w:rPr>
-          <w:rFonts w:ascii="Arial" w:hAnsi="Arial" w:cs="Arial"/>
-          <w:sz w:val="24"/>
-          <w:szCs w:val="24"/>
-        </w:rPr>
-        <w:t>Acesso em:</w:t>
-      </w:r>
-      <w:r>
-        <w:rPr>
-          <w:rFonts w:ascii="Arial" w:hAnsi="Arial" w:cs="Arial"/>
-          <w:sz w:val="24"/>
-          <w:szCs w:val="24"/>
-        </w:rPr>
-        <w:t xml:space="preserve"> 11 de mar</w:t>
-      </w:r>
-      <w:r>
-        <w:rPr>
-          <w:rFonts w:ascii="Arial" w:hAnsi="Arial" w:cs="Arial"/>
-          <w:sz w:val="24"/>
-          <w:szCs w:val="24"/>
+      <w:proofErr w:type="spellStart"/>
+      <w:r>
+        <w:rPr>
+          <w:rFonts w:ascii="Arial" w:hAnsi="Arial" w:cs="Arial"/>
+          <w:sz w:val="24"/>
+          <w:szCs w:val="24"/>
+          <w:lang w:val="en-US"/>
+        </w:rPr>
+        <w:t>Acesso</w:t>
+      </w:r>
+      <w:proofErr w:type="spellEnd"/>
+      <w:r>
+        <w:rPr>
+          <w:rFonts w:ascii="Arial" w:hAnsi="Arial" w:cs="Arial"/>
+          <w:sz w:val="24"/>
+          <w:szCs w:val="24"/>
+          <w:lang w:val="en-US"/>
         </w:rPr>
         <w:t xml:space="preserve"> </w:t>
       </w:r>
-      <w:r>
-        <w:rPr>
-          <w:rFonts w:ascii="Arial" w:hAnsi="Arial" w:cs="Arial"/>
-          <w:sz w:val="24"/>
-          <w:szCs w:val="24"/>
-        </w:rPr>
-        <w:t>2026.</w:t>
+      <w:proofErr w:type="spellStart"/>
+      <w:r>
+        <w:rPr>
+          <w:rFonts w:ascii="Arial" w:hAnsi="Arial" w:cs="Arial"/>
+          <w:sz w:val="24"/>
+          <w:szCs w:val="24"/>
+          <w:lang w:val="en-US"/>
+        </w:rPr>
+        <w:t>em</w:t>
+      </w:r>
+      <w:proofErr w:type="spellEnd"/>
+      <w:r>
+        <w:rPr>
+          <w:rFonts w:ascii="Arial" w:hAnsi="Arial" w:cs="Arial"/>
+          <w:sz w:val="24"/>
+          <w:szCs w:val="24"/>
+          <w:lang w:val="en-US"/>
+        </w:rPr>
+        <w:t>: 11 de mar 2026.</w:t>
       </w:r>
     </w:p>
     <w:p>
@@ -17557,6 +13451,7 @@
           <w:rFonts w:ascii="Arial" w:hAnsi="Arial" w:cs="Arial"/>
           <w:sz w:val="24"/>
           <w:szCs w:val="24"/>
+          <w:lang w:val="en-US"/>
         </w:rPr>
         <w:t>B</w:t>
       </w:r>
@@ -17565,6 +13460,7 @@
           <w:rFonts w:ascii="Arial" w:hAnsi="Arial" w:cs="Arial"/>
           <w:sz w:val="24"/>
           <w:szCs w:val="24"/>
+          <w:lang w:val="en-US"/>
         </w:rPr>
         <w:t>OURNE</w:t>
       </w:r>
@@ -17573,91 +13469,10 @@
           <w:rFonts w:ascii="Arial" w:hAnsi="Arial" w:cs="Arial"/>
           <w:sz w:val="24"/>
           <w:szCs w:val="24"/>
-        </w:rPr>
-        <w:t xml:space="preserve">, L. Project </w:t>
-      </w:r>
-      <w:proofErr w:type="spellStart"/>
-      <w:r>
-        <w:rPr>
-          <w:rFonts w:ascii="Arial" w:hAnsi="Arial" w:cs="Arial"/>
-          <w:sz w:val="24"/>
-          <w:szCs w:val="24"/>
-        </w:rPr>
-        <w:t>relationship</w:t>
-      </w:r>
-      <w:proofErr w:type="spellEnd"/>
-      <w:r>
-        <w:rPr>
-          <w:rFonts w:ascii="Arial" w:hAnsi="Arial" w:cs="Arial"/>
-          <w:sz w:val="24"/>
-          <w:szCs w:val="24"/>
-        </w:rPr>
-        <w:t xml:space="preserve"> management </w:t>
-      </w:r>
-      <w:proofErr w:type="spellStart"/>
-      <w:r>
-        <w:rPr>
-          <w:rFonts w:ascii="Arial" w:hAnsi="Arial" w:cs="Arial"/>
-          <w:sz w:val="24"/>
-          <w:szCs w:val="24"/>
-        </w:rPr>
-        <w:t>and</w:t>
-      </w:r>
-      <w:proofErr w:type="spellEnd"/>
-      <w:r>
-        <w:rPr>
-          <w:rFonts w:ascii="Arial" w:hAnsi="Arial" w:cs="Arial"/>
-          <w:sz w:val="24"/>
-          <w:szCs w:val="24"/>
-        </w:rPr>
-        <w:t xml:space="preserve"> </w:t>
-      </w:r>
-      <w:proofErr w:type="spellStart"/>
-      <w:r>
-        <w:rPr>
-          <w:rFonts w:ascii="Arial" w:hAnsi="Arial" w:cs="Arial"/>
-          <w:sz w:val="24"/>
-          <w:szCs w:val="24"/>
-        </w:rPr>
-        <w:t>the</w:t>
-      </w:r>
-      <w:proofErr w:type="spellEnd"/>
-      <w:r>
-        <w:rPr>
-          <w:rFonts w:ascii="Arial" w:hAnsi="Arial" w:cs="Arial"/>
-          <w:sz w:val="24"/>
-          <w:szCs w:val="24"/>
-        </w:rPr>
-        <w:t xml:space="preserve"> </w:t>
-      </w:r>
-      <w:proofErr w:type="spellStart"/>
-      <w:r>
-        <w:rPr>
-          <w:rFonts w:ascii="Arial" w:hAnsi="Arial" w:cs="Arial"/>
-          <w:sz w:val="24"/>
-          <w:szCs w:val="24"/>
-        </w:rPr>
-        <w:t>stakeholder</w:t>
-      </w:r>
-      <w:proofErr w:type="spellEnd"/>
-      <w:r>
-        <w:rPr>
-          <w:rFonts w:ascii="Arial" w:hAnsi="Arial" w:cs="Arial"/>
-          <w:sz w:val="24"/>
-          <w:szCs w:val="24"/>
-        </w:rPr>
-        <w:t xml:space="preserve"> </w:t>
-      </w:r>
-      <w:proofErr w:type="spellStart"/>
-      <w:r>
-        <w:rPr>
-          <w:rFonts w:ascii="Arial" w:hAnsi="Arial" w:cs="Arial"/>
-          <w:sz w:val="24"/>
-          <w:szCs w:val="24"/>
-        </w:rPr>
-        <w:t>circle</w:t>
-      </w:r>
-      <w:proofErr w:type="spellEnd"/>
+          <w:lang w:val="en-US"/>
+        </w:rPr>
+        <w:t>, L. Project relationship management and the stakeholder circle</w:t>
+      </w:r>
       <w:r>
         <w:rPr>
           <w:rFonts w:ascii="Arial" w:hAnsi="Arial" w:cs="Arial"/>
@@ -17665,6 +13480,7 @@
           <w:iCs/>
           <w:sz w:val="24"/>
           <w:szCs w:val="24"/>
+          <w:lang w:val="en-US"/>
         </w:rPr>
         <w:t xml:space="preserve">. </w:t>
       </w:r>
@@ -17782,7 +13598,6 @@
         </w:rPr>
         <w:t xml:space="preserve">BRITO, Antônio Carlos; Terra, José Claudio C. Posicionamento Estratégico e Sistematização da Gestão dos </w:t>
       </w:r>
-      <w:proofErr w:type="spellStart"/>
       <w:r>
         <w:rPr>
           <w:rFonts w:ascii="Arial" w:hAnsi="Arial" w:cs="Arial"/>
@@ -17793,6 +13608,23 @@
         </w:rPr>
         <w:t>Stakeholders</w:t>
       </w:r>
+      <w:r>
+        <w:rPr>
+          <w:rFonts w:ascii="Arial" w:hAnsi="Arial" w:cs="Arial"/>
+          <w:sz w:val="24"/>
+          <w:szCs w:val="24"/>
+        </w:rPr>
+        <w:t xml:space="preserve">. Disponível em Biblioteca Terra </w:t>
+      </w:r>
+      <w:proofErr w:type="spellStart"/>
+      <w:r>
+        <w:rPr>
+          <w:rFonts w:ascii="Arial" w:hAnsi="Arial" w:cs="Arial"/>
+          <w:sz w:val="24"/>
+          <w:szCs w:val="24"/>
+        </w:rPr>
+        <w:t>Forum</w:t>
+      </w:r>
       <w:proofErr w:type="spellEnd"/>
       <w:r>
         <w:rPr>
@@ -17800,91 +13632,95 @@
           <w:sz w:val="24"/>
           <w:szCs w:val="24"/>
         </w:rPr>
-        <w:t xml:space="preserve">. Disponível em Biblioteca Terra </w:t>
+        <w:t xml:space="preserve"> Consultores, 2009.</w:t>
+      </w:r>
+    </w:p>
+    <w:p>
+      <w:pPr>
+        <w:spacing w:line="360" w:lineRule="auto"/>
+        <w:rPr>
+          <w:rFonts w:ascii="Arial" w:hAnsi="Arial" w:cs="Arial"/>
+          <w:sz w:val="24"/>
+          <w:szCs w:val="24"/>
+        </w:rPr>
+      </w:pPr>
+      <w:r>
+        <w:rPr>
+          <w:rFonts w:ascii="Arial" w:hAnsi="Arial" w:cs="Arial"/>
+          <w:sz w:val="24"/>
+          <w:szCs w:val="24"/>
+        </w:rPr>
+        <w:t>B</w:t>
+      </w:r>
+      <w:r>
+        <w:rPr>
+          <w:rFonts w:ascii="Arial" w:hAnsi="Arial" w:cs="Arial"/>
+          <w:sz w:val="24"/>
+          <w:szCs w:val="24"/>
+        </w:rPr>
+        <w:t>UYSSE</w:t>
+      </w:r>
+      <w:r>
+        <w:rPr>
+          <w:rFonts w:ascii="Arial" w:hAnsi="Arial" w:cs="Arial"/>
+          <w:sz w:val="24"/>
+          <w:szCs w:val="24"/>
+        </w:rPr>
+        <w:t>, K.</w:t>
+      </w:r>
+      <w:r>
+        <w:rPr>
+          <w:rFonts w:ascii="Arial" w:hAnsi="Arial" w:cs="Arial"/>
+          <w:sz w:val="24"/>
+          <w:szCs w:val="24"/>
+        </w:rPr>
+        <w:t>;</w:t>
+      </w:r>
+      <w:r>
+        <w:rPr>
+          <w:rFonts w:ascii="Arial" w:hAnsi="Arial" w:cs="Arial"/>
+          <w:sz w:val="24"/>
+          <w:szCs w:val="24"/>
+        </w:rPr>
+        <w:t xml:space="preserve"> V</w:t>
+      </w:r>
+      <w:r>
+        <w:rPr>
+          <w:rFonts w:ascii="Arial" w:hAnsi="Arial" w:cs="Arial"/>
+          <w:sz w:val="24"/>
+          <w:szCs w:val="24"/>
+        </w:rPr>
+        <w:t>ERBEKE</w:t>
+      </w:r>
+      <w:r>
+        <w:rPr>
+          <w:rFonts w:ascii="Arial" w:hAnsi="Arial" w:cs="Arial"/>
+          <w:sz w:val="24"/>
+          <w:szCs w:val="24"/>
+        </w:rPr>
+        <w:t xml:space="preserve">, A. </w:t>
       </w:r>
       <w:proofErr w:type="spellStart"/>
       <w:r>
         <w:rPr>
           <w:rFonts w:ascii="Arial" w:hAnsi="Arial" w:cs="Arial"/>
-          <w:sz w:val="24"/>
-          <w:szCs w:val="24"/>
-        </w:rPr>
-        <w:t>Forum</w:t>
+          <w:b/>
+          <w:bCs/>
+          <w:sz w:val="24"/>
+          <w:szCs w:val="24"/>
+        </w:rPr>
+        <w:t>Proactive</w:t>
       </w:r>
       <w:proofErr w:type="spellEnd"/>
       <w:r>
         <w:rPr>
           <w:rFonts w:ascii="Arial" w:hAnsi="Arial" w:cs="Arial"/>
-          <w:sz w:val="24"/>
-          <w:szCs w:val="24"/>
-        </w:rPr>
-        <w:t xml:space="preserve"> Consultores, 2009.</w:t>
-      </w:r>
-    </w:p>
-    <w:p>
-      <w:pPr>
-        <w:spacing w:line="360" w:lineRule="auto"/>
-        <w:rPr>
-          <w:rFonts w:ascii="Arial" w:hAnsi="Arial" w:cs="Arial"/>
-          <w:sz w:val="24"/>
-          <w:szCs w:val="24"/>
-        </w:rPr>
-      </w:pPr>
-      <w:r>
-        <w:rPr>
-          <w:rFonts w:ascii="Arial" w:hAnsi="Arial" w:cs="Arial"/>
-          <w:sz w:val="24"/>
-          <w:szCs w:val="24"/>
-        </w:rPr>
-        <w:t>B</w:t>
-      </w:r>
-      <w:r>
-        <w:rPr>
-          <w:rFonts w:ascii="Arial" w:hAnsi="Arial" w:cs="Arial"/>
-          <w:sz w:val="24"/>
-          <w:szCs w:val="24"/>
-        </w:rPr>
-        <w:t>UYSSE</w:t>
-      </w:r>
-      <w:r>
-        <w:rPr>
-          <w:rFonts w:ascii="Arial" w:hAnsi="Arial" w:cs="Arial"/>
-          <w:sz w:val="24"/>
-          <w:szCs w:val="24"/>
-        </w:rPr>
-        <w:t>, K.</w:t>
-      </w:r>
-      <w:r>
-        <w:rPr>
-          <w:rFonts w:ascii="Arial" w:hAnsi="Arial" w:cs="Arial"/>
-          <w:sz w:val="24"/>
-          <w:szCs w:val="24"/>
-        </w:rPr>
-        <w:t>;</w:t>
-      </w:r>
-      <w:r>
-        <w:rPr>
-          <w:rFonts w:ascii="Arial" w:hAnsi="Arial" w:cs="Arial"/>
-          <w:sz w:val="24"/>
-          <w:szCs w:val="24"/>
-        </w:rPr>
-        <w:t xml:space="preserve"> V</w:t>
-      </w:r>
-      <w:r>
-        <w:rPr>
-          <w:rFonts w:ascii="Arial" w:hAnsi="Arial" w:cs="Arial"/>
-          <w:sz w:val="24"/>
-          <w:szCs w:val="24"/>
-        </w:rPr>
-        <w:t>ERBEKE</w:t>
-      </w:r>
-      <w:r>
-        <w:rPr>
-          <w:rFonts w:ascii="Arial" w:hAnsi="Arial" w:cs="Arial"/>
-          <w:sz w:val="24"/>
-          <w:szCs w:val="24"/>
-        </w:rPr>
-        <w:t xml:space="preserve">, A. </w:t>
+          <w:b/>
+          <w:bCs/>
+          <w:sz w:val="24"/>
+          <w:szCs w:val="24"/>
+        </w:rPr>
+        <w:t xml:space="preserve"> Environmental </w:t>
       </w:r>
       <w:proofErr w:type="spellStart"/>
       <w:r>
@@ -17895,56 +13731,16 @@
           <w:sz w:val="24"/>
           <w:szCs w:val="24"/>
         </w:rPr>
-        <w:t>Proactive</w:t>
+        <w:t>Strategies</w:t>
       </w:r>
       <w:proofErr w:type="spellEnd"/>
       <w:r>
         <w:rPr>
           <w:rFonts w:ascii="Arial" w:hAnsi="Arial" w:cs="Arial"/>
-          <w:b/>
-          <w:bCs/>
-          <w:sz w:val="24"/>
-          <w:szCs w:val="24"/>
-        </w:rPr>
-        <w:t xml:space="preserve"> Environmental </w:t>
-      </w:r>
-      <w:proofErr w:type="spellStart"/>
-      <w:r>
-        <w:rPr>
-          <w:rFonts w:ascii="Arial" w:hAnsi="Arial" w:cs="Arial"/>
-          <w:b/>
-          <w:bCs/>
-          <w:sz w:val="24"/>
-          <w:szCs w:val="24"/>
-        </w:rPr>
-        <w:t>Strategies</w:t>
-      </w:r>
-      <w:proofErr w:type="spellEnd"/>
-      <w:r>
-        <w:rPr>
-          <w:rFonts w:ascii="Arial" w:hAnsi="Arial" w:cs="Arial"/>
-          <w:sz w:val="24"/>
-          <w:szCs w:val="24"/>
-        </w:rPr>
-        <w:t xml:space="preserve">: A </w:t>
-      </w:r>
-      <w:proofErr w:type="spellStart"/>
-      <w:r>
-        <w:rPr>
-          <w:rFonts w:ascii="Arial" w:hAnsi="Arial" w:cs="Arial"/>
-          <w:sz w:val="24"/>
-          <w:szCs w:val="24"/>
-        </w:rPr>
-        <w:t>Stakeholder</w:t>
-      </w:r>
-      <w:proofErr w:type="spellEnd"/>
-      <w:r>
-        <w:rPr>
-          <w:rFonts w:ascii="Arial" w:hAnsi="Arial" w:cs="Arial"/>
-          <w:sz w:val="24"/>
-          <w:szCs w:val="24"/>
-        </w:rPr>
-        <w:t xml:space="preserve"> Management Perspective. </w:t>
+          <w:sz w:val="24"/>
+          <w:szCs w:val="24"/>
+        </w:rPr>
+        <w:t xml:space="preserve">: A Stakeholder Management Perspective. </w:t>
       </w:r>
       <w:proofErr w:type="spellStart"/>
       <w:r>
@@ -18104,6 +13900,7 @@
           <w:rFonts w:ascii="Arial" w:hAnsi="Arial" w:cs="Arial"/>
           <w:sz w:val="24"/>
           <w:szCs w:val="24"/>
+          <w:lang w:val="en-US"/>
         </w:rPr>
       </w:pPr>
       <w:proofErr w:type="spellStart"/>
@@ -18148,37 +13945,45 @@
       <w:r>
         <w:t xml:space="preserve"> </w:t>
       </w:r>
-      <w:r>
-        <w:rPr>
-          <w:rFonts w:ascii="Arial" w:hAnsi="Arial" w:cs="Arial"/>
-          <w:sz w:val="24"/>
-          <w:szCs w:val="24"/>
-        </w:rPr>
-        <w:t xml:space="preserve">Acesso em: </w:t>
-      </w:r>
-      <w:r>
-        <w:rPr>
-          <w:rFonts w:ascii="Arial" w:hAnsi="Arial" w:cs="Arial"/>
-          <w:sz w:val="24"/>
-          <w:szCs w:val="24"/>
-        </w:rPr>
-        <w:t>11 de mar</w:t>
-      </w:r>
-      <w:r>
-        <w:rPr>
-          <w:rFonts w:ascii="Arial" w:hAnsi="Arial" w:cs="Arial"/>
-          <w:sz w:val="24"/>
-          <w:szCs w:val="24"/>
+      <w:proofErr w:type="spellStart"/>
+      <w:r>
+        <w:rPr>
+          <w:rFonts w:ascii="Arial" w:hAnsi="Arial" w:cs="Arial"/>
+          <w:sz w:val="24"/>
+          <w:szCs w:val="24"/>
+          <w:lang w:val="en-US"/>
+        </w:rPr>
+        <w:t>Acesso</w:t>
+      </w:r>
+      <w:proofErr w:type="spellEnd"/>
+      <w:r>
+        <w:rPr>
+          <w:rFonts w:ascii="Arial" w:hAnsi="Arial" w:cs="Arial"/>
+          <w:sz w:val="24"/>
+          <w:szCs w:val="24"/>
+          <w:lang w:val="en-US"/>
         </w:rPr>
         <w:t xml:space="preserve"> </w:t>
       </w:r>
-      <w:r>
-        <w:rPr>
-          <w:rFonts w:ascii="Arial" w:hAnsi="Arial" w:cs="Arial"/>
-          <w:sz w:val="24"/>
-          <w:szCs w:val="24"/>
-        </w:rPr>
-        <w:t>2026.</w:t>
+      <w:proofErr w:type="spellStart"/>
+      <w:r>
+        <w:rPr>
+          <w:rFonts w:ascii="Arial" w:hAnsi="Arial" w:cs="Arial"/>
+          <w:sz w:val="24"/>
+          <w:szCs w:val="24"/>
+          <w:lang w:val="en-US"/>
+        </w:rPr>
+        <w:t>em</w:t>
+      </w:r>
+      <w:proofErr w:type="spellEnd"/>
+      <w:r>
+        <w:rPr>
+          <w:rFonts w:ascii="Arial" w:hAnsi="Arial" w:cs="Arial"/>
+          <w:sz w:val="24"/>
+          <w:szCs w:val="24"/>
+          <w:lang w:val="en-US"/>
+        </w:rPr>
+        <w:t>: 11 de mar 2026.</w:t>
       </w:r>
     </w:p>
     <w:p>
@@ -18195,6 +14000,7 @@
           <w:rFonts w:ascii="Arial" w:hAnsi="Arial" w:cs="Arial"/>
           <w:sz w:val="24"/>
           <w:szCs w:val="24"/>
+          <w:lang w:val="en-US"/>
         </w:rPr>
         <w:t xml:space="preserve">PROJECT MANAGEMENT INSTITUTE (PMI). </w:t>
       </w:r>
@@ -18205,172 +14011,26 @@
           <w:bCs/>
           <w:sz w:val="24"/>
           <w:szCs w:val="24"/>
-        </w:rPr>
-        <w:t xml:space="preserve">PMBOK® </w:t>
-      </w:r>
-      <w:proofErr w:type="spellStart"/>
-      <w:r>
-        <w:rPr>
-          <w:rFonts w:ascii="Arial" w:hAnsi="Arial" w:cs="Arial"/>
-          <w:b/>
-          <w:bCs/>
-          <w:sz w:val="24"/>
-          <w:szCs w:val="24"/>
-        </w:rPr>
-        <w:t>Guide</w:t>
-      </w:r>
-      <w:proofErr w:type="spellEnd"/>
-      <w:r>
-        <w:rPr>
-          <w:rFonts w:ascii="Arial" w:hAnsi="Arial" w:cs="Arial"/>
-          <w:sz w:val="24"/>
-          <w:szCs w:val="24"/>
-        </w:rPr>
-        <w:t xml:space="preserve">: a </w:t>
-      </w:r>
-      <w:proofErr w:type="spellStart"/>
-      <w:r>
-        <w:rPr>
-          <w:rFonts w:ascii="Arial" w:hAnsi="Arial" w:cs="Arial"/>
-          <w:sz w:val="24"/>
-          <w:szCs w:val="24"/>
-        </w:rPr>
-        <w:t>guide</w:t>
-      </w:r>
-      <w:proofErr w:type="spellEnd"/>
-      <w:r>
-        <w:rPr>
-          <w:rFonts w:ascii="Arial" w:hAnsi="Arial" w:cs="Arial"/>
-          <w:sz w:val="24"/>
-          <w:szCs w:val="24"/>
-        </w:rPr>
-        <w:t xml:space="preserve"> </w:t>
-      </w:r>
-      <w:proofErr w:type="spellStart"/>
-      <w:r>
-        <w:rPr>
-          <w:rFonts w:ascii="Arial" w:hAnsi="Arial" w:cs="Arial"/>
-          <w:sz w:val="24"/>
-          <w:szCs w:val="24"/>
-        </w:rPr>
-        <w:t>to</w:t>
-      </w:r>
-      <w:proofErr w:type="spellEnd"/>
-      <w:r>
-        <w:rPr>
-          <w:rFonts w:ascii="Arial" w:hAnsi="Arial" w:cs="Arial"/>
-          <w:sz w:val="24"/>
-          <w:szCs w:val="24"/>
-        </w:rPr>
-        <w:t xml:space="preserve"> </w:t>
-      </w:r>
-      <w:proofErr w:type="spellStart"/>
-      <w:r>
-        <w:rPr>
-          <w:rFonts w:ascii="Arial" w:hAnsi="Arial" w:cs="Arial"/>
-          <w:sz w:val="24"/>
-          <w:szCs w:val="24"/>
-        </w:rPr>
-        <w:t>the</w:t>
-      </w:r>
-      <w:proofErr w:type="spellEnd"/>
-      <w:r>
-        <w:rPr>
-          <w:rFonts w:ascii="Arial" w:hAnsi="Arial" w:cs="Arial"/>
-          <w:sz w:val="24"/>
-          <w:szCs w:val="24"/>
-        </w:rPr>
-        <w:t xml:space="preserve"> </w:t>
-      </w:r>
-      <w:proofErr w:type="spellStart"/>
-      <w:r>
-        <w:rPr>
-          <w:rFonts w:ascii="Arial" w:hAnsi="Arial" w:cs="Arial"/>
-          <w:sz w:val="24"/>
-          <w:szCs w:val="24"/>
-        </w:rPr>
-        <w:t>project</w:t>
-      </w:r>
-      <w:proofErr w:type="spellEnd"/>
-      <w:r>
-        <w:rPr>
-          <w:rFonts w:ascii="Arial" w:hAnsi="Arial" w:cs="Arial"/>
-          <w:sz w:val="24"/>
-          <w:szCs w:val="24"/>
-        </w:rPr>
-        <w:t xml:space="preserve"> management </w:t>
-      </w:r>
-      <w:proofErr w:type="spellStart"/>
-      <w:r>
-        <w:rPr>
-          <w:rFonts w:ascii="Arial" w:hAnsi="Arial" w:cs="Arial"/>
-          <w:sz w:val="24"/>
-          <w:szCs w:val="24"/>
-        </w:rPr>
-        <w:t>body</w:t>
-      </w:r>
-      <w:proofErr w:type="spellEnd"/>
-      <w:r>
-        <w:rPr>
-          <w:rFonts w:ascii="Arial" w:hAnsi="Arial" w:cs="Arial"/>
-          <w:sz w:val="24"/>
-          <w:szCs w:val="24"/>
-        </w:rPr>
-        <w:t xml:space="preserve"> </w:t>
-      </w:r>
-      <w:proofErr w:type="spellStart"/>
-      <w:r>
-        <w:rPr>
-          <w:rFonts w:ascii="Arial" w:hAnsi="Arial" w:cs="Arial"/>
-          <w:sz w:val="24"/>
-          <w:szCs w:val="24"/>
-        </w:rPr>
-        <w:t>of</w:t>
-      </w:r>
-      <w:proofErr w:type="spellEnd"/>
-      <w:r>
-        <w:rPr>
-          <w:rFonts w:ascii="Arial" w:hAnsi="Arial" w:cs="Arial"/>
-          <w:sz w:val="24"/>
-          <w:szCs w:val="24"/>
-        </w:rPr>
-        <w:t xml:space="preserve"> </w:t>
-      </w:r>
-      <w:proofErr w:type="spellStart"/>
-      <w:r>
-        <w:rPr>
-          <w:rFonts w:ascii="Arial" w:hAnsi="Arial" w:cs="Arial"/>
-          <w:sz w:val="24"/>
-          <w:szCs w:val="24"/>
-        </w:rPr>
-        <w:t>knowledge</w:t>
-      </w:r>
-      <w:proofErr w:type="spellEnd"/>
-      <w:r>
-        <w:rPr>
-          <w:rFonts w:ascii="Arial" w:hAnsi="Arial" w:cs="Arial"/>
-          <w:sz w:val="24"/>
-          <w:szCs w:val="24"/>
-        </w:rPr>
-        <w:t xml:space="preserve">. 6. ed. </w:t>
-      </w:r>
-      <w:proofErr w:type="spellStart"/>
-      <w:r>
-        <w:rPr>
-          <w:rFonts w:ascii="Arial" w:hAnsi="Arial" w:cs="Arial"/>
-          <w:sz w:val="24"/>
-          <w:szCs w:val="24"/>
-        </w:rPr>
-        <w:t>Newtown</w:t>
-      </w:r>
-      <w:proofErr w:type="spellEnd"/>
-      <w:r>
-        <w:rPr>
-          <w:rFonts w:ascii="Arial" w:hAnsi="Arial" w:cs="Arial"/>
-          <w:sz w:val="24"/>
-          <w:szCs w:val="24"/>
-        </w:rPr>
-        <w:t xml:space="preserve"> Square: Project Management </w:t>
+          <w:lang w:val="en-US"/>
+        </w:rPr>
+        <w:t>PMBOK® Guide</w:t>
+      </w:r>
+      <w:r>
+        <w:rPr>
+          <w:rFonts w:ascii="Arial" w:hAnsi="Arial" w:cs="Arial"/>
+          <w:sz w:val="24"/>
+          <w:szCs w:val="24"/>
+          <w:lang w:val="en-US"/>
+        </w:rPr>
+        <w:t xml:space="preserve">: a guide to the project management body of knowledge. </w:t>
+      </w:r>
+      <w:r>
+        <w:rPr>
+          <w:rFonts w:ascii="Arial" w:hAnsi="Arial" w:cs="Arial"/>
+          <w:sz w:val="24"/>
+          <w:szCs w:val="24"/>
+        </w:rPr>
+        <w:t xml:space="preserve">6. ed. Newtown Square: Project Management </w:t>
       </w:r>
       <w:proofErr w:type="spellStart"/>
       <w:r>
@@ -18494,7 +14154,7 @@
 </file>
 
 <file path=word/endnotes.xml><?xml version="1.0" encoding="utf-8"?>
-<w:endnotes xmlns:wpc="http://schemas.microsoft.com/office/word/2010/wordprocessingCanvas" xmlns:cx="http://schemas.microsoft.com/office/drawing/2014/chartex" xmlns:mc="http://schemas.openxmlformats.org/markup-compatibility/2006" xmlns:o="urn:schemas-microsoft-com:office:office" xmlns:r="http://schemas.openxmlformats.org/officeDocument/2006/relationships" xmlns:m="http://schemas.openxmlformats.org/officeDocument/2006/math" xmlns:v="urn:schemas-microsoft-com:vml" xmlns:wp14="http://schemas.microsoft.com/office/word/2010/wordprocessingDrawing" xmlns:wp="http://schemas.openxmlformats.org/drawingml/2006/wordprocessingDrawing" xmlns:w10="urn:schemas-microsoft-com:office:word" xmlns:w="http://schemas.openxmlformats.org/wordprocessingml/2006/main" xmlns:w14="http://schemas.microsoft.com/office/word/2010/wordml" xmlns:w15="http://schemas.microsoft.com/office/word/2012/wordml" xmlns:w16se="http://schemas.microsoft.com/office/word/2015/wordml/symex" xmlns:wpg="http://schemas.microsoft.com/office/word/2010/wordprocessingGroup" xmlns:wpi="http://schemas.microsoft.com/office/word/2010/wordprocessingInk" xmlns:wne="http://schemas.microsoft.com/office/word/2006/wordml" xmlns:wps="http://schemas.microsoft.com/office/word/2010/wordprocessingShape" mc:Ignorable="w14 w15 w16se wp14">
+<w:endnotes xmlns:wpc="http://schemas.microsoft.com/office/word/2010/wordprocessingCanvas" xmlns:cx="http://schemas.microsoft.com/office/drawing/2014/chartex" xmlns:cx1="http://schemas.microsoft.com/office/drawing/2015/9/8/chartex" xmlns:cx2="http://schemas.microsoft.com/office/drawing/2015/10/21/chartex" xmlns:cx3="http://schemas.microsoft.com/office/drawing/2016/5/9/chartex" xmlns:cx4="http://schemas.microsoft.com/office/drawing/2016/5/10/chartex" xmlns:cx5="http://schemas.microsoft.com/office/drawing/2016/5/11/chartex" xmlns:cx6="http://schemas.microsoft.com/office/drawing/2016/5/12/chartex" xmlns:cx7="http://schemas.microsoft.com/office/drawing/2016/5/13/chartex" xmlns:cx8="http://schemas.microsoft.com/office/drawing/2016/5/14/chartex" xmlns:mc="http://schemas.openxmlformats.org/markup-compatibility/2006" xmlns:aink="http://schemas.microsoft.com/office/drawing/2016/ink" xmlns:am3d="http://schemas.microsoft.com/office/drawing/2017/model3d" xmlns:o="urn:schemas-microsoft-com:office:office" xmlns:oel="http://schemas.microsoft.com/office/2019/extlst" xmlns:r="http://schemas.openxmlformats.org/officeDocument/2006/relationships" xmlns:m="http://schemas.openxmlformats.org/officeDocument/2006/math" xmlns:v="urn:schemas-microsoft-com:vml" xmlns:wp14="http://schemas.microsoft.com/office/word/2010/wordprocessingDrawing" xmlns:wp="http://schemas.openxmlformats.org/drawingml/2006/wordprocessingDrawing" xmlns:w10="urn:schemas-microsoft-com:office:word" xmlns:w="http://schemas.openxmlformats.org/wordprocessingml/2006/main" xmlns:w14="http://schemas.microsoft.com/office/word/2010/wordml" xmlns:w15="http://schemas.microsoft.com/office/word/2012/wordml" xmlns:w16cex="http://schemas.microsoft.com/office/word/2018/wordml/cex" xmlns:w16cid="http://schemas.microsoft.com/office/word/2016/wordml/cid" xmlns:w16="http://schemas.microsoft.com/office/word/2018/wordml" xmlns:w16du="http://schemas.microsoft.com/office/word/2023/wordml/word16du" xmlns:w16sdtdh="http://schemas.microsoft.com/office/word/2020/wordml/sdtdatahash" xmlns:w16sdtfl="http://schemas.microsoft.com/office/word/2024/wordml/sdtformatlock" xmlns:w16se="http://schemas.microsoft.com/office/word/2015/wordml/symex" xmlns:wpg="http://schemas.microsoft.com/office/word/2010/wordprocessingGroup" xmlns:wpi="http://schemas.microsoft.com/office/word/2010/wordprocessingInk" xmlns:wne="http://schemas.microsoft.com/office/word/2006/wordml" xmlns:wps="http://schemas.microsoft.com/office/word/2010/wordprocessingShape" mc:Ignorable="w14 w15 w16se w16cid w16 w16cex w16sdtdh w16sdtfl w16du wp14">
   <w:endnote w:type="separator" w:id="-1">
     <w:p>
       <w:pPr>
@@ -18519,7 +14179,7 @@
 </file>
 
 <file path=word/footer1.xml><?xml version="1.0" encoding="utf-8"?>
-<w:ftr xmlns:wpc="http://schemas.microsoft.com/office/word/2010/wordprocessingCanvas" xmlns:cx="http://schemas.microsoft.com/office/drawing/2014/chartex" xmlns:mc="http://schemas.openxmlformats.org/markup-compatibility/2006" xmlns:o="urn:schemas-microsoft-com:office:office" xmlns:r="http://schemas.openxmlformats.org/officeDocument/2006/relationships" xmlns:m="http://schemas.openxmlformats.org/officeDocument/2006/math" xmlns:v="urn:schemas-microsoft-com:vml" xmlns:wp14="http://schemas.microsoft.com/office/word/2010/wordprocessingDrawing" xmlns:wp="http://schemas.openxmlformats.org/drawingml/2006/wordprocessingDrawing" xmlns:w10="urn:schemas-microsoft-com:office:word" xmlns:w="http://schemas.openxmlformats.org/wordprocessingml/2006/main" xmlns:w14="http://schemas.microsoft.com/office/word/2010/wordml" xmlns:w15="http://schemas.microsoft.com/office/word/2012/wordml" xmlns:w16se="http://schemas.microsoft.com/office/word/2015/wordml/symex" xmlns:wpg="http://schemas.microsoft.com/office/word/2010/wordprocessingGroup" xmlns:wpi="http://schemas.microsoft.com/office/word/2010/wordprocessingInk" xmlns:wne="http://schemas.microsoft.com/office/word/2006/wordml" xmlns:wps="http://schemas.microsoft.com/office/word/2010/wordprocessingShape" mc:Ignorable="w14 w15 w16se wp14">
+<w:ftr xmlns:wpc="http://schemas.microsoft.com/office/word/2010/wordprocessingCanvas" xmlns:cx="http://schemas.microsoft.com/office/drawing/2014/chartex" xmlns:cx1="http://schemas.microsoft.com/office/drawing/2015/9/8/chartex" xmlns:cx2="http://schemas.microsoft.com/office/drawing/2015/10/21/chartex" xmlns:cx3="http://schemas.microsoft.com/office/drawing/2016/5/9/chartex" xmlns:cx4="http://schemas.microsoft.com/office/drawing/2016/5/10/chartex" xmlns:cx5="http://schemas.microsoft.com/office/drawing/2016/5/11/chartex" xmlns:cx6="http://schemas.microsoft.com/office/drawing/2016/5/12/chartex" xmlns:cx7="http://schemas.microsoft.com/office/drawing/2016/5/13/chartex" xmlns:cx8="http://schemas.microsoft.com/office/drawing/2016/5/14/chartex" xmlns:mc="http://schemas.openxmlformats.org/markup-compatibility/2006" xmlns:aink="http://schemas.microsoft.com/office/drawing/2016/ink" xmlns:am3d="http://schemas.microsoft.com/office/drawing/2017/model3d" xmlns:o="urn:schemas-microsoft-com:office:office" xmlns:oel="http://schemas.microsoft.com/office/2019/extlst" xmlns:r="http://schemas.openxmlformats.org/officeDocument/2006/relationships" xmlns:m="http://schemas.openxmlformats.org/officeDocument/2006/math" xmlns:v="urn:schemas-microsoft-com:vml" xmlns:wp14="http://schemas.microsoft.com/office/word/2010/wordprocessingDrawing" xmlns:wp="http://schemas.openxmlformats.org/drawingml/2006/wordprocessingDrawing" xmlns:w10="urn:schemas-microsoft-com:office:word" xmlns:w="http://schemas.openxmlformats.org/wordprocessingml/2006/main" xmlns:w14="http://schemas.microsoft.com/office/word/2010/wordml" xmlns:w15="http://schemas.microsoft.com/office/word/2012/wordml" xmlns:w16cex="http://schemas.microsoft.com/office/word/2018/wordml/cex" xmlns:w16cid="http://schemas.microsoft.com/office/word/2016/wordml/cid" xmlns:w16="http://schemas.microsoft.com/office/word/2018/wordml" xmlns:w16du="http://schemas.microsoft.com/office/word/2023/wordml/word16du" xmlns:w16sdtdh="http://schemas.microsoft.com/office/word/2020/wordml/sdtdatahash" xmlns:w16sdtfl="http://schemas.microsoft.com/office/word/2024/wordml/sdtformatlock" xmlns:w16se="http://schemas.microsoft.com/office/word/2015/wordml/symex" xmlns:wpg="http://schemas.microsoft.com/office/word/2010/wordprocessingGroup" xmlns:wpi="http://schemas.microsoft.com/office/word/2010/wordprocessingInk" xmlns:wne="http://schemas.microsoft.com/office/word/2006/wordml" xmlns:wps="http://schemas.microsoft.com/office/word/2010/wordprocessingShape" mc:Ignorable="w14 w15 w16se w16cid w16 w16cex w16sdtdh w16sdtfl w16du wp14">
   <w:p>
     <w:pPr>
       <w:pStyle w:val="Rodap"/>
@@ -18529,7 +14189,7 @@
 </file>
 
 <file path=word/footnotes.xml><?xml version="1.0" encoding="utf-8"?>
-<w:footnotes xmlns:wpc="http://schemas.microsoft.com/office/word/2010/wordprocessingCanvas" xmlns:cx="http://schemas.microsoft.com/office/drawing/2014/chartex" xmlns:mc="http://schemas.openxmlformats.org/markup-compatibility/2006" xmlns:o="urn:schemas-microsoft-com:office:office" xmlns:r="http://schemas.openxmlformats.org/officeDocument/2006/relationships" xmlns:m="http://schemas.openxmlformats.org/officeDocument/2006/math" xmlns:v="urn:schemas-microsoft-com:vml" xmlns:wp14="http://schemas.microsoft.com/office/word/2010/wordprocessingDrawing" xmlns:wp="http://schemas.openxmlformats.org/drawingml/2006/wordprocessingDrawing" xmlns:w10="urn:schemas-microsoft-com:office:word" xmlns:w="http://schemas.openxmlformats.org/wordprocessingml/2006/main" xmlns:w14="http://schemas.microsoft.com/office/word/2010/wordml" xmlns:w15="http://schemas.microsoft.com/office/word/2012/wordml" xmlns:w16se="http://schemas.microsoft.com/office/word/2015/wordml/symex" xmlns:wpg="http://schemas.microsoft.com/office/word/2010/wordprocessingGroup" xmlns:wpi="http://schemas.microsoft.com/office/word/2010/wordprocessingInk" xmlns:wne="http://schemas.microsoft.com/office/word/2006/wordml" xmlns:wps="http://schemas.microsoft.com/office/word/2010/wordprocessingShape" mc:Ignorable="w14 w15 w16se wp14">
+<w:footnotes xmlns:wpc="http://schemas.microsoft.com/office/word/2010/wordprocessingCanvas" xmlns:cx="http://schemas.microsoft.com/office/drawing/2014/chartex" xmlns:cx1="http://schemas.microsoft.com/office/drawing/2015/9/8/chartex" xmlns:cx2="http://schemas.microsoft.com/office/drawing/2015/10/21/chartex" xmlns:cx3="http://schemas.microsoft.com/office/drawing/2016/5/9/chartex" xmlns:cx4="http://schemas.microsoft.com/office/drawing/2016/5/10/chartex" xmlns:cx5="http://schemas.microsoft.com/office/drawing/2016/5/11/chartex" xmlns:cx6="http://schemas.microsoft.com/office/drawing/2016/5/12/chartex" xmlns:cx7="http://schemas.microsoft.com/office/drawing/2016/5/13/chartex" xmlns:cx8="http://schemas.microsoft.com/office/drawing/2016/5/14/chartex" xmlns:mc="http://schemas.openxmlformats.org/markup-compatibility/2006" xmlns:aink="http://schemas.microsoft.com/office/drawing/2016/ink" xmlns:am3d="http://schemas.microsoft.com/office/drawing/2017/model3d" xmlns:o="urn:schemas-microsoft-com:office:office" xmlns:oel="http://schemas.microsoft.com/office/2019/extlst" xmlns:r="http://schemas.openxmlformats.org/officeDocument/2006/relationships" xmlns:m="http://schemas.openxmlformats.org/officeDocument/2006/math" xmlns:v="urn:schemas-microsoft-com:vml" xmlns:wp14="http://schemas.microsoft.com/office/word/2010/wordprocessingDrawing" xmlns:wp="http://schemas.openxmlformats.org/drawingml/2006/wordprocessingDrawing" xmlns:w10="urn:schemas-microsoft-com:office:word" xmlns:w="http://schemas.openxmlformats.org/wordprocessingml/2006/main" xmlns:w14="http://schemas.microsoft.com/office/word/2010/wordml" xmlns:w15="http://schemas.microsoft.com/office/word/2012/wordml" xmlns:w16cex="http://schemas.microsoft.com/office/word/2018/wordml/cex" xmlns:w16cid="http://schemas.microsoft.com/office/word/2016/wordml/cid" xmlns:w16="http://schemas.microsoft.com/office/word/2018/wordml" xmlns:w16du="http://schemas.microsoft.com/office/word/2023/wordml/word16du" xmlns:w16sdtdh="http://schemas.microsoft.com/office/word/2020/wordml/sdtdatahash" xmlns:w16sdtfl="http://schemas.microsoft.com/office/word/2024/wordml/sdtformatlock" xmlns:w16se="http://schemas.microsoft.com/office/word/2015/wordml/symex" xmlns:wpg="http://schemas.microsoft.com/office/word/2010/wordprocessingGroup" xmlns:wpi="http://schemas.microsoft.com/office/word/2010/wordprocessingInk" xmlns:wne="http://schemas.microsoft.com/office/word/2006/wordml" xmlns:wps="http://schemas.microsoft.com/office/word/2010/wordprocessingShape" mc:Ignorable="w14 w15 w16se w16cid w16 w16cex w16sdtdh w16sdtfl w16du wp14">
   <w:footnote w:type="separator" w:id="-1">
     <w:p>
       <w:pPr>
@@ -18554,7 +14214,7 @@
 </file>
 
 <file path=word/header1.xml><?xml version="1.0" encoding="utf-8"?>
-<w:hdr xmlns:wpc="http://schemas.microsoft.com/office/word/2010/wordprocessingCanvas" xmlns:cx="http://schemas.microsoft.com/office/drawing/2014/chartex" xmlns:mc="http://schemas.openxmlformats.org/markup-compatibility/2006" xmlns:o="urn:schemas-microsoft-com:office:office" xmlns:r="http://schemas.openxmlformats.org/officeDocument/2006/relationships" xmlns:m="http://schemas.openxmlformats.org/officeDocument/2006/math" xmlns:v="urn:schemas-microsoft-com:vml" xmlns:wp14="http://schemas.microsoft.com/office/word/2010/wordprocessingDrawing" xmlns:wp="http://schemas.openxmlformats.org/drawingml/2006/wordprocessingDrawing" xmlns:w10="urn:schemas-microsoft-com:office:word" xmlns:w="http://schemas.openxmlformats.org/wordprocessingml/2006/main" xmlns:w14="http://schemas.microsoft.com/office/word/2010/wordml" xmlns:w15="http://schemas.microsoft.com/office/word/2012/wordml" xmlns:w16se="http://schemas.microsoft.com/office/word/2015/wordml/symex" xmlns:wpg="http://schemas.microsoft.com/office/word/2010/wordprocessingGroup" xmlns:wpi="http://schemas.microsoft.com/office/word/2010/wordprocessingInk" xmlns:wne="http://schemas.microsoft.com/office/word/2006/wordml" xmlns:wps="http://schemas.microsoft.com/office/word/2010/wordprocessingShape" mc:Ignorable="w14 w15 w16se wp14">
+<w:hdr xmlns:wpc="http://schemas.microsoft.com/office/word/2010/wordprocessingCanvas" xmlns:cx="http://schemas.microsoft.com/office/drawing/2014/chartex" xmlns:cx1="http://schemas.microsoft.com/office/drawing/2015/9/8/chartex" xmlns:cx2="http://schemas.microsoft.com/office/drawing/2015/10/21/chartex" xmlns:cx3="http://schemas.microsoft.com/office/drawing/2016/5/9/chartex" xmlns:cx4="http://schemas.microsoft.com/office/drawing/2016/5/10/chartex" xmlns:cx5="http://schemas.microsoft.com/office/drawing/2016/5/11/chartex" xmlns:cx6="http://schemas.microsoft.com/office/drawing/2016/5/12/chartex" xmlns:cx7="http://schemas.microsoft.com/office/drawing/2016/5/13/chartex" xmlns:cx8="http://schemas.microsoft.com/office/drawing/2016/5/14/chartex" xmlns:mc="http://schemas.openxmlformats.org/markup-compatibility/2006" xmlns:aink="http://schemas.microsoft.com/office/drawing/2016/ink" xmlns:am3d="http://schemas.microsoft.com/office/drawing/2017/model3d" xmlns:o="urn:schemas-microsoft-com:office:office" xmlns:oel="http://schemas.microsoft.com/office/2019/extlst" xmlns:r="http://schemas.openxmlformats.org/officeDocument/2006/relationships" xmlns:m="http://schemas.openxmlformats.org/officeDocument/2006/math" xmlns:v="urn:schemas-microsoft-com:vml" xmlns:wp14="http://schemas.microsoft.com/office/word/2010/wordprocessingDrawing" xmlns:wp="http://schemas.openxmlformats.org/drawingml/2006/wordprocessingDrawing" xmlns:w10="urn:schemas-microsoft-com:office:word" xmlns:w="http://schemas.openxmlformats.org/wordprocessingml/2006/main" xmlns:w14="http://schemas.microsoft.com/office/word/2010/wordml" xmlns:w15="http://schemas.microsoft.com/office/word/2012/wordml" xmlns:w16cex="http://schemas.microsoft.com/office/word/2018/wordml/cex" xmlns:w16cid="http://schemas.microsoft.com/office/word/2016/wordml/cid" xmlns:w16="http://schemas.microsoft.com/office/word/2018/wordml" xmlns:w16du="http://schemas.microsoft.com/office/word/2023/wordml/word16du" xmlns:w16sdtdh="http://schemas.microsoft.com/office/word/2020/wordml/sdtdatahash" xmlns:w16sdtfl="http://schemas.microsoft.com/office/word/2024/wordml/sdtformatlock" xmlns:w16se="http://schemas.microsoft.com/office/word/2015/wordml/symex" xmlns:wpg="http://schemas.microsoft.com/office/word/2010/wordprocessingGroup" xmlns:wpi="http://schemas.microsoft.com/office/word/2010/wordprocessingInk" xmlns:wne="http://schemas.microsoft.com/office/word/2006/wordml" xmlns:wps="http://schemas.microsoft.com/office/word/2010/wordprocessingShape" mc:Ignorable="w14 w15 w16se w16cid w16 w16cex w16sdtdh w16sdtfl w16du wp14">
   <w:sdt>
     <w:sdtPr>
       <w:id w:val="533550895"/>
@@ -18599,7 +14259,7 @@
 </file>
 
 <file path=word/numbering.xml><?xml version="1.0" encoding="utf-8"?>
-<w:numbering xmlns:wpc="http://schemas.microsoft.com/office/word/2010/wordprocessingCanvas" xmlns:cx="http://schemas.microsoft.com/office/drawing/2014/chartex" xmlns:mc="http://schemas.openxmlformats.org/markup-compatibility/2006" xmlns:o="urn:schemas-microsoft-com:office:office" xmlns:r="http://schemas.openxmlformats.org/officeDocument/2006/relationships" xmlns:m="http://schemas.openxmlformats.org/officeDocument/2006/math" xmlns:v="urn:schemas-microsoft-com:vml" xmlns:wp14="http://schemas.microsoft.com/office/word/2010/wordprocessingDrawing" xmlns:wp="http://schemas.openxmlformats.org/drawingml/2006/wordprocessingDrawing" xmlns:w10="urn:schemas-microsoft-com:office:word" xmlns:w="http://schemas.openxmlformats.org/wordprocessingml/2006/main" xmlns:w14="http://schemas.microsoft.com/office/word/2010/wordml" xmlns:w15="http://schemas.microsoft.com/office/word/2012/wordml" xmlns:w16se="http://schemas.microsoft.com/office/word/2015/wordml/symex" xmlns:wpg="http://schemas.microsoft.com/office/word/2010/wordprocessingGroup" xmlns:wpi="http://schemas.microsoft.com/office/word/2010/wordprocessingInk" xmlns:wne="http://schemas.microsoft.com/office/word/2006/wordml" xmlns:wps="http://schemas.microsoft.com/office/word/2010/wordprocessingShape" mc:Ignorable="w14 w15 w16se wp14">
+<w:numbering xmlns:wpc="http://schemas.microsoft.com/office/word/2010/wordprocessingCanvas" xmlns:cx="http://schemas.microsoft.com/office/drawing/2014/chartex" xmlns:cx1="http://schemas.microsoft.com/office/drawing/2015/9/8/chartex" xmlns:cx2="http://schemas.microsoft.com/office/drawing/2015/10/21/chartex" xmlns:cx3="http://schemas.microsoft.com/office/drawing/2016/5/9/chartex" xmlns:cx4="http://schemas.microsoft.com/office/drawing/2016/5/10/chartex" xmlns:cx5="http://schemas.microsoft.com/office/drawing/2016/5/11/chartex" xmlns:cx6="http://schemas.microsoft.com/office/drawing/2016/5/12/chartex" xmlns:cx7="http://schemas.microsoft.com/office/drawing/2016/5/13/chartex" xmlns:cx8="http://schemas.microsoft.com/office/drawing/2016/5/14/chartex" xmlns:mc="http://schemas.openxmlformats.org/markup-compatibility/2006" xmlns:aink="http://schemas.microsoft.com/office/drawing/2016/ink" xmlns:am3d="http://schemas.microsoft.com/office/drawing/2017/model3d" xmlns:o="urn:schemas-microsoft-com:office:office" xmlns:oel="http://schemas.microsoft.com/office/2019/extlst" xmlns:r="http://schemas.openxmlformats.org/officeDocument/2006/relationships" xmlns:m="http://schemas.openxmlformats.org/officeDocument/2006/math" xmlns:v="urn:schemas-microsoft-com:vml" xmlns:wp14="http://schemas.microsoft.com/office/word/2010/wordprocessingDrawing" xmlns:wp="http://schemas.openxmlformats.org/drawingml/2006/wordprocessingDrawing" xmlns:w10="urn:schemas-microsoft-com:office:word" xmlns:w="http://schemas.openxmlformats.org/wordprocessingml/2006/main" xmlns:w14="http://schemas.microsoft.com/office/word/2010/wordml" xmlns:w15="http://schemas.microsoft.com/office/word/2012/wordml" xmlns:w16cex="http://schemas.microsoft.com/office/word/2018/wordml/cex" xmlns:w16cid="http://schemas.microsoft.com/office/word/2016/wordml/cid" xmlns:w16="http://schemas.microsoft.com/office/word/2018/wordml" xmlns:w16du="http://schemas.microsoft.com/office/word/2023/wordml/word16du" xmlns:w16sdtdh="http://schemas.microsoft.com/office/word/2020/wordml/sdtdatahash" xmlns:w16sdtfl="http://schemas.microsoft.com/office/word/2024/wordml/sdtformatlock" xmlns:w16se="http://schemas.microsoft.com/office/word/2015/wordml/symex" xmlns:wpg="http://schemas.microsoft.com/office/word/2010/wordprocessingGroup" xmlns:wpi="http://schemas.microsoft.com/office/word/2010/wordprocessingInk" xmlns:wne="http://schemas.microsoft.com/office/word/2006/wordml" xmlns:wps="http://schemas.microsoft.com/office/word/2010/wordprocessingShape" mc:Ignorable="w14 w15 w16se w16cid w16 w16cex w16sdtdh w16sdtfl w16du wp14">
   <w:abstractNum w:abstractNumId="0" w15:restartNumberingAfterBreak="0">
     <w:nsid w:val="00A155CE"/>
     <w:multiLevelType w:val="hybridMultilevel"/>
@@ -20535,59 +16195,59 @@
       </w:rPr>
     </w:lvl>
   </w:abstractNum>
-  <w:num w:numId="1">
+  <w:num w:numId="1" w16cid:durableId="1653439293">
     <w:abstractNumId w:val="10"/>
   </w:num>
-  <w:num w:numId="2">
+  <w:num w:numId="2" w16cid:durableId="214315022">
     <w:abstractNumId w:val="8"/>
   </w:num>
-  <w:num w:numId="3">
+  <w:num w:numId="3" w16cid:durableId="951130890">
     <w:abstractNumId w:val="11"/>
   </w:num>
-  <w:num w:numId="4">
+  <w:num w:numId="4" w16cid:durableId="967007511">
     <w:abstractNumId w:val="9"/>
   </w:num>
-  <w:num w:numId="5">
+  <w:num w:numId="5" w16cid:durableId="859273300">
     <w:abstractNumId w:val="1"/>
   </w:num>
-  <w:num w:numId="6">
+  <w:num w:numId="6" w16cid:durableId="32192078">
     <w:abstractNumId w:val="4"/>
   </w:num>
-  <w:num w:numId="7">
+  <w:num w:numId="7" w16cid:durableId="573971104">
     <w:abstractNumId w:val="7"/>
   </w:num>
-  <w:num w:numId="8">
+  <w:num w:numId="8" w16cid:durableId="440800310">
     <w:abstractNumId w:val="14"/>
   </w:num>
-  <w:num w:numId="9">
+  <w:num w:numId="9" w16cid:durableId="260183677">
     <w:abstractNumId w:val="0"/>
   </w:num>
-  <w:num w:numId="10">
+  <w:num w:numId="10" w16cid:durableId="1261908739">
     <w:abstractNumId w:val="5"/>
   </w:num>
-  <w:num w:numId="11">
+  <w:num w:numId="11" w16cid:durableId="1703242018">
     <w:abstractNumId w:val="15"/>
   </w:num>
-  <w:num w:numId="12">
+  <w:num w:numId="12" w16cid:durableId="2055306255">
     <w:abstractNumId w:val="6"/>
   </w:num>
-  <w:num w:numId="13">
+  <w:num w:numId="13" w16cid:durableId="1271090321">
     <w:abstractNumId w:val="2"/>
   </w:num>
-  <w:num w:numId="14">
+  <w:num w:numId="14" w16cid:durableId="566695406">
     <w:abstractNumId w:val="3"/>
   </w:num>
-  <w:num w:numId="15">
+  <w:num w:numId="15" w16cid:durableId="1612929203">
     <w:abstractNumId w:val="12"/>
   </w:num>
-  <w:num w:numId="16">
+  <w:num w:numId="16" w16cid:durableId="2008708753">
     <w:abstractNumId w:val="13"/>
   </w:num>
 </w:numbering>
 </file>
 
 <file path=word/styles.xml><?xml version="1.0" encoding="utf-8"?>
-<w:styles xmlns:mc="http://schemas.openxmlformats.org/markup-compatibility/2006" xmlns:r="http://schemas.openxmlformats.org/officeDocument/2006/relationships" xmlns:w="http://schemas.openxmlformats.org/wordprocessingml/2006/main" xmlns:w14="http://schemas.microsoft.com/office/word/2010/wordml" xmlns:w15="http://schemas.microsoft.com/office/word/2012/wordml" xmlns:w16se="http://schemas.microsoft.com/office/word/2015/wordml/symex" mc:Ignorable="w14 w15 w16se">
+<w:styles xmlns:mc="http://schemas.openxmlformats.org/markup-compatibility/2006" xmlns:r="http://schemas.openxmlformats.org/officeDocument/2006/relationships" xmlns:w="http://schemas.openxmlformats.org/wordprocessingml/2006/main" xmlns:w14="http://schemas.microsoft.com/office/word/2010/wordml" xmlns:w15="http://schemas.microsoft.com/office/word/2012/wordml" xmlns:w16cex="http://schemas.microsoft.com/office/word/2018/wordml/cex" xmlns:w16cid="http://schemas.microsoft.com/office/word/2016/wordml/cid" xmlns:w16="http://schemas.microsoft.com/office/word/2018/wordml" xmlns:w16du="http://schemas.microsoft.com/office/word/2023/wordml/word16du" xmlns:w16sdtdh="http://schemas.microsoft.com/office/word/2020/wordml/sdtdatahash" xmlns:w16sdtfl="http://schemas.microsoft.com/office/word/2024/wordml/sdtformatlock" xmlns:w16se="http://schemas.microsoft.com/office/word/2015/wordml/symex" mc:Ignorable="w14 w15 w16se w16cid w16 w16cex w16sdtdh w16sdtfl w16du">
   <w:docDefaults>
     <w:rPrDefault>
       <w:rPr>
@@ -20603,7 +16263,7 @@
       </w:pPr>
     </w:pPrDefault>
   </w:docDefaults>
-  <w:latentStyles w:defLockedState="0" w:defUIPriority="99" w:defSemiHidden="0" w:defUnhideWhenUsed="0" w:defQFormat="0" w:count="371">
+  <w:latentStyles w:defLockedState="0" w:defUIPriority="99" w:defSemiHidden="0" w:defUnhideWhenUsed="0" w:defQFormat="0" w:count="376">
     <w:lsdException w:name="Normal" w:uiPriority="0" w:qFormat="1"/>
     <w:lsdException w:name="heading 1" w:uiPriority="9" w:qFormat="1"/>
     <w:lsdException w:name="heading 2" w:semiHidden="1" w:uiPriority="9" w:unhideWhenUsed="1" w:qFormat="1"/>
@@ -20975,6 +16635,11 @@
     <w:lsdException w:name="List Table 5 Dark Accent 6" w:uiPriority="50"/>
     <w:lsdException w:name="List Table 6 Colorful Accent 6" w:uiPriority="51"/>
     <w:lsdException w:name="List Table 7 Colorful Accent 6" w:uiPriority="52"/>
+    <w:lsdException w:name="Mention" w:semiHidden="1" w:unhideWhenUsed="1"/>
+    <w:lsdException w:name="Smart Hyperlink" w:semiHidden="1" w:unhideWhenUsed="1"/>
+    <w:lsdException w:name="Hashtag" w:semiHidden="1" w:unhideWhenUsed="1"/>
+    <w:lsdException w:name="Unresolved Mention" w:semiHidden="1" w:unhideWhenUsed="1"/>
+    <w:lsdException w:name="Smart Link" w:semiHidden="1" w:unhideWhenUsed="1"/>
   </w:latentStyles>
   <w:style w:type="paragraph" w:default="1" w:styleId="Normal">
     <w:name w:val="Normal"/>
@@ -21537,8 +17202,8 @@
       <w:szCs w:val="20"/>
     </w:rPr>
   </w:style>
-  <w:style w:type="character" w:customStyle="1" w:styleId="UnresolvedMention">
-    <w:name w:val="Unresolved Mention"/>
+  <w:style w:type="character" w:customStyle="1" w:styleId="MenoPendente1">
+    <w:name w:val="Menção Pendente1"/>
     <w:basedOn w:val="Fontepargpadro"/>
     <w:uiPriority w:val="99"/>
     <w:semiHidden/>
